--- a/reports/PTDLnhom.docx
+++ b/reports/PTDLnhom.docx
@@ -5,6 +5,7 @@
     <w:p>
       <w:pPr>
         <w:spacing w:line="360" w:lineRule="auto"/>
+        <w:jc w:val="both"/>
         <w:rPr>
           <w:rFonts w:ascii="Times New Roman" w:cs="Times New Roman" w:eastAsia="Times New Roman" w:hAnsi="Times New Roman"/>
           <w:sz w:val="26"/>
@@ -134,12 +135,12 @@
                 <wp:inline distB="114300" distT="114300" distL="114300" distR="114300">
                   <wp:extent cx="2007958" cy="1604184"/>
                   <wp:effectExtent b="0" l="0" r="0" t="0"/>
-                  <wp:docPr id="6" name="image6.png"/>
+                  <wp:docPr id="16" name="image9.png"/>
                   <a:graphic>
                     <a:graphicData uri="http://schemas.openxmlformats.org/drawingml/2006/picture">
                       <pic:pic>
                         <pic:nvPicPr>
-                          <pic:cNvPr id="0" name="image6.png"/>
+                          <pic:cNvPr id="0" name="image9.png"/>
                           <pic:cNvPicPr preferRelativeResize="0"/>
                         </pic:nvPicPr>
                         <pic:blipFill>
@@ -223,11 +224,28 @@
             <w:pPr>
               <w:widowControl w:val="0"/>
               <w:spacing w:line="360" w:lineRule="auto"/>
-              <w:jc w:val="left"/>
+              <w:jc w:val="both"/>
               <w:rPr>
                 <w:rFonts w:ascii="Times New Roman" w:cs="Times New Roman" w:eastAsia="Times New Roman" w:hAnsi="Times New Roman"/>
                 <w:b w:val="1"/>
                 <w:bCs w:val="1"/>
+                <w:sz w:val="26"/>
+                <w:szCs w:val="26"/>
+              </w:rPr>
+            </w:pPr>
+            <w:r>
+              <w:rPr>
+                <w:rtl w:val="0"/>
+              </w:rPr>
+            </w:r>
+          </w:p>
+          <w:p>
+            <w:pPr>
+              <w:widowControl w:val="0"/>
+              <w:spacing w:line="360" w:lineRule="auto"/>
+              <w:jc w:val="both"/>
+              <w:rPr>
+                <w:rFonts w:ascii="Times New Roman" w:cs="Times New Roman" w:eastAsia="Times New Roman" w:hAnsi="Times New Roman"/>
                 <w:sz w:val="26"/>
                 <w:szCs w:val="26"/>
               </w:rPr>
@@ -245,14 +263,22 @@
               <w:jc w:val="center"/>
               <w:rPr>
                 <w:rFonts w:ascii="Times New Roman" w:cs="Times New Roman" w:eastAsia="Times New Roman" w:hAnsi="Times New Roman"/>
+                <w:b w:val="1"/>
+                <w:bCs w:val="1"/>
                 <w:sz w:val="26"/>
                 <w:szCs w:val="26"/>
               </w:rPr>
             </w:pPr>
             <w:r>
               <w:rPr>
-                <w:rtl w:val="0"/>
-              </w:rPr>
+                <w:rFonts w:ascii="Times New Roman" w:cs="Times New Roman" w:eastAsia="Times New Roman" w:hAnsi="Times New Roman"/>
+                <w:b w:val="1"/>
+                <w:bCs w:val="1"/>
+                <w:sz w:val="26"/>
+                <w:szCs w:val="26"/>
+                <w:rtl w:val="0"/>
+              </w:rPr>
+              <w:t xml:space="preserve">Môn học: Phân tích dữ liệu</w:t>
             </w:r>
           </w:p>
           <w:p>
@@ -277,7 +303,269 @@
                 <w:szCs w:val="26"/>
                 <w:rtl w:val="0"/>
               </w:rPr>
-              <w:t xml:space="preserve">Môn học: Phân tích dữ liệu</w:t>
+              <w:t xml:space="preserve">GVHD: ThS. Hồ Hướng Thiên</w:t>
+            </w:r>
+          </w:p>
+          <w:p>
+            <w:pPr>
+              <w:widowControl w:val="0"/>
+              <w:spacing w:line="360" w:lineRule="auto"/>
+              <w:jc w:val="both"/>
+              <w:rPr>
+                <w:rFonts w:ascii="Times New Roman" w:cs="Times New Roman" w:eastAsia="Times New Roman" w:hAnsi="Times New Roman"/>
+                <w:sz w:val="26"/>
+                <w:szCs w:val="26"/>
+              </w:rPr>
+            </w:pPr>
+            <w:r>
+              <w:rPr>
+                <w:rtl w:val="0"/>
+              </w:rPr>
+            </w:r>
+          </w:p>
+          <w:p>
+            <w:pPr>
+              <w:widowControl w:val="0"/>
+              <w:spacing w:line="360" w:lineRule="auto"/>
+              <w:jc w:val="both"/>
+              <w:rPr>
+                <w:rFonts w:ascii="Times New Roman" w:cs="Times New Roman" w:eastAsia="Times New Roman" w:hAnsi="Times New Roman"/>
+                <w:sz w:val="26"/>
+                <w:szCs w:val="26"/>
+              </w:rPr>
+            </w:pPr>
+            <w:r>
+              <w:rPr>
+                <w:rtl w:val="0"/>
+              </w:rPr>
+            </w:r>
+          </w:p>
+          <w:p>
+            <w:pPr>
+              <w:widowControl w:val="0"/>
+              <w:spacing w:line="360" w:lineRule="auto"/>
+              <w:jc w:val="both"/>
+              <w:rPr>
+                <w:rFonts w:ascii="Times New Roman" w:cs="Times New Roman" w:eastAsia="Times New Roman" w:hAnsi="Times New Roman"/>
+                <w:sz w:val="26"/>
+                <w:szCs w:val="26"/>
+              </w:rPr>
+            </w:pPr>
+            <w:r>
+              <w:rPr>
+                <w:rtl w:val="0"/>
+              </w:rPr>
+            </w:r>
+          </w:p>
+          <w:p>
+            <w:pPr>
+              <w:widowControl w:val="0"/>
+              <w:spacing w:line="360" w:lineRule="auto"/>
+              <w:ind w:left="566.9291338582675" w:firstLine="0"/>
+              <w:jc w:val="both"/>
+              <w:rPr>
+                <w:rFonts w:ascii="Times New Roman" w:cs="Times New Roman" w:eastAsia="Times New Roman" w:hAnsi="Times New Roman"/>
+                <w:b w:val="1"/>
+                <w:bCs w:val="1"/>
+                <w:sz w:val="26"/>
+                <w:szCs w:val="26"/>
+              </w:rPr>
+            </w:pPr>
+            <w:r>
+              <w:rPr>
+                <w:rFonts w:ascii="Times New Roman" w:cs="Times New Roman" w:eastAsia="Times New Roman" w:hAnsi="Times New Roman"/>
+                <w:b w:val="1"/>
+                <w:bCs w:val="1"/>
+                <w:sz w:val="26"/>
+                <w:szCs w:val="26"/>
+                <w:rtl w:val="0"/>
+              </w:rPr>
+              <w:t xml:space="preserve">SINH VIÊN THỰC HIỆN: </w:t>
+            </w:r>
+          </w:p>
+          <w:p>
+            <w:pPr>
+              <w:widowControl w:val="0"/>
+              <w:spacing w:line="360" w:lineRule="auto"/>
+              <w:ind w:left="2125.984251968503" w:firstLine="0"/>
+              <w:jc w:val="both"/>
+              <w:rPr>
+                <w:rFonts w:ascii="Times New Roman" w:cs="Times New Roman" w:eastAsia="Times New Roman" w:hAnsi="Times New Roman"/>
+                <w:sz w:val="26"/>
+                <w:szCs w:val="26"/>
+              </w:rPr>
+            </w:pPr>
+            <w:r>
+              <w:rPr>
+                <w:rFonts w:ascii="Times New Roman" w:cs="Times New Roman" w:eastAsia="Times New Roman" w:hAnsi="Times New Roman"/>
+                <w:sz w:val="26"/>
+                <w:szCs w:val="26"/>
+                <w:rtl w:val="0"/>
+              </w:rPr>
+              <w:t xml:space="preserve">Dương Lê Kim Phụng - 2351010166</w:t>
+            </w:r>
+          </w:p>
+          <w:p>
+            <w:pPr>
+              <w:widowControl w:val="0"/>
+              <w:spacing w:line="360" w:lineRule="auto"/>
+              <w:ind w:left="2125.984251968503" w:firstLine="0"/>
+              <w:jc w:val="both"/>
+              <w:rPr>
+                <w:rFonts w:ascii="Times New Roman" w:cs="Times New Roman" w:eastAsia="Times New Roman" w:hAnsi="Times New Roman"/>
+                <w:sz w:val="26"/>
+                <w:szCs w:val="26"/>
+              </w:rPr>
+            </w:pPr>
+            <w:r>
+              <w:rPr>
+                <w:rFonts w:ascii="Times New Roman" w:cs="Times New Roman" w:eastAsia="Times New Roman" w:hAnsi="Times New Roman"/>
+                <w:sz w:val="26"/>
+                <w:szCs w:val="26"/>
+                <w:rtl w:val="0"/>
+              </w:rPr>
+              <w:t xml:space="preserve">Trần Thị Phương Uyên - 2354050162</w:t>
+            </w:r>
+            <w:r>
+              <w:rPr>
+                <w:rtl w:val="0"/>
+              </w:rPr>
+            </w:r>
+          </w:p>
+          <w:p>
+            <w:pPr>
+              <w:widowControl w:val="0"/>
+              <w:spacing w:line="360" w:lineRule="auto"/>
+              <w:jc w:val="both"/>
+              <w:rPr>
+                <w:rFonts w:ascii="Times New Roman" w:cs="Times New Roman" w:eastAsia="Times New Roman" w:hAnsi="Times New Roman"/>
+                <w:sz w:val="26"/>
+                <w:szCs w:val="26"/>
+              </w:rPr>
+            </w:pPr>
+            <w:r>
+              <w:rPr>
+                <w:rtl w:val="0"/>
+              </w:rPr>
+            </w:r>
+          </w:p>
+          <w:p>
+            <w:pPr>
+              <w:widowControl w:val="0"/>
+              <w:spacing w:line="360" w:lineRule="auto"/>
+              <w:jc w:val="both"/>
+              <w:rPr>
+                <w:rFonts w:ascii="Times New Roman" w:cs="Times New Roman" w:eastAsia="Times New Roman" w:hAnsi="Times New Roman"/>
+                <w:sz w:val="26"/>
+                <w:szCs w:val="26"/>
+              </w:rPr>
+            </w:pPr>
+            <w:r>
+              <w:rPr>
+                <w:rtl w:val="0"/>
+              </w:rPr>
+            </w:r>
+          </w:p>
+          <w:p>
+            <w:pPr>
+              <w:widowControl w:val="0"/>
+              <w:spacing w:line="360" w:lineRule="auto"/>
+              <w:jc w:val="both"/>
+              <w:rPr>
+                <w:rFonts w:ascii="Times New Roman" w:cs="Times New Roman" w:eastAsia="Times New Roman" w:hAnsi="Times New Roman"/>
+                <w:sz w:val="26"/>
+                <w:szCs w:val="26"/>
+              </w:rPr>
+            </w:pPr>
+            <w:r>
+              <w:rPr>
+                <w:rtl w:val="0"/>
+              </w:rPr>
+            </w:r>
+          </w:p>
+          <w:p>
+            <w:pPr>
+              <w:widowControl w:val="0"/>
+              <w:spacing w:line="360" w:lineRule="auto"/>
+              <w:jc w:val="both"/>
+              <w:rPr>
+                <w:rFonts w:ascii="Times New Roman" w:cs="Times New Roman" w:eastAsia="Times New Roman" w:hAnsi="Times New Roman"/>
+                <w:sz w:val="26"/>
+                <w:szCs w:val="26"/>
+              </w:rPr>
+            </w:pPr>
+            <w:r>
+              <w:rPr>
+                <w:rtl w:val="0"/>
+              </w:rPr>
+            </w:r>
+          </w:p>
+          <w:p>
+            <w:pPr>
+              <w:widowControl w:val="0"/>
+              <w:spacing w:line="360" w:lineRule="auto"/>
+              <w:jc w:val="both"/>
+              <w:rPr>
+                <w:rFonts w:ascii="Times New Roman" w:cs="Times New Roman" w:eastAsia="Times New Roman" w:hAnsi="Times New Roman"/>
+                <w:sz w:val="26"/>
+                <w:szCs w:val="26"/>
+              </w:rPr>
+            </w:pPr>
+            <w:r>
+              <w:rPr>
+                <w:rtl w:val="0"/>
+              </w:rPr>
+            </w:r>
+          </w:p>
+          <w:p>
+            <w:pPr>
+              <w:widowControl w:val="0"/>
+              <w:spacing w:line="360" w:lineRule="auto"/>
+              <w:jc w:val="both"/>
+              <w:rPr>
+                <w:rFonts w:ascii="Times New Roman" w:cs="Times New Roman" w:eastAsia="Times New Roman" w:hAnsi="Times New Roman"/>
+                <w:sz w:val="26"/>
+                <w:szCs w:val="26"/>
+              </w:rPr>
+            </w:pPr>
+            <w:r>
+              <w:rPr>
+                <w:rtl w:val="0"/>
+              </w:rPr>
+            </w:r>
+          </w:p>
+          <w:p>
+            <w:pPr>
+              <w:widowControl w:val="0"/>
+              <w:spacing w:line="360" w:lineRule="auto"/>
+              <w:jc w:val="both"/>
+              <w:rPr>
+                <w:rFonts w:ascii="Times New Roman" w:cs="Times New Roman" w:eastAsia="Times New Roman" w:hAnsi="Times New Roman"/>
+                <w:sz w:val="26"/>
+                <w:szCs w:val="26"/>
+              </w:rPr>
+            </w:pPr>
+            <w:r>
+              <w:rPr>
+                <w:rtl w:val="0"/>
+              </w:rPr>
+            </w:r>
+          </w:p>
+          <w:p>
+            <w:pPr>
+              <w:widowControl w:val="0"/>
+              <w:spacing w:line="360" w:lineRule="auto"/>
+              <w:jc w:val="both"/>
+              <w:rPr>
+                <w:rFonts w:ascii="Times New Roman" w:cs="Times New Roman" w:eastAsia="Times New Roman" w:hAnsi="Times New Roman"/>
+                <w:sz w:val="26"/>
+                <w:szCs w:val="26"/>
+              </w:rPr>
+            </w:pPr>
+            <w:r>
+              <w:rPr>
+                <w:rtl w:val="0"/>
+              </w:rPr>
             </w:r>
           </w:p>
           <w:p>
@@ -287,290 +575,6 @@
               <w:jc w:val="center"/>
               <w:rPr>
                 <w:rFonts w:ascii="Times New Roman" w:cs="Times New Roman" w:eastAsia="Times New Roman" w:hAnsi="Times New Roman"/>
-                <w:b w:val="1"/>
-                <w:bCs w:val="1"/>
-                <w:sz w:val="26"/>
-                <w:szCs w:val="26"/>
-              </w:rPr>
-            </w:pPr>
-            <w:r>
-              <w:rPr>
-                <w:rFonts w:ascii="Times New Roman" w:cs="Times New Roman" w:eastAsia="Times New Roman" w:hAnsi="Times New Roman"/>
-                <w:b w:val="1"/>
-                <w:bCs w:val="1"/>
-                <w:sz w:val="26"/>
-                <w:szCs w:val="26"/>
-                <w:rtl w:val="0"/>
-              </w:rPr>
-              <w:t xml:space="preserve">GVHD: ThS. Hồ Hướng Thiên</w:t>
-            </w:r>
-          </w:p>
-          <w:p>
-            <w:pPr>
-              <w:widowControl w:val="0"/>
-              <w:spacing w:line="360" w:lineRule="auto"/>
-              <w:jc w:val="center"/>
-              <w:rPr>
-                <w:rFonts w:ascii="Times New Roman" w:cs="Times New Roman" w:eastAsia="Times New Roman" w:hAnsi="Times New Roman"/>
-                <w:sz w:val="26"/>
-                <w:szCs w:val="26"/>
-              </w:rPr>
-            </w:pPr>
-            <w:r>
-              <w:rPr>
-                <w:rtl w:val="0"/>
-              </w:rPr>
-            </w:r>
-          </w:p>
-          <w:p>
-            <w:pPr>
-              <w:widowControl w:val="0"/>
-              <w:spacing w:line="360" w:lineRule="auto"/>
-              <w:jc w:val="center"/>
-              <w:rPr>
-                <w:rFonts w:ascii="Times New Roman" w:cs="Times New Roman" w:eastAsia="Times New Roman" w:hAnsi="Times New Roman"/>
-                <w:sz w:val="26"/>
-                <w:szCs w:val="26"/>
-              </w:rPr>
-            </w:pPr>
-            <w:r>
-              <w:rPr>
-                <w:rtl w:val="0"/>
-              </w:rPr>
-            </w:r>
-          </w:p>
-          <w:p>
-            <w:pPr>
-              <w:widowControl w:val="0"/>
-              <w:spacing w:line="360" w:lineRule="auto"/>
-              <w:jc w:val="center"/>
-              <w:rPr>
-                <w:rFonts w:ascii="Times New Roman" w:cs="Times New Roman" w:eastAsia="Times New Roman" w:hAnsi="Times New Roman"/>
-                <w:sz w:val="26"/>
-                <w:szCs w:val="26"/>
-              </w:rPr>
-            </w:pPr>
-            <w:r>
-              <w:rPr>
-                <w:rtl w:val="0"/>
-              </w:rPr>
-            </w:r>
-          </w:p>
-          <w:p>
-            <w:pPr>
-              <w:widowControl w:val="0"/>
-              <w:spacing w:line="360" w:lineRule="auto"/>
-              <w:ind w:left="566.9291338582675" w:firstLine="0"/>
-              <w:rPr>
-                <w:rFonts w:ascii="Times New Roman" w:cs="Times New Roman" w:eastAsia="Times New Roman" w:hAnsi="Times New Roman"/>
-                <w:b w:val="1"/>
-                <w:bCs w:val="1"/>
-                <w:sz w:val="26"/>
-                <w:szCs w:val="26"/>
-              </w:rPr>
-            </w:pPr>
-            <w:r>
-              <w:rPr>
-                <w:rFonts w:ascii="Times New Roman" w:cs="Times New Roman" w:eastAsia="Times New Roman" w:hAnsi="Times New Roman"/>
-                <w:b w:val="1"/>
-                <w:bCs w:val="1"/>
-                <w:sz w:val="26"/>
-                <w:szCs w:val="26"/>
-                <w:rtl w:val="0"/>
-              </w:rPr>
-              <w:t xml:space="preserve">SINH VIÊN THỰC HIỆN: </w:t>
-            </w:r>
-          </w:p>
-          <w:p>
-            <w:pPr>
-              <w:widowControl w:val="0"/>
-              <w:spacing w:line="360" w:lineRule="auto"/>
-              <w:ind w:left="2125.984251968503" w:firstLine="0"/>
-              <w:rPr>
-                <w:rFonts w:ascii="Times New Roman" w:cs="Times New Roman" w:eastAsia="Times New Roman" w:hAnsi="Times New Roman"/>
-                <w:sz w:val="26"/>
-                <w:szCs w:val="26"/>
-              </w:rPr>
-            </w:pPr>
-            <w:r>
-              <w:rPr>
-                <w:rFonts w:ascii="Times New Roman" w:cs="Times New Roman" w:eastAsia="Times New Roman" w:hAnsi="Times New Roman"/>
-                <w:sz w:val="26"/>
-                <w:szCs w:val="26"/>
-                <w:rtl w:val="0"/>
-              </w:rPr>
-              <w:t xml:space="preserve">Dương Lê Kim Phụng - 2351010166</w:t>
-            </w:r>
-          </w:p>
-          <w:p>
-            <w:pPr>
-              <w:widowControl w:val="0"/>
-              <w:spacing w:line="360" w:lineRule="auto"/>
-              <w:ind w:left="2125.984251968503" w:firstLine="0"/>
-              <w:rPr>
-                <w:rFonts w:ascii="Times New Roman" w:cs="Times New Roman" w:eastAsia="Times New Roman" w:hAnsi="Times New Roman"/>
-                <w:sz w:val="26"/>
-                <w:szCs w:val="26"/>
-              </w:rPr>
-            </w:pPr>
-            <w:r>
-              <w:rPr>
-                <w:rFonts w:ascii="Times New Roman" w:cs="Times New Roman" w:eastAsia="Times New Roman" w:hAnsi="Times New Roman"/>
-                <w:sz w:val="26"/>
-                <w:szCs w:val="26"/>
-                <w:rtl w:val="0"/>
-              </w:rPr>
-              <w:t xml:space="preserve">Trần Thị Phương Uyên - 2354050162</w:t>
-            </w:r>
-            <w:r>
-              <w:rPr>
-                <w:rtl w:val="0"/>
-              </w:rPr>
-            </w:r>
-          </w:p>
-          <w:p>
-            <w:pPr>
-              <w:widowControl w:val="0"/>
-              <w:spacing w:line="360" w:lineRule="auto"/>
-              <w:jc w:val="center"/>
-              <w:rPr>
-                <w:rFonts w:ascii="Times New Roman" w:cs="Times New Roman" w:eastAsia="Times New Roman" w:hAnsi="Times New Roman"/>
-                <w:sz w:val="26"/>
-                <w:szCs w:val="26"/>
-              </w:rPr>
-            </w:pPr>
-            <w:r>
-              <w:rPr>
-                <w:rtl w:val="0"/>
-              </w:rPr>
-            </w:r>
-          </w:p>
-          <w:p>
-            <w:pPr>
-              <w:widowControl w:val="0"/>
-              <w:spacing w:line="360" w:lineRule="auto"/>
-              <w:jc w:val="left"/>
-              <w:rPr>
-                <w:rFonts w:ascii="Times New Roman" w:cs="Times New Roman" w:eastAsia="Times New Roman" w:hAnsi="Times New Roman"/>
-                <w:sz w:val="26"/>
-                <w:szCs w:val="26"/>
-              </w:rPr>
-            </w:pPr>
-            <w:r>
-              <w:rPr>
-                <w:rtl w:val="0"/>
-              </w:rPr>
-            </w:r>
-          </w:p>
-          <w:p>
-            <w:pPr>
-              <w:widowControl w:val="0"/>
-              <w:spacing w:line="360" w:lineRule="auto"/>
-              <w:jc w:val="left"/>
-              <w:rPr>
-                <w:rFonts w:ascii="Times New Roman" w:cs="Times New Roman" w:eastAsia="Times New Roman" w:hAnsi="Times New Roman"/>
-                <w:sz w:val="26"/>
-                <w:szCs w:val="26"/>
-              </w:rPr>
-            </w:pPr>
-            <w:r>
-              <w:rPr>
-                <w:rtl w:val="0"/>
-              </w:rPr>
-            </w:r>
-          </w:p>
-          <w:p>
-            <w:pPr>
-              <w:widowControl w:val="0"/>
-              <w:spacing w:line="360" w:lineRule="auto"/>
-              <w:jc w:val="center"/>
-              <w:rPr>
-                <w:rFonts w:ascii="Times New Roman" w:cs="Times New Roman" w:eastAsia="Times New Roman" w:hAnsi="Times New Roman"/>
-                <w:sz w:val="26"/>
-                <w:szCs w:val="26"/>
-              </w:rPr>
-            </w:pPr>
-            <w:r>
-              <w:rPr>
-                <w:rtl w:val="0"/>
-              </w:rPr>
-            </w:r>
-          </w:p>
-          <w:p>
-            <w:pPr>
-              <w:widowControl w:val="0"/>
-              <w:spacing w:line="360" w:lineRule="auto"/>
-              <w:jc w:val="left"/>
-              <w:rPr>
-                <w:rFonts w:ascii="Times New Roman" w:cs="Times New Roman" w:eastAsia="Times New Roman" w:hAnsi="Times New Roman"/>
-                <w:sz w:val="26"/>
-                <w:szCs w:val="26"/>
-              </w:rPr>
-            </w:pPr>
-            <w:r>
-              <w:rPr>
-                <w:rtl w:val="0"/>
-              </w:rPr>
-            </w:r>
-          </w:p>
-          <w:p>
-            <w:pPr>
-              <w:widowControl w:val="0"/>
-              <w:spacing w:line="360" w:lineRule="auto"/>
-              <w:jc w:val="left"/>
-              <w:rPr>
-                <w:rFonts w:ascii="Times New Roman" w:cs="Times New Roman" w:eastAsia="Times New Roman" w:hAnsi="Times New Roman"/>
-                <w:sz w:val="26"/>
-                <w:szCs w:val="26"/>
-              </w:rPr>
-            </w:pPr>
-            <w:r>
-              <w:rPr>
-                <w:rtl w:val="0"/>
-              </w:rPr>
-            </w:r>
-          </w:p>
-          <w:p>
-            <w:pPr>
-              <w:widowControl w:val="0"/>
-              <w:spacing w:line="360" w:lineRule="auto"/>
-              <w:jc w:val="center"/>
-              <w:rPr>
-                <w:rFonts w:ascii="Times New Roman" w:cs="Times New Roman" w:eastAsia="Times New Roman" w:hAnsi="Times New Roman"/>
-                <w:sz w:val="26"/>
-                <w:szCs w:val="26"/>
-              </w:rPr>
-            </w:pPr>
-            <w:r>
-              <w:rPr>
-                <w:rtl w:val="0"/>
-              </w:rPr>
-            </w:r>
-          </w:p>
-          <w:p>
-            <w:pPr>
-              <w:widowControl w:val="0"/>
-              <w:spacing w:line="360" w:lineRule="auto"/>
-              <w:jc w:val="center"/>
-              <w:rPr>
-                <w:rFonts w:ascii="Times New Roman" w:cs="Times New Roman" w:eastAsia="Times New Roman" w:hAnsi="Times New Roman"/>
-                <w:sz w:val="26"/>
-                <w:szCs w:val="26"/>
-              </w:rPr>
-            </w:pPr>
-            <w:r>
-              <w:rPr>
-                <w:rtl w:val="0"/>
-              </w:rPr>
-            </w:r>
-          </w:p>
-          <w:p>
-            <w:pPr>
-              <w:widowControl w:val="0"/>
-              <w:spacing w:line="360" w:lineRule="auto"/>
-              <w:jc w:val="center"/>
-              <w:rPr>
-                <w:rFonts w:ascii="Times New Roman" w:cs="Times New Roman" w:eastAsia="Times New Roman" w:hAnsi="Times New Roman"/>
                 <w:i w:val="1"/>
                 <w:iCs w:val="1"/>
                 <w:sz w:val="26"/>
@@ -618,7 +622,7 @@
     </w:p>
     <w:sdt>
       <w:sdtPr>
-        <w:id w:val="1695642697"/>
+        <w:id w:val="-253144422"/>
         <w:docPartObj>
           <w:docPartGallery w:val="Table of Contents"/>
           <w:docPartUnique w:val="1"/>
@@ -633,7 +637,7 @@
             </w:tabs>
             <w:spacing w:before="60" w:line="240" w:lineRule="auto"/>
             <w:rPr>
-              <w:rFonts w:ascii="Arial" w:cs="Arial" w:eastAsia="Arial" w:hAnsi="Arial"/>
+              <w:rFonts w:ascii="Times New Roman" w:cs="Times New Roman" w:eastAsia="Times New Roman" w:hAnsi="Times New Roman"/>
               <w:b w:val="1"/>
               <w:bCs w:val="1"/>
               <w:i w:val="0"/>
@@ -650,10 +654,10 @@
           </w:pPr>
           <w:r>
             <w:fldChar w:fldCharType="begin"/>
-            <w:instrText xml:space="preserve"> TOC \h \u \z \t "Heading 1,1,Heading 2,2,Heading 3,3,Heading 4,4,Heading 5,5,Heading 6,6,"</w:instrText>
+            <w:instrText xml:space="preserve"> TOC \h \u \z \t "Heading 1,1,Heading 2,2,Heading 3,3,Heading 4,4,"</w:instrText>
             <w:fldChar w:fldCharType="separate"/>
           </w:r>
-          <w:hyperlink w:anchor="_w9u4qq2t5kl3">
+          <w:hyperlink w:anchor="_yag45e7dp546">
             <w:r>
               <w:rPr>
                 <w:rFonts w:ascii="Times New Roman" w:cs="Times New Roman" w:eastAsia="Times New Roman" w:hAnsi="Times New Roman"/>
@@ -671,9 +675,113 @@
                 <w:vertAlign w:val="baseline"/>
                 <w:rtl w:val="0"/>
               </w:rPr>
+              <w:t xml:space="preserve">DANH MỤC HÌNH</w:t>
+              <w:tab/>
+              <w:t xml:space="preserve">3</w:t>
+            </w:r>
+          </w:hyperlink>
+          <w:r>
+            <w:rPr>
+              <w:rtl w:val="0"/>
+            </w:rPr>
+          </w:r>
+        </w:p>
+        <w:p>
+          <w:pPr>
+            <w:widowControl w:val="0"/>
+            <w:tabs>
+              <w:tab w:val="right" w:leader="dot" w:pos="12000"/>
+            </w:tabs>
+            <w:spacing w:before="60" w:line="240" w:lineRule="auto"/>
+            <w:rPr>
+              <w:rFonts w:ascii="Times New Roman" w:cs="Times New Roman" w:eastAsia="Times New Roman" w:hAnsi="Times New Roman"/>
+              <w:b w:val="1"/>
+              <w:bCs w:val="1"/>
+              <w:i w:val="0"/>
+              <w:iCs w:val="0"/>
+              <w:smallCaps w:val="0"/>
+              <w:strike w:val="0"/>
+              <w:color w:val="000000"/>
+              <w:sz w:val="26"/>
+              <w:szCs w:val="26"/>
+              <w:u w:val="none"/>
+              <w:shd w:fill="auto" w:val="clear"/>
+              <w:vertAlign w:val="baseline"/>
+            </w:rPr>
+          </w:pPr>
+          <w:hyperlink w:anchor="_ot02trir30ke">
+            <w:r>
+              <w:rPr>
+                <w:rFonts w:ascii="Times New Roman" w:cs="Times New Roman" w:eastAsia="Times New Roman" w:hAnsi="Times New Roman"/>
+                <w:b w:val="1"/>
+                <w:bCs w:val="1"/>
+                <w:i w:val="0"/>
+                <w:iCs w:val="0"/>
+                <w:smallCaps w:val="0"/>
+                <w:strike w:val="0"/>
+                <w:color w:val="000000"/>
+                <w:sz w:val="26"/>
+                <w:szCs w:val="26"/>
+                <w:u w:val="none"/>
+                <w:shd w:fill="auto" w:val="clear"/>
+                <w:vertAlign w:val="baseline"/>
+                <w:rtl w:val="0"/>
+              </w:rPr>
+              <w:t xml:space="preserve">DANH MỤC BẢNG</w:t>
+              <w:tab/>
+              <w:t xml:space="preserve">4</w:t>
+            </w:r>
+          </w:hyperlink>
+          <w:r>
+            <w:rPr>
+              <w:rtl w:val="0"/>
+            </w:rPr>
+          </w:r>
+        </w:p>
+        <w:p>
+          <w:pPr>
+            <w:widowControl w:val="0"/>
+            <w:tabs>
+              <w:tab w:val="right" w:leader="dot" w:pos="12000"/>
+            </w:tabs>
+            <w:spacing w:before="60" w:line="240" w:lineRule="auto"/>
+            <w:rPr>
+              <w:rFonts w:ascii="Times New Roman" w:cs="Times New Roman" w:eastAsia="Times New Roman" w:hAnsi="Times New Roman"/>
+              <w:b w:val="1"/>
+              <w:bCs w:val="1"/>
+              <w:i w:val="0"/>
+              <w:iCs w:val="0"/>
+              <w:smallCaps w:val="0"/>
+              <w:strike w:val="0"/>
+              <w:color w:val="000000"/>
+              <w:sz w:val="26"/>
+              <w:szCs w:val="26"/>
+              <w:u w:val="none"/>
+              <w:shd w:fill="auto" w:val="clear"/>
+              <w:vertAlign w:val="baseline"/>
+            </w:rPr>
+          </w:pPr>
+          <w:hyperlink w:anchor="_w9u4qq2t5kl3">
+            <w:r>
+              <w:rPr>
+                <w:rFonts w:ascii="Times New Roman" w:cs="Times New Roman" w:eastAsia="Times New Roman" w:hAnsi="Times New Roman"/>
+                <w:b w:val="1"/>
+                <w:bCs w:val="1"/>
+                <w:i w:val="0"/>
+                <w:iCs w:val="0"/>
+                <w:smallCaps w:val="0"/>
+                <w:strike w:val="0"/>
+                <w:color w:val="000000"/>
+                <w:sz w:val="26"/>
+                <w:szCs w:val="26"/>
+                <w:u w:val="none"/>
+                <w:shd w:fill="auto" w:val="clear"/>
+                <w:vertAlign w:val="baseline"/>
+                <w:rtl w:val="0"/>
+              </w:rPr>
               <w:t xml:space="preserve">LỜI CẢM ƠN</w:t>
               <w:tab/>
-              <w:t xml:space="preserve">3</w:t>
+              <w:t xml:space="preserve">5</w:t>
             </w:r>
           </w:hyperlink>
           <w:r>
@@ -691,9 +799,7 @@
             <w:spacing w:before="60" w:line="240" w:lineRule="auto"/>
             <w:ind w:left="360" w:firstLine="0"/>
             <w:rPr>
-              <w:rFonts w:ascii="Arial" w:cs="Arial" w:eastAsia="Arial" w:hAnsi="Arial"/>
-              <w:b w:val="0"/>
-              <w:bCs w:val="0"/>
+              <w:rFonts w:ascii="Times New Roman" w:cs="Times New Roman" w:eastAsia="Times New Roman" w:hAnsi="Times New Roman"/>
               <w:i w:val="0"/>
               <w:iCs w:val="0"/>
               <w:smallCaps w:val="0"/>
@@ -726,7 +832,7 @@
               </w:rPr>
               <w:t xml:space="preserve">1. Giới thiệu đề tài</w:t>
               <w:tab/>
-              <w:t xml:space="preserve">4</w:t>
+              <w:t xml:space="preserve">6</w:t>
             </w:r>
           </w:hyperlink>
           <w:r>
@@ -744,9 +850,7 @@
             <w:spacing w:before="60" w:line="240" w:lineRule="auto"/>
             <w:ind w:left="720" w:firstLine="0"/>
             <w:rPr>
-              <w:rFonts w:ascii="Arial" w:cs="Arial" w:eastAsia="Arial" w:hAnsi="Arial"/>
-              <w:b w:val="0"/>
-              <w:bCs w:val="0"/>
+              <w:rFonts w:ascii="Times New Roman" w:cs="Times New Roman" w:eastAsia="Times New Roman" w:hAnsi="Times New Roman"/>
               <w:i w:val="0"/>
               <w:iCs w:val="0"/>
               <w:smallCaps w:val="0"/>
@@ -762,9 +866,9 @@
           <w:hyperlink w:anchor="_lqfd7cokzxhn">
             <w:r>
               <w:rPr>
-                <w:rFonts w:ascii="Arial" w:cs="Arial" w:eastAsia="Arial" w:hAnsi="Arial"/>
-                <w:b w:val="0"/>
-                <w:bCs w:val="0"/>
+                <w:rFonts w:ascii="Times New Roman" w:cs="Times New Roman" w:eastAsia="Times New Roman" w:hAnsi="Times New Roman"/>
+                <w:b w:val="1"/>
+                <w:bCs w:val="1"/>
                 <w:i w:val="0"/>
                 <w:iCs w:val="0"/>
                 <w:smallCaps w:val="0"/>
@@ -779,7 +883,7 @@
               </w:rPr>
               <w:t xml:space="preserve">1.1. Lý do chọn đề tài</w:t>
               <w:tab/>
-              <w:t xml:space="preserve">4</w:t>
+              <w:t xml:space="preserve">6</w:t>
             </w:r>
           </w:hyperlink>
           <w:r>
@@ -797,9 +901,7 @@
             <w:spacing w:before="60" w:line="240" w:lineRule="auto"/>
             <w:ind w:left="720" w:firstLine="0"/>
             <w:rPr>
-              <w:rFonts w:ascii="Arial" w:cs="Arial" w:eastAsia="Arial" w:hAnsi="Arial"/>
-              <w:b w:val="0"/>
-              <w:bCs w:val="0"/>
+              <w:rFonts w:ascii="Times New Roman" w:cs="Times New Roman" w:eastAsia="Times New Roman" w:hAnsi="Times New Roman"/>
               <w:i w:val="0"/>
               <w:iCs w:val="0"/>
               <w:smallCaps w:val="0"/>
@@ -815,9 +917,9 @@
           <w:hyperlink w:anchor="_6qgr5lfh6r3g">
             <w:r>
               <w:rPr>
-                <w:rFonts w:ascii="Arial" w:cs="Arial" w:eastAsia="Arial" w:hAnsi="Arial"/>
-                <w:b w:val="0"/>
-                <w:bCs w:val="0"/>
+                <w:rFonts w:ascii="Times New Roman" w:cs="Times New Roman" w:eastAsia="Times New Roman" w:hAnsi="Times New Roman"/>
+                <w:b w:val="1"/>
+                <w:bCs w:val="1"/>
                 <w:i w:val="0"/>
                 <w:iCs w:val="0"/>
                 <w:smallCaps w:val="0"/>
@@ -832,7 +934,7 @@
               </w:rPr>
               <w:t xml:space="preserve">1.2. Mục tiêu nghiên cứu</w:t>
               <w:tab/>
-              <w:t xml:space="preserve">4</w:t>
+              <w:t xml:space="preserve">6</w:t>
             </w:r>
           </w:hyperlink>
           <w:r>
@@ -850,9 +952,7 @@
             <w:spacing w:before="60" w:line="240" w:lineRule="auto"/>
             <w:ind w:left="720" w:firstLine="0"/>
             <w:rPr>
-              <w:rFonts w:ascii="Arial" w:cs="Arial" w:eastAsia="Arial" w:hAnsi="Arial"/>
-              <w:b w:val="0"/>
-              <w:bCs w:val="0"/>
+              <w:rFonts w:ascii="Times New Roman" w:cs="Times New Roman" w:eastAsia="Times New Roman" w:hAnsi="Times New Roman"/>
               <w:i w:val="0"/>
               <w:iCs w:val="0"/>
               <w:smallCaps w:val="0"/>
@@ -868,9 +968,9 @@
           <w:hyperlink w:anchor="_ara3nqzhp1s6">
             <w:r>
               <w:rPr>
-                <w:rFonts w:ascii="Arial" w:cs="Arial" w:eastAsia="Arial" w:hAnsi="Arial"/>
-                <w:b w:val="0"/>
-                <w:bCs w:val="0"/>
+                <w:rFonts w:ascii="Times New Roman" w:cs="Times New Roman" w:eastAsia="Times New Roman" w:hAnsi="Times New Roman"/>
+                <w:b w:val="1"/>
+                <w:bCs w:val="1"/>
                 <w:i w:val="0"/>
                 <w:iCs w:val="0"/>
                 <w:smallCaps w:val="0"/>
@@ -885,7 +985,7 @@
               </w:rPr>
               <w:t xml:space="preserve">1.3. Ý nghĩa ứng dụng</w:t>
               <w:tab/>
-              <w:t xml:space="preserve">4</w:t>
+              <w:t xml:space="preserve">6</w:t>
             </w:r>
           </w:hyperlink>
           <w:r>
@@ -903,9 +1003,7 @@
             <w:spacing w:before="60" w:line="240" w:lineRule="auto"/>
             <w:ind w:left="360" w:firstLine="0"/>
             <w:rPr>
-              <w:rFonts w:ascii="Arial" w:cs="Arial" w:eastAsia="Arial" w:hAnsi="Arial"/>
-              <w:b w:val="0"/>
-              <w:bCs w:val="0"/>
+              <w:rFonts w:ascii="Times New Roman" w:cs="Times New Roman" w:eastAsia="Times New Roman" w:hAnsi="Times New Roman"/>
               <w:i w:val="0"/>
               <w:iCs w:val="0"/>
               <w:smallCaps w:val="0"/>
@@ -936,9 +1034,9 @@
                 <w:vertAlign w:val="baseline"/>
                 <w:rtl w:val="0"/>
               </w:rPr>
-              <w:t xml:space="preserve">2. Phân tích mô hình</w:t>
+              <w:t xml:space="preserve">2. Phân tích dữ liệu và xây dựng mô hình</w:t>
               <w:tab/>
-              <w:t xml:space="preserve">4</w:t>
+              <w:t xml:space="preserve">6</w:t>
             </w:r>
           </w:hyperlink>
           <w:r>
@@ -956,9 +1054,7 @@
             <w:spacing w:before="60" w:line="240" w:lineRule="auto"/>
             <w:ind w:left="720" w:firstLine="0"/>
             <w:rPr>
-              <w:rFonts w:ascii="Arial" w:cs="Arial" w:eastAsia="Arial" w:hAnsi="Arial"/>
-              <w:b w:val="0"/>
-              <w:bCs w:val="0"/>
+              <w:rFonts w:ascii="Times New Roman" w:cs="Times New Roman" w:eastAsia="Times New Roman" w:hAnsi="Times New Roman"/>
               <w:i w:val="0"/>
               <w:iCs w:val="0"/>
               <w:smallCaps w:val="0"/>
@@ -975,8 +1071,8 @@
             <w:r>
               <w:rPr>
                 <w:rFonts w:ascii="Times New Roman" w:cs="Times New Roman" w:eastAsia="Times New Roman" w:hAnsi="Times New Roman"/>
-                <w:b w:val="0"/>
-                <w:bCs w:val="0"/>
+                <w:b w:val="1"/>
+                <w:bCs w:val="1"/>
                 <w:i w:val="0"/>
                 <w:iCs w:val="0"/>
                 <w:smallCaps w:val="0"/>
@@ -991,7 +1087,7 @@
               </w:rPr>
               <w:t xml:space="preserve">2.1. Thu thập dữ liệu</w:t>
               <w:tab/>
-              <w:t xml:space="preserve">4</w:t>
+              <w:t xml:space="preserve">6</w:t>
             </w:r>
           </w:hyperlink>
           <w:r>
@@ -1009,9 +1105,7 @@
             <w:spacing w:before="60" w:line="240" w:lineRule="auto"/>
             <w:ind w:left="720" w:firstLine="0"/>
             <w:rPr>
-              <w:rFonts w:ascii="Arial" w:cs="Arial" w:eastAsia="Arial" w:hAnsi="Arial"/>
-              <w:b w:val="0"/>
-              <w:bCs w:val="0"/>
+              <w:rFonts w:ascii="Times New Roman" w:cs="Times New Roman" w:eastAsia="Times New Roman" w:hAnsi="Times New Roman"/>
               <w:i w:val="0"/>
               <w:iCs w:val="0"/>
               <w:smallCaps w:val="0"/>
@@ -1028,8 +1122,8 @@
             <w:r>
               <w:rPr>
                 <w:rFonts w:ascii="Times New Roman" w:cs="Times New Roman" w:eastAsia="Times New Roman" w:hAnsi="Times New Roman"/>
-                <w:b w:val="0"/>
-                <w:bCs w:val="0"/>
+                <w:b w:val="1"/>
+                <w:bCs w:val="1"/>
                 <w:i w:val="0"/>
                 <w:iCs w:val="0"/>
                 <w:smallCaps w:val="0"/>
@@ -1042,9 +1136,205 @@
                 <w:vertAlign w:val="baseline"/>
                 <w:rtl w:val="0"/>
               </w:rPr>
-              <w:t xml:space="preserve">2.2. Làm sạch dữ liệu</w:t>
+              <w:t xml:space="preserve">2.2. Tiền xử lý và làm sạch dữ liệu</w:t>
               <w:tab/>
-              <w:t xml:space="preserve">6</w:t>
+              <w:t xml:space="preserve">8</w:t>
+            </w:r>
+          </w:hyperlink>
+          <w:r>
+            <w:rPr>
+              <w:rtl w:val="0"/>
+            </w:rPr>
+          </w:r>
+        </w:p>
+        <w:p>
+          <w:pPr>
+            <w:widowControl w:val="0"/>
+            <w:tabs>
+              <w:tab w:val="right" w:leader="dot" w:pos="12000"/>
+            </w:tabs>
+            <w:spacing w:before="60" w:line="240" w:lineRule="auto"/>
+            <w:ind w:left="1080" w:firstLine="0"/>
+            <w:rPr>
+              <w:rFonts w:ascii="Times New Roman" w:cs="Times New Roman" w:eastAsia="Times New Roman" w:hAnsi="Times New Roman"/>
+              <w:i w:val="0"/>
+              <w:iCs w:val="0"/>
+              <w:smallCaps w:val="0"/>
+              <w:strike w:val="0"/>
+              <w:color w:val="000000"/>
+              <w:sz w:val="26"/>
+              <w:szCs w:val="26"/>
+              <w:u w:val="none"/>
+              <w:shd w:fill="auto" w:val="clear"/>
+              <w:vertAlign w:val="baseline"/>
+            </w:rPr>
+          </w:pPr>
+          <w:hyperlink w:anchor="_u2wmiapq47qr">
+            <w:r>
+              <w:rPr>
+                <w:rFonts w:ascii="Times New Roman" w:cs="Times New Roman" w:eastAsia="Times New Roman" w:hAnsi="Times New Roman"/>
+                <w:i w:val="0"/>
+                <w:iCs w:val="0"/>
+                <w:smallCaps w:val="0"/>
+                <w:strike w:val="0"/>
+                <w:color w:val="000000"/>
+                <w:sz w:val="26"/>
+                <w:szCs w:val="26"/>
+                <w:u w:val="none"/>
+                <w:shd w:fill="auto" w:val="clear"/>
+                <w:vertAlign w:val="baseline"/>
+                <w:rtl w:val="0"/>
+              </w:rPr>
+              <w:t xml:space="preserve">2.2.1. Khảo sát dữ liệu ban đầu</w:t>
+              <w:tab/>
+              <w:t xml:space="preserve">8</w:t>
+            </w:r>
+          </w:hyperlink>
+          <w:r>
+            <w:rPr>
+              <w:rtl w:val="0"/>
+            </w:rPr>
+          </w:r>
+        </w:p>
+        <w:p>
+          <w:pPr>
+            <w:widowControl w:val="0"/>
+            <w:tabs>
+              <w:tab w:val="right" w:leader="dot" w:pos="12000"/>
+            </w:tabs>
+            <w:spacing w:before="60" w:line="240" w:lineRule="auto"/>
+            <w:ind w:left="1080" w:firstLine="0"/>
+            <w:rPr>
+              <w:rFonts w:ascii="Times New Roman" w:cs="Times New Roman" w:eastAsia="Times New Roman" w:hAnsi="Times New Roman"/>
+              <w:i w:val="0"/>
+              <w:iCs w:val="0"/>
+              <w:smallCaps w:val="0"/>
+              <w:strike w:val="0"/>
+              <w:color w:val="000000"/>
+              <w:sz w:val="26"/>
+              <w:szCs w:val="26"/>
+              <w:u w:val="none"/>
+              <w:shd w:fill="auto" w:val="clear"/>
+              <w:vertAlign w:val="baseline"/>
+            </w:rPr>
+          </w:pPr>
+          <w:hyperlink w:anchor="_ohpmclnljbft">
+            <w:r>
+              <w:rPr>
+                <w:rFonts w:ascii="Times New Roman" w:cs="Times New Roman" w:eastAsia="Times New Roman" w:hAnsi="Times New Roman"/>
+                <w:i w:val="0"/>
+                <w:iCs w:val="0"/>
+                <w:smallCaps w:val="0"/>
+                <w:strike w:val="0"/>
+                <w:color w:val="000000"/>
+                <w:sz w:val="26"/>
+                <w:szCs w:val="26"/>
+                <w:u w:val="none"/>
+                <w:shd w:fill="auto" w:val="clear"/>
+                <w:vertAlign w:val="baseline"/>
+                <w:rtl w:val="0"/>
+              </w:rPr>
+              <w:t xml:space="preserve">2.2.2. Xử lý giá trị thiếu</w:t>
+              <w:tab/>
+              <w:t xml:space="preserve">9</w:t>
+            </w:r>
+          </w:hyperlink>
+          <w:r>
+            <w:rPr>
+              <w:rtl w:val="0"/>
+            </w:rPr>
+          </w:r>
+        </w:p>
+        <w:p>
+          <w:pPr>
+            <w:widowControl w:val="0"/>
+            <w:tabs>
+              <w:tab w:val="right" w:leader="dot" w:pos="12000"/>
+            </w:tabs>
+            <w:spacing w:before="60" w:line="240" w:lineRule="auto"/>
+            <w:ind w:left="1080" w:firstLine="0"/>
+            <w:rPr>
+              <w:rFonts w:ascii="Times New Roman" w:cs="Times New Roman" w:eastAsia="Times New Roman" w:hAnsi="Times New Roman"/>
+              <w:i w:val="0"/>
+              <w:iCs w:val="0"/>
+              <w:smallCaps w:val="0"/>
+              <w:strike w:val="0"/>
+              <w:color w:val="000000"/>
+              <w:sz w:val="26"/>
+              <w:szCs w:val="26"/>
+              <w:u w:val="none"/>
+              <w:shd w:fill="auto" w:val="clear"/>
+              <w:vertAlign w:val="baseline"/>
+            </w:rPr>
+          </w:pPr>
+          <w:hyperlink w:anchor="_u9l7eynaavb0">
+            <w:r>
+              <w:rPr>
+                <w:rFonts w:ascii="Times New Roman" w:cs="Times New Roman" w:eastAsia="Times New Roman" w:hAnsi="Times New Roman"/>
+                <w:i w:val="0"/>
+                <w:iCs w:val="0"/>
+                <w:smallCaps w:val="0"/>
+                <w:strike w:val="0"/>
+                <w:color w:val="000000"/>
+                <w:sz w:val="26"/>
+                <w:szCs w:val="26"/>
+                <w:u w:val="none"/>
+                <w:shd w:fill="auto" w:val="clear"/>
+                <w:vertAlign w:val="baseline"/>
+                <w:rtl w:val="0"/>
+              </w:rPr>
+              <w:t xml:space="preserve">2.2.3. Chuẩn hóa và bổ sung dữ liệu</w:t>
+              <w:tab/>
+              <w:t xml:space="preserve">9</w:t>
+            </w:r>
+          </w:hyperlink>
+          <w:r>
+            <w:rPr>
+              <w:rtl w:val="0"/>
+            </w:rPr>
+          </w:r>
+        </w:p>
+        <w:p>
+          <w:pPr>
+            <w:widowControl w:val="0"/>
+            <w:tabs>
+              <w:tab w:val="right" w:leader="dot" w:pos="12000"/>
+            </w:tabs>
+            <w:spacing w:before="60" w:line="240" w:lineRule="auto"/>
+            <w:ind w:left="1080" w:firstLine="0"/>
+            <w:rPr>
+              <w:rFonts w:ascii="Times New Roman" w:cs="Times New Roman" w:eastAsia="Times New Roman" w:hAnsi="Times New Roman"/>
+              <w:i w:val="0"/>
+              <w:iCs w:val="0"/>
+              <w:smallCaps w:val="0"/>
+              <w:strike w:val="0"/>
+              <w:color w:val="000000"/>
+              <w:sz w:val="26"/>
+              <w:szCs w:val="26"/>
+              <w:u w:val="none"/>
+              <w:shd w:fill="auto" w:val="clear"/>
+              <w:vertAlign w:val="baseline"/>
+            </w:rPr>
+          </w:pPr>
+          <w:hyperlink w:anchor="_z74nkcudbuwo">
+            <w:r>
+              <w:rPr>
+                <w:rFonts w:ascii="Times New Roman" w:cs="Times New Roman" w:eastAsia="Times New Roman" w:hAnsi="Times New Roman"/>
+                <w:i w:val="0"/>
+                <w:iCs w:val="0"/>
+                <w:smallCaps w:val="0"/>
+                <w:strike w:val="0"/>
+                <w:color w:val="000000"/>
+                <w:sz w:val="26"/>
+                <w:szCs w:val="26"/>
+                <w:u w:val="none"/>
+                <w:shd w:fill="auto" w:val="clear"/>
+                <w:vertAlign w:val="baseline"/>
+                <w:rtl w:val="0"/>
+              </w:rPr>
+              <w:t xml:space="preserve">2.2.4. Kiểm tra sau làm sạch</w:t>
+              <w:tab/>
+              <w:t xml:space="preserve">9</w:t>
             </w:r>
           </w:hyperlink>
           <w:r>
@@ -1062,9 +1352,7 @@
             <w:spacing w:before="60" w:line="240" w:lineRule="auto"/>
             <w:ind w:left="720" w:firstLine="0"/>
             <w:rPr>
-              <w:rFonts w:ascii="Arial" w:cs="Arial" w:eastAsia="Arial" w:hAnsi="Arial"/>
-              <w:b w:val="0"/>
-              <w:bCs w:val="0"/>
+              <w:rFonts w:ascii="Times New Roman" w:cs="Times New Roman" w:eastAsia="Times New Roman" w:hAnsi="Times New Roman"/>
               <w:i w:val="0"/>
               <w:iCs w:val="0"/>
               <w:smallCaps w:val="0"/>
@@ -1081,8 +1369,8 @@
             <w:r>
               <w:rPr>
                 <w:rFonts w:ascii="Times New Roman" w:cs="Times New Roman" w:eastAsia="Times New Roman" w:hAnsi="Times New Roman"/>
-                <w:b w:val="0"/>
-                <w:bCs w:val="0"/>
+                <w:b w:val="1"/>
+                <w:bCs w:val="1"/>
                 <w:i w:val="0"/>
                 <w:iCs w:val="0"/>
                 <w:smallCaps w:val="0"/>
@@ -1097,7 +1385,350 @@
               </w:rPr>
               <w:t xml:space="preserve">2.3. Trực quan hóa dữ liệu</w:t>
               <w:tab/>
-              <w:t xml:space="preserve">6</w:t>
+              <w:t xml:space="preserve">10</w:t>
+            </w:r>
+          </w:hyperlink>
+          <w:r>
+            <w:rPr>
+              <w:rtl w:val="0"/>
+            </w:rPr>
+          </w:r>
+        </w:p>
+        <w:p>
+          <w:pPr>
+            <w:widowControl w:val="0"/>
+            <w:tabs>
+              <w:tab w:val="right" w:leader="dot" w:pos="12000"/>
+            </w:tabs>
+            <w:spacing w:before="60" w:line="240" w:lineRule="auto"/>
+            <w:ind w:left="1080" w:firstLine="0"/>
+            <w:rPr>
+              <w:rFonts w:ascii="Times New Roman" w:cs="Times New Roman" w:eastAsia="Times New Roman" w:hAnsi="Times New Roman"/>
+              <w:i w:val="0"/>
+              <w:iCs w:val="0"/>
+              <w:smallCaps w:val="0"/>
+              <w:strike w:val="0"/>
+              <w:color w:val="000000"/>
+              <w:sz w:val="26"/>
+              <w:szCs w:val="26"/>
+              <w:u w:val="none"/>
+              <w:shd w:fill="auto" w:val="clear"/>
+              <w:vertAlign w:val="baseline"/>
+            </w:rPr>
+          </w:pPr>
+          <w:hyperlink w:anchor="_xiaqkd27lb0n">
+            <w:r>
+              <w:rPr>
+                <w:rFonts w:ascii="Times New Roman" w:cs="Times New Roman" w:eastAsia="Times New Roman" w:hAnsi="Times New Roman"/>
+                <w:i w:val="0"/>
+                <w:iCs w:val="0"/>
+                <w:smallCaps w:val="0"/>
+                <w:strike w:val="0"/>
+                <w:color w:val="000000"/>
+                <w:sz w:val="26"/>
+                <w:szCs w:val="26"/>
+                <w:u w:val="none"/>
+                <w:shd w:fill="auto" w:val="clear"/>
+                <w:vertAlign w:val="baseline"/>
+                <w:rtl w:val="0"/>
+              </w:rPr>
+              <w:t xml:space="preserve">2.3.1. Phân tích tổng quan bảng xếp hạng</w:t>
+              <w:tab/>
+              <w:t xml:space="preserve">10</w:t>
+            </w:r>
+          </w:hyperlink>
+          <w:r>
+            <w:rPr>
+              <w:rtl w:val="0"/>
+            </w:rPr>
+          </w:r>
+        </w:p>
+        <w:p>
+          <w:pPr>
+            <w:widowControl w:val="0"/>
+            <w:tabs>
+              <w:tab w:val="right" w:leader="dot" w:pos="12000"/>
+            </w:tabs>
+            <w:spacing w:before="60" w:line="240" w:lineRule="auto"/>
+            <w:ind w:left="1080" w:firstLine="0"/>
+            <w:rPr>
+              <w:rFonts w:ascii="Times New Roman" w:cs="Times New Roman" w:eastAsia="Times New Roman" w:hAnsi="Times New Roman"/>
+              <w:i w:val="0"/>
+              <w:iCs w:val="0"/>
+              <w:smallCaps w:val="0"/>
+              <w:strike w:val="0"/>
+              <w:color w:val="000000"/>
+              <w:sz w:val="26"/>
+              <w:szCs w:val="26"/>
+              <w:u w:val="none"/>
+              <w:shd w:fill="auto" w:val="clear"/>
+              <w:vertAlign w:val="baseline"/>
+            </w:rPr>
+          </w:pPr>
+          <w:hyperlink w:anchor="_g6myxl6dpito">
+            <w:r>
+              <w:rPr>
+                <w:rFonts w:ascii="Times New Roman" w:cs="Times New Roman" w:eastAsia="Times New Roman" w:hAnsi="Times New Roman"/>
+                <w:i w:val="0"/>
+                <w:iCs w:val="0"/>
+                <w:smallCaps w:val="0"/>
+                <w:strike w:val="0"/>
+                <w:color w:val="000000"/>
+                <w:sz w:val="26"/>
+                <w:szCs w:val="26"/>
+                <w:u w:val="none"/>
+                <w:shd w:fill="auto" w:val="clear"/>
+                <w:vertAlign w:val="baseline"/>
+                <w:rtl w:val="0"/>
+              </w:rPr>
+              <w:t xml:space="preserve">2.3.2. Nghệ sĩ và bài hát nổi bật</w:t>
+              <w:tab/>
+              <w:t xml:space="preserve">11</w:t>
+            </w:r>
+          </w:hyperlink>
+          <w:r>
+            <w:rPr>
+              <w:rtl w:val="0"/>
+            </w:rPr>
+          </w:r>
+        </w:p>
+        <w:p>
+          <w:pPr>
+            <w:widowControl w:val="0"/>
+            <w:tabs>
+              <w:tab w:val="right" w:leader="dot" w:pos="12000"/>
+            </w:tabs>
+            <w:spacing w:before="60" w:line="240" w:lineRule="auto"/>
+            <w:ind w:left="1080" w:firstLine="0"/>
+            <w:rPr>
+              <w:rFonts w:ascii="Times New Roman" w:cs="Times New Roman" w:eastAsia="Times New Roman" w:hAnsi="Times New Roman"/>
+              <w:i w:val="0"/>
+              <w:iCs w:val="0"/>
+              <w:smallCaps w:val="0"/>
+              <w:strike w:val="0"/>
+              <w:color w:val="000000"/>
+              <w:sz w:val="26"/>
+              <w:szCs w:val="26"/>
+              <w:u w:val="none"/>
+              <w:shd w:fill="auto" w:val="clear"/>
+              <w:vertAlign w:val="baseline"/>
+            </w:rPr>
+          </w:pPr>
+          <w:hyperlink w:anchor="_x0toxp17qoiz">
+            <w:r>
+              <w:rPr>
+                <w:rFonts w:ascii="Times New Roman" w:cs="Times New Roman" w:eastAsia="Times New Roman" w:hAnsi="Times New Roman"/>
+                <w:i w:val="0"/>
+                <w:iCs w:val="0"/>
+                <w:smallCaps w:val="0"/>
+                <w:strike w:val="0"/>
+                <w:color w:val="000000"/>
+                <w:sz w:val="26"/>
+                <w:szCs w:val="26"/>
+                <w:u w:val="none"/>
+                <w:shd w:fill="auto" w:val="clear"/>
+                <w:vertAlign w:val="baseline"/>
+                <w:rtl w:val="0"/>
+              </w:rPr>
+              <w:t xml:space="preserve">2.3.3. Biến động thứ hạng</w:t>
+              <w:tab/>
+              <w:t xml:space="preserve">11</w:t>
+            </w:r>
+          </w:hyperlink>
+          <w:r>
+            <w:rPr>
+              <w:rtl w:val="0"/>
+            </w:rPr>
+          </w:r>
+        </w:p>
+        <w:p>
+          <w:pPr>
+            <w:widowControl w:val="0"/>
+            <w:tabs>
+              <w:tab w:val="right" w:leader="dot" w:pos="12000"/>
+            </w:tabs>
+            <w:spacing w:before="60" w:line="240" w:lineRule="auto"/>
+            <w:ind w:left="1080" w:firstLine="0"/>
+            <w:rPr>
+              <w:rFonts w:ascii="Times New Roman" w:cs="Times New Roman" w:eastAsia="Times New Roman" w:hAnsi="Times New Roman"/>
+              <w:i w:val="0"/>
+              <w:iCs w:val="0"/>
+              <w:smallCaps w:val="0"/>
+              <w:strike w:val="0"/>
+              <w:color w:val="000000"/>
+              <w:sz w:val="26"/>
+              <w:szCs w:val="26"/>
+              <w:u w:val="none"/>
+              <w:shd w:fill="auto" w:val="clear"/>
+              <w:vertAlign w:val="baseline"/>
+            </w:rPr>
+          </w:pPr>
+          <w:hyperlink w:anchor="_uxk9yn1g256l">
+            <w:r>
+              <w:rPr>
+                <w:rFonts w:ascii="Times New Roman" w:cs="Times New Roman" w:eastAsia="Times New Roman" w:hAnsi="Times New Roman"/>
+                <w:i w:val="0"/>
+                <w:iCs w:val="0"/>
+                <w:smallCaps w:val="0"/>
+                <w:strike w:val="0"/>
+                <w:color w:val="000000"/>
+                <w:sz w:val="26"/>
+                <w:szCs w:val="26"/>
+                <w:u w:val="none"/>
+                <w:shd w:fill="auto" w:val="clear"/>
+                <w:vertAlign w:val="baseline"/>
+                <w:rtl w:val="0"/>
+              </w:rPr>
+              <w:t xml:space="preserve">2.3.4. Bài hát duy trì hiện diện ổn định</w:t>
+              <w:tab/>
+              <w:t xml:space="preserve">13</w:t>
+            </w:r>
+          </w:hyperlink>
+          <w:r>
+            <w:rPr>
+              <w:rtl w:val="0"/>
+            </w:rPr>
+          </w:r>
+        </w:p>
+        <w:p>
+          <w:pPr>
+            <w:widowControl w:val="0"/>
+            <w:tabs>
+              <w:tab w:val="right" w:leader="dot" w:pos="12000"/>
+            </w:tabs>
+            <w:spacing w:before="60" w:line="240" w:lineRule="auto"/>
+            <w:ind w:left="1080" w:firstLine="0"/>
+            <w:rPr>
+              <w:rFonts w:ascii="Times New Roman" w:cs="Times New Roman" w:eastAsia="Times New Roman" w:hAnsi="Times New Roman"/>
+              <w:i w:val="0"/>
+              <w:iCs w:val="0"/>
+              <w:smallCaps w:val="0"/>
+              <w:strike w:val="0"/>
+              <w:color w:val="000000"/>
+              <w:sz w:val="26"/>
+              <w:szCs w:val="26"/>
+              <w:u w:val="none"/>
+              <w:shd w:fill="auto" w:val="clear"/>
+              <w:vertAlign w:val="baseline"/>
+            </w:rPr>
+          </w:pPr>
+          <w:hyperlink w:anchor="_v0v6qo93hdsg">
+            <w:r>
+              <w:rPr>
+                <w:rFonts w:ascii="Times New Roman" w:cs="Times New Roman" w:eastAsia="Times New Roman" w:hAnsi="Times New Roman"/>
+                <w:i w:val="0"/>
+                <w:iCs w:val="0"/>
+                <w:smallCaps w:val="0"/>
+                <w:strike w:val="0"/>
+                <w:color w:val="000000"/>
+                <w:sz w:val="26"/>
+                <w:szCs w:val="26"/>
+                <w:u w:val="none"/>
+                <w:shd w:fill="auto" w:val="clear"/>
+                <w:vertAlign w:val="baseline"/>
+                <w:rtl w:val="0"/>
+              </w:rPr>
+              <w:t xml:space="preserve">2.3.5. Phân tích thể loại âm nhạc</w:t>
+              <w:tab/>
+              <w:t xml:space="preserve">14</w:t>
+            </w:r>
+          </w:hyperlink>
+          <w:r>
+            <w:rPr>
+              <w:rtl w:val="0"/>
+            </w:rPr>
+          </w:r>
+        </w:p>
+        <w:p>
+          <w:pPr>
+            <w:widowControl w:val="0"/>
+            <w:tabs>
+              <w:tab w:val="right" w:leader="dot" w:pos="12000"/>
+            </w:tabs>
+            <w:spacing w:before="60" w:line="240" w:lineRule="auto"/>
+            <w:ind w:left="1080" w:firstLine="0"/>
+            <w:rPr>
+              <w:rFonts w:ascii="Times New Roman" w:cs="Times New Roman" w:eastAsia="Times New Roman" w:hAnsi="Times New Roman"/>
+              <w:i w:val="0"/>
+              <w:iCs w:val="0"/>
+              <w:smallCaps w:val="0"/>
+              <w:strike w:val="0"/>
+              <w:color w:val="000000"/>
+              <w:sz w:val="26"/>
+              <w:szCs w:val="26"/>
+              <w:u w:val="none"/>
+              <w:shd w:fill="auto" w:val="clear"/>
+              <w:vertAlign w:val="baseline"/>
+            </w:rPr>
+          </w:pPr>
+          <w:hyperlink w:anchor="_lfx6ie54f0uw">
+            <w:r>
+              <w:rPr>
+                <w:rFonts w:ascii="Times New Roman" w:cs="Times New Roman" w:eastAsia="Times New Roman" w:hAnsi="Times New Roman"/>
+                <w:i w:val="0"/>
+                <w:iCs w:val="0"/>
+                <w:smallCaps w:val="0"/>
+                <w:strike w:val="0"/>
+                <w:color w:val="000000"/>
+                <w:sz w:val="26"/>
+                <w:szCs w:val="26"/>
+                <w:u w:val="none"/>
+                <w:shd w:fill="auto" w:val="clear"/>
+                <w:vertAlign w:val="baseline"/>
+                <w:rtl w:val="0"/>
+              </w:rPr>
+              <w:t xml:space="preserve">2.3.6. Bài mới hoặc quay lại bảng xếp hạng</w:t>
+              <w:tab/>
+              <w:t xml:space="preserve">15</w:t>
+            </w:r>
+          </w:hyperlink>
+          <w:r>
+            <w:rPr>
+              <w:rtl w:val="0"/>
+            </w:rPr>
+          </w:r>
+        </w:p>
+        <w:p>
+          <w:pPr>
+            <w:widowControl w:val="0"/>
+            <w:tabs>
+              <w:tab w:val="right" w:leader="dot" w:pos="12000"/>
+            </w:tabs>
+            <w:spacing w:before="60" w:line="240" w:lineRule="auto"/>
+            <w:ind w:left="1080" w:firstLine="0"/>
+            <w:rPr>
+              <w:rFonts w:ascii="Times New Roman" w:cs="Times New Roman" w:eastAsia="Times New Roman" w:hAnsi="Times New Roman"/>
+              <w:i w:val="0"/>
+              <w:iCs w:val="0"/>
+              <w:smallCaps w:val="0"/>
+              <w:strike w:val="0"/>
+              <w:color w:val="000000"/>
+              <w:sz w:val="26"/>
+              <w:szCs w:val="26"/>
+              <w:u w:val="none"/>
+              <w:shd w:fill="auto" w:val="clear"/>
+              <w:vertAlign w:val="baseline"/>
+            </w:rPr>
+          </w:pPr>
+          <w:hyperlink w:anchor="_ofsxzkjj7fr">
+            <w:r>
+              <w:rPr>
+                <w:rFonts w:ascii="Times New Roman" w:cs="Times New Roman" w:eastAsia="Times New Roman" w:hAnsi="Times New Roman"/>
+                <w:i w:val="0"/>
+                <w:iCs w:val="0"/>
+                <w:smallCaps w:val="0"/>
+                <w:strike w:val="0"/>
+                <w:color w:val="000000"/>
+                <w:sz w:val="26"/>
+                <w:szCs w:val="26"/>
+                <w:u w:val="none"/>
+                <w:shd w:fill="auto" w:val="clear"/>
+                <w:vertAlign w:val="baseline"/>
+                <w:rtl w:val="0"/>
+              </w:rPr>
+              <w:t xml:space="preserve">2.3.7. Chấm điểm bài hát có dấu hiệu tăng trưởng</w:t>
+              <w:tab/>
+              <w:t xml:space="preserve">16</w:t>
             </w:r>
           </w:hyperlink>
           <w:r>
@@ -1115,9 +1746,7 @@
             <w:spacing w:before="60" w:line="240" w:lineRule="auto"/>
             <w:ind w:left="720" w:firstLine="0"/>
             <w:rPr>
-              <w:rFonts w:ascii="Arial" w:cs="Arial" w:eastAsia="Arial" w:hAnsi="Arial"/>
-              <w:b w:val="0"/>
-              <w:bCs w:val="0"/>
+              <w:rFonts w:ascii="Times New Roman" w:cs="Times New Roman" w:eastAsia="Times New Roman" w:hAnsi="Times New Roman"/>
               <w:i w:val="0"/>
               <w:iCs w:val="0"/>
               <w:smallCaps w:val="0"/>
@@ -1134,8 +1763,8 @@
             <w:r>
               <w:rPr>
                 <w:rFonts w:ascii="Times New Roman" w:cs="Times New Roman" w:eastAsia="Times New Roman" w:hAnsi="Times New Roman"/>
-                <w:b w:val="0"/>
-                <w:bCs w:val="0"/>
+                <w:b w:val="1"/>
+                <w:bCs w:val="1"/>
                 <w:i w:val="0"/>
                 <w:iCs w:val="0"/>
                 <w:smallCaps w:val="0"/>
@@ -1150,7 +1779,203 @@
               </w:rPr>
               <w:t xml:space="preserve">2.4. Lựa chọn và huấn luyện mô hình</w:t>
               <w:tab/>
-              <w:t xml:space="preserve">6</w:t>
+              <w:t xml:space="preserve">16</w:t>
+            </w:r>
+          </w:hyperlink>
+          <w:r>
+            <w:rPr>
+              <w:rtl w:val="0"/>
+            </w:rPr>
+          </w:r>
+        </w:p>
+        <w:p>
+          <w:pPr>
+            <w:widowControl w:val="0"/>
+            <w:tabs>
+              <w:tab w:val="right" w:leader="dot" w:pos="12000"/>
+            </w:tabs>
+            <w:spacing w:before="60" w:line="240" w:lineRule="auto"/>
+            <w:ind w:left="1080" w:firstLine="0"/>
+            <w:rPr>
+              <w:rFonts w:ascii="Times New Roman" w:cs="Times New Roman" w:eastAsia="Times New Roman" w:hAnsi="Times New Roman"/>
+              <w:i w:val="0"/>
+              <w:iCs w:val="0"/>
+              <w:smallCaps w:val="0"/>
+              <w:strike w:val="0"/>
+              <w:color w:val="000000"/>
+              <w:sz w:val="26"/>
+              <w:szCs w:val="26"/>
+              <w:u w:val="none"/>
+              <w:shd w:fill="auto" w:val="clear"/>
+              <w:vertAlign w:val="baseline"/>
+            </w:rPr>
+          </w:pPr>
+          <w:hyperlink w:anchor="_bijnosm885vl">
+            <w:r>
+              <w:rPr>
+                <w:rFonts w:ascii="Times New Roman" w:cs="Times New Roman" w:eastAsia="Times New Roman" w:hAnsi="Times New Roman"/>
+                <w:i w:val="0"/>
+                <w:iCs w:val="0"/>
+                <w:smallCaps w:val="0"/>
+                <w:strike w:val="0"/>
+                <w:color w:val="000000"/>
+                <w:sz w:val="26"/>
+                <w:szCs w:val="26"/>
+                <w:u w:val="none"/>
+                <w:shd w:fill="auto" w:val="clear"/>
+                <w:vertAlign w:val="baseline"/>
+                <w:rtl w:val="0"/>
+              </w:rPr>
+              <w:t xml:space="preserve">2.4.1. Chuẩn bị dữ liệu và biến đầu vào</w:t>
+              <w:tab/>
+              <w:t xml:space="preserve">16</w:t>
+            </w:r>
+          </w:hyperlink>
+          <w:r>
+            <w:rPr>
+              <w:rtl w:val="0"/>
+            </w:rPr>
+          </w:r>
+        </w:p>
+        <w:p>
+          <w:pPr>
+            <w:widowControl w:val="0"/>
+            <w:tabs>
+              <w:tab w:val="right" w:leader="dot" w:pos="12000"/>
+            </w:tabs>
+            <w:spacing w:before="60" w:line="240" w:lineRule="auto"/>
+            <w:ind w:left="1080" w:firstLine="0"/>
+            <w:rPr>
+              <w:rFonts w:ascii="Times New Roman" w:cs="Times New Roman" w:eastAsia="Times New Roman" w:hAnsi="Times New Roman"/>
+              <w:i w:val="0"/>
+              <w:iCs w:val="0"/>
+              <w:smallCaps w:val="0"/>
+              <w:strike w:val="0"/>
+              <w:color w:val="000000"/>
+              <w:sz w:val="26"/>
+              <w:szCs w:val="26"/>
+              <w:u w:val="none"/>
+              <w:shd w:fill="auto" w:val="clear"/>
+              <w:vertAlign w:val="baseline"/>
+            </w:rPr>
+          </w:pPr>
+          <w:hyperlink w:anchor="_som8s6m95m5q">
+            <w:r>
+              <w:rPr>
+                <w:rFonts w:ascii="Times New Roman" w:cs="Times New Roman" w:eastAsia="Times New Roman" w:hAnsi="Times New Roman"/>
+                <w:i w:val="0"/>
+                <w:iCs w:val="0"/>
+                <w:smallCaps w:val="0"/>
+                <w:strike w:val="0"/>
+                <w:color w:val="000000"/>
+                <w:sz w:val="26"/>
+                <w:szCs w:val="26"/>
+                <w:u w:val="none"/>
+                <w:shd w:fill="auto" w:val="clear"/>
+                <w:vertAlign w:val="baseline"/>
+                <w:rtl w:val="0"/>
+              </w:rPr>
+              <w:t xml:space="preserve">2.4.2. Chia tập huấn luyện và kiểm tra</w:t>
+              <w:tab/>
+              <w:t xml:space="preserve">17</w:t>
+            </w:r>
+          </w:hyperlink>
+          <w:r>
+            <w:rPr>
+              <w:rtl w:val="0"/>
+            </w:rPr>
+          </w:r>
+        </w:p>
+        <w:p>
+          <w:pPr>
+            <w:widowControl w:val="0"/>
+            <w:tabs>
+              <w:tab w:val="right" w:leader="dot" w:pos="12000"/>
+            </w:tabs>
+            <w:spacing w:before="60" w:line="240" w:lineRule="auto"/>
+            <w:ind w:left="1080" w:firstLine="0"/>
+            <w:rPr>
+              <w:rFonts w:ascii="Times New Roman" w:cs="Times New Roman" w:eastAsia="Times New Roman" w:hAnsi="Times New Roman"/>
+              <w:i w:val="0"/>
+              <w:iCs w:val="0"/>
+              <w:smallCaps w:val="0"/>
+              <w:strike w:val="0"/>
+              <w:color w:val="000000"/>
+              <w:sz w:val="26"/>
+              <w:szCs w:val="26"/>
+              <w:u w:val="none"/>
+              <w:shd w:fill="auto" w:val="clear"/>
+              <w:vertAlign w:val="baseline"/>
+            </w:rPr>
+          </w:pPr>
+          <w:hyperlink w:anchor="_50e6zydq0vs2">
+            <w:r>
+              <w:rPr>
+                <w:rFonts w:ascii="Times New Roman" w:cs="Times New Roman" w:eastAsia="Times New Roman" w:hAnsi="Times New Roman"/>
+                <w:i w:val="0"/>
+                <w:iCs w:val="0"/>
+                <w:smallCaps w:val="0"/>
+                <w:strike w:val="0"/>
+                <w:color w:val="000000"/>
+                <w:sz w:val="26"/>
+                <w:szCs w:val="26"/>
+                <w:u w:val="none"/>
+                <w:shd w:fill="auto" w:val="clear"/>
+                <w:vertAlign w:val="baseline"/>
+                <w:rtl w:val="0"/>
+              </w:rPr>
+              <w:t xml:space="preserve">2.4.3. Xây dựng và đánh giá các mô hình</w:t>
+              <w:tab/>
+              <w:t xml:space="preserve">17</w:t>
+            </w:r>
+          </w:hyperlink>
+          <w:r>
+            <w:rPr>
+              <w:rtl w:val="0"/>
+            </w:rPr>
+          </w:r>
+        </w:p>
+        <w:p>
+          <w:pPr>
+            <w:widowControl w:val="0"/>
+            <w:tabs>
+              <w:tab w:val="right" w:leader="dot" w:pos="12000"/>
+            </w:tabs>
+            <w:spacing w:before="60" w:line="240" w:lineRule="auto"/>
+            <w:ind w:left="1080" w:firstLine="0"/>
+            <w:rPr>
+              <w:rFonts w:ascii="Times New Roman" w:cs="Times New Roman" w:eastAsia="Times New Roman" w:hAnsi="Times New Roman"/>
+              <w:i w:val="0"/>
+              <w:iCs w:val="0"/>
+              <w:smallCaps w:val="0"/>
+              <w:strike w:val="0"/>
+              <w:color w:val="000000"/>
+              <w:sz w:val="26"/>
+              <w:szCs w:val="26"/>
+              <w:u w:val="none"/>
+              <w:shd w:fill="auto" w:val="clear"/>
+              <w:vertAlign w:val="baseline"/>
+            </w:rPr>
+          </w:pPr>
+          <w:hyperlink w:anchor="_598dz91yhgq4">
+            <w:r>
+              <w:rPr>
+                <w:rFonts w:ascii="Times New Roman" w:cs="Times New Roman" w:eastAsia="Times New Roman" w:hAnsi="Times New Roman"/>
+                <w:i w:val="0"/>
+                <w:iCs w:val="0"/>
+                <w:smallCaps w:val="0"/>
+                <w:strike w:val="0"/>
+                <w:color w:val="000000"/>
+                <w:sz w:val="26"/>
+                <w:szCs w:val="26"/>
+                <w:u w:val="none"/>
+                <w:shd w:fill="auto" w:val="clear"/>
+                <w:vertAlign w:val="baseline"/>
+                <w:rtl w:val="0"/>
+              </w:rPr>
+              <w:t xml:space="preserve">2.4.4. So sánh và lựa chọn mô hình</w:t>
+              <w:tab/>
+              <w:t xml:space="preserve">17</w:t>
             </w:r>
           </w:hyperlink>
           <w:r>
@@ -1168,9 +1993,7 @@
             <w:spacing w:before="60" w:line="240" w:lineRule="auto"/>
             <w:ind w:left="360" w:firstLine="0"/>
             <w:rPr>
-              <w:rFonts w:ascii="Arial" w:cs="Arial" w:eastAsia="Arial" w:hAnsi="Arial"/>
-              <w:b w:val="0"/>
-              <w:bCs w:val="0"/>
+              <w:rFonts w:ascii="Times New Roman" w:cs="Times New Roman" w:eastAsia="Times New Roman" w:hAnsi="Times New Roman"/>
               <w:i w:val="0"/>
               <w:iCs w:val="0"/>
               <w:smallCaps w:val="0"/>
@@ -1203,7 +2026,7 @@
               </w:rPr>
               <w:t xml:space="preserve">3. Kết luận và ứng dụng</w:t>
               <w:tab/>
-              <w:t xml:space="preserve">6</w:t>
+              <w:t xml:space="preserve">19</w:t>
             </w:r>
           </w:hyperlink>
           <w:r>
@@ -1221,9 +2044,7 @@
             <w:spacing w:before="60" w:line="240" w:lineRule="auto"/>
             <w:ind w:left="720" w:firstLine="0"/>
             <w:rPr>
-              <w:rFonts w:ascii="Arial" w:cs="Arial" w:eastAsia="Arial" w:hAnsi="Arial"/>
-              <w:b w:val="0"/>
-              <w:bCs w:val="0"/>
+              <w:rFonts w:ascii="Times New Roman" w:cs="Times New Roman" w:eastAsia="Times New Roman" w:hAnsi="Times New Roman"/>
               <w:i w:val="0"/>
               <w:iCs w:val="0"/>
               <w:smallCaps w:val="0"/>
@@ -1240,8 +2061,8 @@
             <w:r>
               <w:rPr>
                 <w:rFonts w:ascii="Times New Roman" w:cs="Times New Roman" w:eastAsia="Times New Roman" w:hAnsi="Times New Roman"/>
-                <w:b w:val="0"/>
-                <w:bCs w:val="0"/>
+                <w:b w:val="1"/>
+                <w:bCs w:val="1"/>
                 <w:i w:val="0"/>
                 <w:iCs w:val="0"/>
                 <w:smallCaps w:val="0"/>
@@ -1256,7 +2077,7 @@
               </w:rPr>
               <w:t xml:space="preserve">3.1. Ưu điểm</w:t>
               <w:tab/>
-              <w:t xml:space="preserve">6</w:t>
+              <w:t xml:space="preserve">19</w:t>
             </w:r>
           </w:hyperlink>
           <w:r>
@@ -1274,9 +2095,7 @@
             <w:spacing w:before="60" w:line="240" w:lineRule="auto"/>
             <w:ind w:left="720" w:firstLine="0"/>
             <w:rPr>
-              <w:rFonts w:ascii="Arial" w:cs="Arial" w:eastAsia="Arial" w:hAnsi="Arial"/>
-              <w:b w:val="0"/>
-              <w:bCs w:val="0"/>
+              <w:rFonts w:ascii="Times New Roman" w:cs="Times New Roman" w:eastAsia="Times New Roman" w:hAnsi="Times New Roman"/>
               <w:i w:val="0"/>
               <w:iCs w:val="0"/>
               <w:smallCaps w:val="0"/>
@@ -1293,8 +2112,8 @@
             <w:r>
               <w:rPr>
                 <w:rFonts w:ascii="Times New Roman" w:cs="Times New Roman" w:eastAsia="Times New Roman" w:hAnsi="Times New Roman"/>
-                <w:b w:val="0"/>
-                <w:bCs w:val="0"/>
+                <w:b w:val="1"/>
+                <w:bCs w:val="1"/>
                 <w:i w:val="0"/>
                 <w:iCs w:val="0"/>
                 <w:smallCaps w:val="0"/>
@@ -1309,7 +2128,7 @@
               </w:rPr>
               <w:t xml:space="preserve">3.2. Nhược điểm</w:t>
               <w:tab/>
-              <w:t xml:space="preserve">6</w:t>
+              <w:t xml:space="preserve">19</w:t>
             </w:r>
           </w:hyperlink>
           <w:r>
@@ -1327,9 +2146,7 @@
             <w:spacing w:before="60" w:line="240" w:lineRule="auto"/>
             <w:ind w:left="720" w:firstLine="0"/>
             <w:rPr>
-              <w:rFonts w:ascii="Arial" w:cs="Arial" w:eastAsia="Arial" w:hAnsi="Arial"/>
-              <w:b w:val="0"/>
-              <w:bCs w:val="0"/>
+              <w:rFonts w:ascii="Times New Roman" w:cs="Times New Roman" w:eastAsia="Times New Roman" w:hAnsi="Times New Roman"/>
               <w:i w:val="0"/>
               <w:iCs w:val="0"/>
               <w:smallCaps w:val="0"/>
@@ -1346,8 +2163,8 @@
             <w:r>
               <w:rPr>
                 <w:rFonts w:ascii="Times New Roman" w:cs="Times New Roman" w:eastAsia="Times New Roman" w:hAnsi="Times New Roman"/>
-                <w:b w:val="0"/>
-                <w:bCs w:val="0"/>
+                <w:b w:val="1"/>
+                <w:bCs w:val="1"/>
                 <w:i w:val="0"/>
                 <w:iCs w:val="0"/>
                 <w:smallCaps w:val="0"/>
@@ -1362,7 +2179,7 @@
               </w:rPr>
               <w:t xml:space="preserve">3.3. Ứng dụng Marketing</w:t>
               <w:tab/>
-              <w:t xml:space="preserve">6</w:t>
+              <w:t xml:space="preserve">19</w:t>
             </w:r>
           </w:hyperlink>
           <w:r>
@@ -1379,7 +2196,7 @@
             </w:tabs>
             <w:spacing w:before="60" w:line="240" w:lineRule="auto"/>
             <w:rPr>
-              <w:rFonts w:ascii="Arial" w:cs="Arial" w:eastAsia="Arial" w:hAnsi="Arial"/>
+              <w:rFonts w:ascii="Times New Roman" w:cs="Times New Roman" w:eastAsia="Times New Roman" w:hAnsi="Times New Roman"/>
               <w:b w:val="1"/>
               <w:bCs w:val="1"/>
               <w:i w:val="0"/>
@@ -1414,7 +2231,7 @@
               </w:rPr>
               <w:t xml:space="preserve">TÀI LIỆU THAM KHẢO</w:t>
               <w:tab/>
-              <w:t xml:space="preserve">7</w:t>
+              <w:t xml:space="preserve">20</w:t>
             </w:r>
           </w:hyperlink>
           <w:r>
@@ -1430,27 +2247,9 @@
     </w:sdt>
     <w:p>
       <w:pPr>
-        <w:spacing w:after="100" w:before="120" w:lineRule="auto"/>
-        <w:rPr>
-          <w:rFonts w:ascii="Times New Roman" w:cs="Times New Roman" w:eastAsia="Times New Roman" w:hAnsi="Times New Roman"/>
-          <w:sz w:val="26"/>
-          <w:szCs w:val="26"/>
-        </w:rPr>
-      </w:pPr>
-      <w:r>
-        <w:br w:type="page"/>
-      </w:r>
-      <w:r>
-        <w:rPr>
-          <w:rtl w:val="0"/>
-        </w:rPr>
-      </w:r>
-    </w:p>
-    <w:p>
-      <w:pPr>
         <w:pStyle w:val="Heading1"/>
-        <w:spacing w:after="100" w:before="120" w:lineRule="auto"/>
-        <w:jc w:val="center"/>
+        <w:spacing w:after="100" w:before="120" w:line="360" w:lineRule="auto"/>
+        <w:jc w:val="left"/>
         <w:rPr>
           <w:rFonts w:ascii="Times New Roman" w:cs="Times New Roman" w:eastAsia="Times New Roman" w:hAnsi="Times New Roman"/>
           <w:b w:val="1"/>
@@ -1459,15 +2258,882 @@
           <w:szCs w:val="26"/>
         </w:rPr>
       </w:pPr>
-      <w:bookmarkStart w:colFirst="0" w:colLast="0" w:name="_w9u4qq2t5kl3" w:id="0"/>
+      <w:bookmarkStart w:colFirst="0" w:colLast="0" w:name="_smd6vt1gubf" w:id="0"/>
       <w:bookmarkEnd w:id="0"/>
       <w:r>
+        <w:br w:type="page"/>
+      </w:r>
+      <w:r>
+        <w:rPr>
+          <w:rtl w:val="0"/>
+        </w:rPr>
+      </w:r>
+    </w:p>
+    <w:p>
+      <w:pPr>
+        <w:pStyle w:val="Heading1"/>
+        <w:spacing w:after="100" w:before="120" w:line="360" w:lineRule="auto"/>
+        <w:jc w:val="center"/>
         <w:rPr>
           <w:rFonts w:ascii="Times New Roman" w:cs="Times New Roman" w:eastAsia="Times New Roman" w:hAnsi="Times New Roman"/>
           <w:b w:val="1"/>
           <w:bCs w:val="1"/>
           <w:sz w:val="26"/>
           <w:szCs w:val="26"/>
+        </w:rPr>
+      </w:pPr>
+      <w:bookmarkStart w:colFirst="0" w:colLast="0" w:name="_yag45e7dp546" w:id="1"/>
+      <w:bookmarkEnd w:id="1"/>
+      <w:r>
+        <w:rPr>
+          <w:rFonts w:ascii="Times New Roman" w:cs="Times New Roman" w:eastAsia="Times New Roman" w:hAnsi="Times New Roman"/>
+          <w:b w:val="1"/>
+          <w:bCs w:val="1"/>
+          <w:sz w:val="26"/>
+          <w:szCs w:val="26"/>
+          <w:rtl w:val="0"/>
+        </w:rPr>
+        <w:t xml:space="preserve">DANH MỤC HÌNH</w:t>
+      </w:r>
+    </w:p>
+    <w:sdt>
+      <w:sdtPr>
+        <w:id w:val="-205988366"/>
+        <w:docPartObj>
+          <w:docPartGallery w:val="Table of Contents"/>
+          <w:docPartUnique w:val="1"/>
+        </w:docPartObj>
+      </w:sdtPr>
+      <w:sdtContent>
+        <w:p>
+          <w:pPr>
+            <w:widowControl w:val="0"/>
+            <w:tabs>
+              <w:tab w:val="right" w:leader="dot" w:pos="12000"/>
+            </w:tabs>
+            <w:spacing w:before="60" w:line="240" w:lineRule="auto"/>
+            <w:rPr>
+              <w:rFonts w:ascii="Times New Roman" w:cs="Times New Roman" w:eastAsia="Times New Roman" w:hAnsi="Times New Roman"/>
+              <w:b w:val="1"/>
+              <w:bCs w:val="1"/>
+              <w:color w:val="000000"/>
+              <w:sz w:val="26"/>
+              <w:szCs w:val="26"/>
+              <w:u w:val="none"/>
+            </w:rPr>
+          </w:pPr>
+          <w:r>
+            <w:fldChar w:fldCharType="begin"/>
+            <w:instrText xml:space="preserve"> TOC \h \u \z \t "Heading 5,1,"</w:instrText>
+            <w:fldChar w:fldCharType="separate"/>
+          </w:r>
+          <w:hyperlink w:anchor="_i50ioihhmlvf">
+            <w:r>
+              <w:rPr>
+                <w:rFonts w:ascii="Times New Roman" w:cs="Times New Roman" w:eastAsia="Times New Roman" w:hAnsi="Times New Roman"/>
+                <w:i w:val="0"/>
+                <w:iCs w:val="0"/>
+                <w:smallCaps w:val="0"/>
+                <w:strike w:val="0"/>
+                <w:color w:val="000000"/>
+                <w:sz w:val="26"/>
+                <w:szCs w:val="26"/>
+                <w:u w:val="none"/>
+                <w:shd w:fill="auto" w:val="clear"/>
+                <w:vertAlign w:val="baseline"/>
+                <w:rtl w:val="0"/>
+              </w:rPr>
+              <w:t xml:space="preserve">Hình 2.1. Kết quả 5 dòng từ dữ liệu gốc</w:t>
+              <w:tab/>
+              <w:t xml:space="preserve">8</w:t>
+            </w:r>
+          </w:hyperlink>
+          <w:r>
+            <w:rPr>
+              <w:rtl w:val="0"/>
+            </w:rPr>
+          </w:r>
+        </w:p>
+        <w:p>
+          <w:pPr>
+            <w:widowControl w:val="0"/>
+            <w:tabs>
+              <w:tab w:val="right" w:leader="dot" w:pos="12000"/>
+            </w:tabs>
+            <w:spacing w:before="60" w:line="240" w:lineRule="auto"/>
+            <w:rPr>
+              <w:rFonts w:ascii="Times New Roman" w:cs="Times New Roman" w:eastAsia="Times New Roman" w:hAnsi="Times New Roman"/>
+              <w:b w:val="1"/>
+              <w:bCs w:val="1"/>
+              <w:color w:val="000000"/>
+              <w:sz w:val="26"/>
+              <w:szCs w:val="26"/>
+              <w:u w:val="none"/>
+            </w:rPr>
+          </w:pPr>
+          <w:hyperlink w:anchor="_6rzkcujkrxta">
+            <w:r>
+              <w:rPr>
+                <w:rFonts w:ascii="Times New Roman" w:cs="Times New Roman" w:eastAsia="Times New Roman" w:hAnsi="Times New Roman"/>
+                <w:i w:val="0"/>
+                <w:iCs w:val="0"/>
+                <w:smallCaps w:val="0"/>
+                <w:strike w:val="0"/>
+                <w:color w:val="000000"/>
+                <w:sz w:val="26"/>
+                <w:szCs w:val="26"/>
+                <w:u w:val="none"/>
+                <w:shd w:fill="auto" w:val="clear"/>
+                <w:vertAlign w:val="baseline"/>
+                <w:rtl w:val="0"/>
+              </w:rPr>
+              <w:t xml:space="preserve">Hình 2.2: Kết quả khảo sát dữ liệu ban đầu</w:t>
+              <w:tab/>
+              <w:t xml:space="preserve">9</w:t>
+            </w:r>
+          </w:hyperlink>
+          <w:r>
+            <w:rPr>
+              <w:rtl w:val="0"/>
+            </w:rPr>
+          </w:r>
+        </w:p>
+        <w:p>
+          <w:pPr>
+            <w:widowControl w:val="0"/>
+            <w:tabs>
+              <w:tab w:val="right" w:leader="dot" w:pos="12000"/>
+            </w:tabs>
+            <w:spacing w:before="60" w:line="240" w:lineRule="auto"/>
+            <w:rPr>
+              <w:rFonts w:ascii="Times New Roman" w:cs="Times New Roman" w:eastAsia="Times New Roman" w:hAnsi="Times New Roman"/>
+              <w:b w:val="1"/>
+              <w:bCs w:val="1"/>
+              <w:color w:val="000000"/>
+              <w:sz w:val="26"/>
+              <w:szCs w:val="26"/>
+              <w:u w:val="none"/>
+            </w:rPr>
+          </w:pPr>
+          <w:hyperlink w:anchor="_swvva41zw0dz">
+            <w:r>
+              <w:rPr>
+                <w:rFonts w:ascii="Times New Roman" w:cs="Times New Roman" w:eastAsia="Times New Roman" w:hAnsi="Times New Roman"/>
+                <w:i w:val="0"/>
+                <w:iCs w:val="0"/>
+                <w:smallCaps w:val="0"/>
+                <w:strike w:val="0"/>
+                <w:color w:val="000000"/>
+                <w:sz w:val="26"/>
+                <w:szCs w:val="26"/>
+                <w:u w:val="none"/>
+                <w:shd w:fill="auto" w:val="clear"/>
+                <w:vertAlign w:val="baseline"/>
+                <w:rtl w:val="0"/>
+              </w:rPr>
+              <w:t xml:space="preserve">Hình 2.3. Tổng lượt nghe của bảng xếp hạng Spotify Việt Nam qua 12 tuần</w:t>
+              <w:tab/>
+              <w:t xml:space="preserve">10</w:t>
+            </w:r>
+          </w:hyperlink>
+          <w:r>
+            <w:rPr>
+              <w:rtl w:val="0"/>
+            </w:rPr>
+          </w:r>
+        </w:p>
+        <w:p>
+          <w:pPr>
+            <w:widowControl w:val="0"/>
+            <w:tabs>
+              <w:tab w:val="right" w:leader="dot" w:pos="12000"/>
+            </w:tabs>
+            <w:spacing w:before="60" w:line="240" w:lineRule="auto"/>
+            <w:rPr>
+              <w:rFonts w:ascii="Times New Roman" w:cs="Times New Roman" w:eastAsia="Times New Roman" w:hAnsi="Times New Roman"/>
+              <w:b w:val="1"/>
+              <w:bCs w:val="1"/>
+              <w:color w:val="000000"/>
+              <w:sz w:val="26"/>
+              <w:szCs w:val="26"/>
+              <w:u w:val="none"/>
+            </w:rPr>
+          </w:pPr>
+          <w:hyperlink w:anchor="_gcg2yoj7d6yd">
+            <w:r>
+              <w:rPr>
+                <w:rFonts w:ascii="Times New Roman" w:cs="Times New Roman" w:eastAsia="Times New Roman" w:hAnsi="Times New Roman"/>
+                <w:i w:val="0"/>
+                <w:iCs w:val="0"/>
+                <w:smallCaps w:val="0"/>
+                <w:strike w:val="0"/>
+                <w:color w:val="000000"/>
+                <w:sz w:val="26"/>
+                <w:szCs w:val="26"/>
+                <w:u w:val="none"/>
+                <w:shd w:fill="auto" w:val="clear"/>
+                <w:vertAlign w:val="baseline"/>
+                <w:rtl w:val="0"/>
+              </w:rPr>
+              <w:t xml:space="preserve">Hình 2.4. Top 10 nghệ sĩ hoặc nhóm nghệ sĩ theo tổng người nghe</w:t>
+              <w:tab/>
+              <w:t xml:space="preserve">11</w:t>
+            </w:r>
+          </w:hyperlink>
+          <w:r>
+            <w:rPr>
+              <w:rtl w:val="0"/>
+            </w:rPr>
+          </w:r>
+        </w:p>
+        <w:p>
+          <w:pPr>
+            <w:widowControl w:val="0"/>
+            <w:tabs>
+              <w:tab w:val="right" w:leader="dot" w:pos="12000"/>
+            </w:tabs>
+            <w:spacing w:before="60" w:line="240" w:lineRule="auto"/>
+            <w:rPr>
+              <w:rFonts w:ascii="Times New Roman" w:cs="Times New Roman" w:eastAsia="Times New Roman" w:hAnsi="Times New Roman"/>
+              <w:b w:val="1"/>
+              <w:bCs w:val="1"/>
+              <w:color w:val="000000"/>
+              <w:sz w:val="26"/>
+              <w:szCs w:val="26"/>
+              <w:u w:val="none"/>
+            </w:rPr>
+          </w:pPr>
+          <w:hyperlink w:anchor="_en9lt9w78us3">
+            <w:r>
+              <w:rPr>
+                <w:rFonts w:ascii="Times New Roman" w:cs="Times New Roman" w:eastAsia="Times New Roman" w:hAnsi="Times New Roman"/>
+                <w:i w:val="0"/>
+                <w:iCs w:val="0"/>
+                <w:smallCaps w:val="0"/>
+                <w:strike w:val="0"/>
+                <w:color w:val="000000"/>
+                <w:sz w:val="26"/>
+                <w:szCs w:val="26"/>
+                <w:u w:val="none"/>
+                <w:shd w:fill="auto" w:val="clear"/>
+                <w:vertAlign w:val="baseline"/>
+                <w:rtl w:val="0"/>
+              </w:rPr>
+              <w:t xml:space="preserve">Hình 2.5. Top 10 bài hát tăng hạng mạnh nhất trong 12 tuần</w:t>
+              <w:tab/>
+              <w:t xml:space="preserve">12</w:t>
+            </w:r>
+          </w:hyperlink>
+          <w:r>
+            <w:rPr>
+              <w:rtl w:val="0"/>
+            </w:rPr>
+          </w:r>
+        </w:p>
+        <w:p>
+          <w:pPr>
+            <w:widowControl w:val="0"/>
+            <w:tabs>
+              <w:tab w:val="right" w:leader="dot" w:pos="12000"/>
+            </w:tabs>
+            <w:spacing w:before="60" w:line="240" w:lineRule="auto"/>
+            <w:rPr>
+              <w:rFonts w:ascii="Times New Roman" w:cs="Times New Roman" w:eastAsia="Times New Roman" w:hAnsi="Times New Roman"/>
+              <w:b w:val="1"/>
+              <w:bCs w:val="1"/>
+              <w:color w:val="000000"/>
+              <w:sz w:val="26"/>
+              <w:szCs w:val="26"/>
+              <w:u w:val="none"/>
+            </w:rPr>
+          </w:pPr>
+          <w:hyperlink w:anchor="_qtodm497njr3">
+            <w:r>
+              <w:rPr>
+                <w:rFonts w:ascii="Times New Roman" w:cs="Times New Roman" w:eastAsia="Times New Roman" w:hAnsi="Times New Roman"/>
+                <w:i w:val="0"/>
+                <w:iCs w:val="0"/>
+                <w:smallCaps w:val="0"/>
+                <w:strike w:val="0"/>
+                <w:color w:val="000000"/>
+                <w:sz w:val="26"/>
+                <w:szCs w:val="26"/>
+                <w:u w:val="none"/>
+                <w:shd w:fill="auto" w:val="clear"/>
+                <w:vertAlign w:val="baseline"/>
+                <w:rtl w:val="0"/>
+              </w:rPr>
+              <w:t xml:space="preserve">Hình 2.5. Top 10 bài hát tụt hạng mạnh nhất trong 25/06/2026</w:t>
+              <w:tab/>
+              <w:t xml:space="preserve">13</w:t>
+            </w:r>
+          </w:hyperlink>
+          <w:r>
+            <w:rPr>
+              <w:rtl w:val="0"/>
+            </w:rPr>
+          </w:r>
+        </w:p>
+        <w:p>
+          <w:pPr>
+            <w:widowControl w:val="0"/>
+            <w:tabs>
+              <w:tab w:val="right" w:leader="dot" w:pos="12000"/>
+            </w:tabs>
+            <w:spacing w:before="60" w:line="240" w:lineRule="auto"/>
+            <w:rPr>
+              <w:rFonts w:ascii="Times New Roman" w:cs="Times New Roman" w:eastAsia="Times New Roman" w:hAnsi="Times New Roman"/>
+              <w:b w:val="1"/>
+              <w:bCs w:val="1"/>
+              <w:color w:val="000000"/>
+              <w:sz w:val="26"/>
+              <w:szCs w:val="26"/>
+              <w:u w:val="none"/>
+            </w:rPr>
+          </w:pPr>
+          <w:hyperlink w:anchor="_5labtm98f57f">
+            <w:r>
+              <w:rPr>
+                <w:rFonts w:ascii="Times New Roman" w:cs="Times New Roman" w:eastAsia="Times New Roman" w:hAnsi="Times New Roman"/>
+                <w:i w:val="0"/>
+                <w:iCs w:val="0"/>
+                <w:smallCaps w:val="0"/>
+                <w:strike w:val="0"/>
+                <w:color w:val="000000"/>
+                <w:sz w:val="26"/>
+                <w:szCs w:val="26"/>
+                <w:u w:val="none"/>
+                <w:shd w:fill="auto" w:val="clear"/>
+                <w:vertAlign w:val="baseline"/>
+                <w:rtl w:val="0"/>
+              </w:rPr>
+              <w:t xml:space="preserve">Hình 2.6. Top 10 bài hát giữ phong độ ổn định</w:t>
+              <w:tab/>
+              <w:t xml:space="preserve">13</w:t>
+            </w:r>
+          </w:hyperlink>
+          <w:r>
+            <w:rPr>
+              <w:rtl w:val="0"/>
+            </w:rPr>
+          </w:r>
+        </w:p>
+        <w:p>
+          <w:pPr>
+            <w:widowControl w:val="0"/>
+            <w:tabs>
+              <w:tab w:val="right" w:leader="dot" w:pos="12000"/>
+            </w:tabs>
+            <w:spacing w:before="60" w:line="240" w:lineRule="auto"/>
+            <w:rPr>
+              <w:rFonts w:ascii="Times New Roman" w:cs="Times New Roman" w:eastAsia="Times New Roman" w:hAnsi="Times New Roman"/>
+              <w:b w:val="1"/>
+              <w:bCs w:val="1"/>
+              <w:color w:val="000000"/>
+              <w:sz w:val="26"/>
+              <w:szCs w:val="26"/>
+              <w:u w:val="none"/>
+            </w:rPr>
+          </w:pPr>
+          <w:hyperlink w:anchor="_9j8irld9bals">
+            <w:r>
+              <w:rPr>
+                <w:rFonts w:ascii="Times New Roman" w:cs="Times New Roman" w:eastAsia="Times New Roman" w:hAnsi="Times New Roman"/>
+                <w:i w:val="0"/>
+                <w:iCs w:val="0"/>
+                <w:smallCaps w:val="0"/>
+                <w:strike w:val="0"/>
+                <w:color w:val="000000"/>
+                <w:sz w:val="26"/>
+                <w:szCs w:val="26"/>
+                <w:u w:val="none"/>
+                <w:shd w:fill="auto" w:val="clear"/>
+                <w:vertAlign w:val="baseline"/>
+                <w:rtl w:val="0"/>
+              </w:rPr>
+              <w:t xml:space="preserve">Hình 2.6. Xu hướng lượt nghe của 5 bài hát nổi bật qua 12 tuần</w:t>
+              <w:tab/>
+              <w:t xml:space="preserve">14</w:t>
+            </w:r>
+          </w:hyperlink>
+          <w:r>
+            <w:rPr>
+              <w:rtl w:val="0"/>
+            </w:rPr>
+          </w:r>
+        </w:p>
+        <w:p>
+          <w:pPr>
+            <w:widowControl w:val="0"/>
+            <w:tabs>
+              <w:tab w:val="right" w:leader="dot" w:pos="12000"/>
+            </w:tabs>
+            <w:spacing w:before="60" w:line="240" w:lineRule="auto"/>
+            <w:rPr>
+              <w:rFonts w:ascii="Times New Roman" w:cs="Times New Roman" w:eastAsia="Times New Roman" w:hAnsi="Times New Roman"/>
+              <w:b w:val="1"/>
+              <w:bCs w:val="1"/>
+              <w:color w:val="000000"/>
+              <w:sz w:val="26"/>
+              <w:szCs w:val="26"/>
+              <w:u w:val="none"/>
+            </w:rPr>
+          </w:pPr>
+          <w:hyperlink w:anchor="_ro1n2wunww3">
+            <w:r>
+              <w:rPr>
+                <w:rFonts w:ascii="Times New Roman" w:cs="Times New Roman" w:eastAsia="Times New Roman" w:hAnsi="Times New Roman"/>
+                <w:i w:val="0"/>
+                <w:iCs w:val="0"/>
+                <w:smallCaps w:val="0"/>
+                <w:strike w:val="0"/>
+                <w:color w:val="000000"/>
+                <w:sz w:val="26"/>
+                <w:szCs w:val="26"/>
+                <w:u w:val="none"/>
+                <w:shd w:fill="auto" w:val="clear"/>
+                <w:vertAlign w:val="baseline"/>
+                <w:rtl w:val="0"/>
+              </w:rPr>
+              <w:t xml:space="preserve">Hình 2.7. Tỷ trọng lượt nghe theo thể loại trong 12 tuần</w:t>
+              <w:tab/>
+              <w:t xml:space="preserve">14</w:t>
+            </w:r>
+          </w:hyperlink>
+          <w:r>
+            <w:rPr>
+              <w:rtl w:val="0"/>
+            </w:rPr>
+          </w:r>
+        </w:p>
+        <w:p>
+          <w:pPr>
+            <w:widowControl w:val="0"/>
+            <w:tabs>
+              <w:tab w:val="right" w:leader="dot" w:pos="12000"/>
+            </w:tabs>
+            <w:spacing w:before="60" w:line="240" w:lineRule="auto"/>
+            <w:rPr>
+              <w:rFonts w:ascii="Times New Roman" w:cs="Times New Roman" w:eastAsia="Times New Roman" w:hAnsi="Times New Roman"/>
+              <w:b w:val="1"/>
+              <w:bCs w:val="1"/>
+              <w:color w:val="000000"/>
+              <w:sz w:val="26"/>
+              <w:szCs w:val="26"/>
+              <w:u w:val="none"/>
+            </w:rPr>
+          </w:pPr>
+          <w:hyperlink w:anchor="_ouikcz100a54">
+            <w:r>
+              <w:rPr>
+                <w:rFonts w:ascii="Times New Roman" w:cs="Times New Roman" w:eastAsia="Times New Roman" w:hAnsi="Times New Roman"/>
+                <w:i w:val="0"/>
+                <w:iCs w:val="0"/>
+                <w:smallCaps w:val="0"/>
+                <w:strike w:val="0"/>
+                <w:color w:val="000000"/>
+                <w:sz w:val="26"/>
+                <w:szCs w:val="26"/>
+                <w:u w:val="none"/>
+                <w:shd w:fill="auto" w:val="clear"/>
+                <w:vertAlign w:val="baseline"/>
+                <w:rtl w:val="0"/>
+              </w:rPr>
+              <w:t xml:space="preserve">Hình 2.8. Tỷ trọng lượt nghe theo thể loại qua 12 tuần</w:t>
+              <w:tab/>
+              <w:t xml:space="preserve">15</w:t>
+            </w:r>
+          </w:hyperlink>
+          <w:r>
+            <w:rPr>
+              <w:rtl w:val="0"/>
+            </w:rPr>
+          </w:r>
+        </w:p>
+        <w:p>
+          <w:pPr>
+            <w:widowControl w:val="0"/>
+            <w:tabs>
+              <w:tab w:val="right" w:leader="dot" w:pos="12000"/>
+            </w:tabs>
+            <w:spacing w:before="60" w:line="240" w:lineRule="auto"/>
+            <w:rPr>
+              <w:rFonts w:ascii="Times New Roman" w:cs="Times New Roman" w:eastAsia="Times New Roman" w:hAnsi="Times New Roman"/>
+              <w:b w:val="1"/>
+              <w:bCs w:val="1"/>
+              <w:color w:val="000000"/>
+              <w:sz w:val="26"/>
+              <w:szCs w:val="26"/>
+              <w:u w:val="none"/>
+            </w:rPr>
+          </w:pPr>
+          <w:hyperlink w:anchor="_71rgm6b61s1b">
+            <w:r>
+              <w:rPr>
+                <w:rFonts w:ascii="Times New Roman" w:cs="Times New Roman" w:eastAsia="Times New Roman" w:hAnsi="Times New Roman"/>
+                <w:i w:val="0"/>
+                <w:iCs w:val="0"/>
+                <w:smallCaps w:val="0"/>
+                <w:strike w:val="0"/>
+                <w:color w:val="000000"/>
+                <w:sz w:val="26"/>
+                <w:szCs w:val="26"/>
+                <w:u w:val="none"/>
+                <w:shd w:fill="auto" w:val="clear"/>
+                <w:vertAlign w:val="baseline"/>
+                <w:rtl w:val="0"/>
+              </w:rPr>
+              <w:t xml:space="preserve">Hình 2.9. Số bài mới hoặc quay lại bảng xếp hạng theo tuần</w:t>
+              <w:tab/>
+              <w:t xml:space="preserve">16</w:t>
+            </w:r>
+          </w:hyperlink>
+          <w:r>
+            <w:rPr>
+              <w:rtl w:val="0"/>
+            </w:rPr>
+          </w:r>
+        </w:p>
+        <w:p>
+          <w:pPr>
+            <w:widowControl w:val="0"/>
+            <w:tabs>
+              <w:tab w:val="right" w:leader="dot" w:pos="12000"/>
+            </w:tabs>
+            <w:spacing w:before="60" w:line="240" w:lineRule="auto"/>
+            <w:rPr>
+              <w:rFonts w:ascii="Times New Roman" w:cs="Times New Roman" w:eastAsia="Times New Roman" w:hAnsi="Times New Roman"/>
+              <w:b w:val="1"/>
+              <w:bCs w:val="1"/>
+              <w:color w:val="000000"/>
+              <w:sz w:val="26"/>
+              <w:szCs w:val="26"/>
+              <w:u w:val="none"/>
+            </w:rPr>
+          </w:pPr>
+          <w:hyperlink w:anchor="_bvcri1ia1bq2">
+            <w:r>
+              <w:rPr>
+                <w:rFonts w:ascii="Times New Roman" w:cs="Times New Roman" w:eastAsia="Times New Roman" w:hAnsi="Times New Roman"/>
+                <w:i w:val="0"/>
+                <w:iCs w:val="0"/>
+                <w:smallCaps w:val="0"/>
+                <w:strike w:val="0"/>
+                <w:color w:val="000000"/>
+                <w:sz w:val="26"/>
+                <w:szCs w:val="26"/>
+                <w:u w:val="none"/>
+                <w:shd w:fill="auto" w:val="clear"/>
+                <w:vertAlign w:val="baseline"/>
+                <w:rtl w:val="0"/>
+              </w:rPr>
+              <w:t xml:space="preserve">Hình 2.10. Mối quan hệ giữa tăng hạng, lượt nghe và điểm tiềm năng</w:t>
+              <w:tab/>
+              <w:t xml:space="preserve">16</w:t>
+            </w:r>
+          </w:hyperlink>
+          <w:r>
+            <w:rPr>
+              <w:rtl w:val="0"/>
+            </w:rPr>
+          </w:r>
+        </w:p>
+        <w:p>
+          <w:pPr>
+            <w:widowControl w:val="0"/>
+            <w:tabs>
+              <w:tab w:val="right" w:leader="dot" w:pos="12000"/>
+            </w:tabs>
+            <w:spacing w:before="60" w:line="240" w:lineRule="auto"/>
+            <w:rPr>
+              <w:rFonts w:ascii="Times New Roman" w:cs="Times New Roman" w:eastAsia="Times New Roman" w:hAnsi="Times New Roman"/>
+              <w:b w:val="1"/>
+              <w:bCs w:val="1"/>
+              <w:color w:val="000000"/>
+              <w:sz w:val="26"/>
+              <w:szCs w:val="26"/>
+              <w:u w:val="none"/>
+            </w:rPr>
+          </w:pPr>
+          <w:hyperlink w:anchor="_q7hvkea1uc8u">
+            <w:r>
+              <w:rPr>
+                <w:rFonts w:ascii="Times New Roman" w:cs="Times New Roman" w:eastAsia="Times New Roman" w:hAnsi="Times New Roman"/>
+                <w:i w:val="0"/>
+                <w:iCs w:val="0"/>
+                <w:smallCaps w:val="0"/>
+                <w:strike w:val="0"/>
+                <w:color w:val="000000"/>
+                <w:sz w:val="26"/>
+                <w:szCs w:val="26"/>
+                <w:u w:val="none"/>
+                <w:shd w:fill="auto" w:val="clear"/>
+                <w:vertAlign w:val="baseline"/>
+                <w:rtl w:val="0"/>
+              </w:rPr>
+              <w:t xml:space="preserve">Hình 2.11. So sánh lượt nghe thực tế và dự đoán của ba mô hình trên 50 quan sát đầu</w:t>
+              <w:tab/>
+              <w:t xml:space="preserve">19</w:t>
+            </w:r>
+          </w:hyperlink>
+          <w:r>
+            <w:rPr>
+              <w:rtl w:val="0"/>
+            </w:rPr>
+          </w:r>
+          <w:r>
+            <w:fldChar w:fldCharType="end"/>
+          </w:r>
+        </w:p>
+      </w:sdtContent>
+    </w:sdt>
+    <w:p>
+      <w:pPr>
+        <w:pStyle w:val="Heading1"/>
+        <w:spacing w:after="100" w:before="120" w:line="360" w:lineRule="auto"/>
+        <w:jc w:val="center"/>
+        <w:rPr>
+          <w:rFonts w:ascii="Times New Roman" w:cs="Times New Roman" w:eastAsia="Times New Roman" w:hAnsi="Times New Roman"/>
+          <w:b w:val="1"/>
+          <w:bCs w:val="1"/>
+          <w:sz w:val="26"/>
+          <w:szCs w:val="26"/>
+        </w:rPr>
+      </w:pPr>
+      <w:bookmarkStart w:colFirst="0" w:colLast="0" w:name="_dep1a0t2boio" w:id="2"/>
+      <w:bookmarkEnd w:id="2"/>
+      <w:r>
+        <w:br w:type="page"/>
+      </w:r>
+      <w:r>
+        <w:rPr>
+          <w:rtl w:val="0"/>
+        </w:rPr>
+      </w:r>
+    </w:p>
+    <w:p>
+      <w:pPr>
+        <w:pStyle w:val="Heading1"/>
+        <w:jc w:val="center"/>
+        <w:rPr>
+          <w:rFonts w:ascii="Times New Roman" w:cs="Times New Roman" w:eastAsia="Times New Roman" w:hAnsi="Times New Roman"/>
+          <w:b w:val="1"/>
+          <w:bCs w:val="1"/>
+          <w:sz w:val="26"/>
+          <w:szCs w:val="26"/>
+        </w:rPr>
+      </w:pPr>
+      <w:bookmarkStart w:colFirst="0" w:colLast="0" w:name="_ot02trir30ke" w:id="3"/>
+      <w:bookmarkEnd w:id="3"/>
+      <w:r>
+        <w:rPr>
+          <w:rFonts w:ascii="Times New Roman" w:cs="Times New Roman" w:eastAsia="Times New Roman" w:hAnsi="Times New Roman"/>
+          <w:b w:val="1"/>
+          <w:bCs w:val="1"/>
+          <w:sz w:val="26"/>
+          <w:szCs w:val="26"/>
+          <w:rtl w:val="0"/>
+        </w:rPr>
+        <w:t xml:space="preserve">DANH MỤC BẢNG</w:t>
+      </w:r>
+    </w:p>
+    <w:sdt>
+      <w:sdtPr>
+        <w:id w:val="939698541"/>
+        <w:docPartObj>
+          <w:docPartGallery w:val="Table of Contents"/>
+          <w:docPartUnique w:val="1"/>
+        </w:docPartObj>
+      </w:sdtPr>
+      <w:sdtContent>
+        <w:p>
+          <w:pPr>
+            <w:widowControl w:val="0"/>
+            <w:tabs>
+              <w:tab w:val="right" w:leader="dot" w:pos="12000"/>
+            </w:tabs>
+            <w:spacing w:before="60" w:line="240" w:lineRule="auto"/>
+            <w:rPr>
+              <w:rFonts w:ascii="Times New Roman" w:cs="Times New Roman" w:eastAsia="Times New Roman" w:hAnsi="Times New Roman"/>
+              <w:b w:val="1"/>
+              <w:bCs w:val="1"/>
+              <w:color w:val="000000"/>
+              <w:sz w:val="26"/>
+              <w:szCs w:val="26"/>
+              <w:u w:val="none"/>
+            </w:rPr>
+          </w:pPr>
+          <w:r>
+            <w:fldChar w:fldCharType="begin"/>
+            <w:instrText xml:space="preserve"> TOC \h \u \z \t "Heading 6,1,"</w:instrText>
+            <w:fldChar w:fldCharType="separate"/>
+          </w:r>
+          <w:hyperlink w:anchor="_na1jhk4w62g4">
+            <w:r>
+              <w:rPr>
+                <w:rFonts w:ascii="Times New Roman" w:cs="Times New Roman" w:eastAsia="Times New Roman" w:hAnsi="Times New Roman"/>
+                <w:i w:val="0"/>
+                <w:iCs w:val="0"/>
+                <w:smallCaps w:val="0"/>
+                <w:strike w:val="0"/>
+                <w:color w:val="000000"/>
+                <w:sz w:val="26"/>
+                <w:szCs w:val="26"/>
+                <w:u w:val="none"/>
+                <w:shd w:fill="auto" w:val="clear"/>
+                <w:vertAlign w:val="baseline"/>
+                <w:rtl w:val="0"/>
+              </w:rPr>
+              <w:t xml:space="preserve">Bảng 2.1. Bảng mô tả các trường thông tin</w:t>
+              <w:tab/>
+              <w:t xml:space="preserve">8</w:t>
+            </w:r>
+          </w:hyperlink>
+          <w:r>
+            <w:rPr>
+              <w:rtl w:val="0"/>
+            </w:rPr>
+          </w:r>
+        </w:p>
+        <w:p>
+          <w:pPr>
+            <w:widowControl w:val="0"/>
+            <w:tabs>
+              <w:tab w:val="right" w:leader="dot" w:pos="12000"/>
+            </w:tabs>
+            <w:spacing w:before="60" w:line="240" w:lineRule="auto"/>
+            <w:rPr>
+              <w:rFonts w:ascii="Times New Roman" w:cs="Times New Roman" w:eastAsia="Times New Roman" w:hAnsi="Times New Roman"/>
+              <w:b w:val="1"/>
+              <w:bCs w:val="1"/>
+              <w:color w:val="000000"/>
+              <w:sz w:val="26"/>
+              <w:szCs w:val="26"/>
+              <w:u w:val="none"/>
+            </w:rPr>
+          </w:pPr>
+          <w:hyperlink w:anchor="_haa0tf5xn73q">
+            <w:r>
+              <w:rPr>
+                <w:rFonts w:ascii="Times New Roman" w:cs="Times New Roman" w:eastAsia="Times New Roman" w:hAnsi="Times New Roman"/>
+                <w:i w:val="0"/>
+                <w:iCs w:val="0"/>
+                <w:smallCaps w:val="0"/>
+                <w:strike w:val="0"/>
+                <w:color w:val="000000"/>
+                <w:sz w:val="26"/>
+                <w:szCs w:val="26"/>
+                <w:u w:val="none"/>
+                <w:shd w:fill="auto" w:val="clear"/>
+                <w:vertAlign w:val="baseline"/>
+                <w:rtl w:val="0"/>
+              </w:rPr>
+              <w:t xml:space="preserve">Bảng 2.2. Kết quả kiểm tra chất lượng dữ liệu sau làm sạch</w:t>
+              <w:tab/>
+              <w:t xml:space="preserve">10</w:t>
+            </w:r>
+          </w:hyperlink>
+          <w:r>
+            <w:rPr>
+              <w:rtl w:val="0"/>
+            </w:rPr>
+          </w:r>
+        </w:p>
+        <w:p>
+          <w:pPr>
+            <w:widowControl w:val="0"/>
+            <w:tabs>
+              <w:tab w:val="right" w:leader="dot" w:pos="12000"/>
+            </w:tabs>
+            <w:spacing w:before="60" w:line="240" w:lineRule="auto"/>
+            <w:rPr>
+              <w:rFonts w:ascii="Times New Roman" w:cs="Times New Roman" w:eastAsia="Times New Roman" w:hAnsi="Times New Roman"/>
+              <w:b w:val="1"/>
+              <w:bCs w:val="1"/>
+              <w:color w:val="000000"/>
+              <w:sz w:val="26"/>
+              <w:szCs w:val="26"/>
+              <w:u w:val="none"/>
+            </w:rPr>
+          </w:pPr>
+          <w:hyperlink w:anchor="_w9xcsk2zfoe6">
+            <w:r>
+              <w:rPr>
+                <w:rFonts w:ascii="Times New Roman" w:cs="Times New Roman" w:eastAsia="Times New Roman" w:hAnsi="Times New Roman"/>
+                <w:i w:val="0"/>
+                <w:iCs w:val="0"/>
+                <w:smallCaps w:val="0"/>
+                <w:strike w:val="0"/>
+                <w:color w:val="000000"/>
+                <w:sz w:val="26"/>
+                <w:szCs w:val="26"/>
+                <w:u w:val="none"/>
+                <w:shd w:fill="auto" w:val="clear"/>
+                <w:vertAlign w:val="baseline"/>
+                <w:rtl w:val="0"/>
+              </w:rPr>
+              <w:t xml:space="preserve">Bảng 2.3. Kết quả MAE, RMSE, R² của các mô hình</w:t>
+              <w:tab/>
+              <w:t xml:space="preserve">17</w:t>
+            </w:r>
+          </w:hyperlink>
+          <w:r>
+            <w:rPr>
+              <w:rtl w:val="0"/>
+            </w:rPr>
+          </w:r>
+          <w:r>
+            <w:fldChar w:fldCharType="end"/>
+          </w:r>
+        </w:p>
+      </w:sdtContent>
+    </w:sdt>
+    <w:p>
+      <w:pPr>
+        <w:pStyle w:val="Heading1"/>
+        <w:spacing w:after="100" w:before="120" w:line="360" w:lineRule="auto"/>
+        <w:jc w:val="center"/>
+        <w:rPr>
+          <w:rFonts w:ascii="Times New Roman" w:cs="Times New Roman" w:eastAsia="Times New Roman" w:hAnsi="Times New Roman"/>
+          <w:b w:val="1"/>
+          <w:bCs w:val="1"/>
+          <w:sz w:val="26"/>
+          <w:szCs w:val="26"/>
+        </w:rPr>
+      </w:pPr>
+      <w:bookmarkStart w:colFirst="0" w:colLast="0" w:name="_dpfi3j72tm19" w:id="4"/>
+      <w:bookmarkEnd w:id="4"/>
+      <w:r>
+        <w:br w:type="page"/>
+      </w:r>
+      <w:r>
+        <w:rPr>
+          <w:rtl w:val="0"/>
+        </w:rPr>
+      </w:r>
+    </w:p>
+    <w:p>
+      <w:pPr>
+        <w:pStyle w:val="Heading1"/>
+        <w:spacing w:after="100" w:before="120" w:line="360" w:lineRule="auto"/>
+        <w:jc w:val="center"/>
+        <w:rPr>
+          <w:rFonts w:ascii="Times New Roman" w:cs="Times New Roman" w:eastAsia="Times New Roman" w:hAnsi="Times New Roman"/>
+          <w:b w:val="1"/>
+          <w:bCs w:val="1"/>
+          <w:sz w:val="26"/>
+          <w:szCs w:val="26"/>
+        </w:rPr>
+      </w:pPr>
+      <w:bookmarkStart w:colFirst="0" w:colLast="0" w:name="_w9u4qq2t5kl3" w:id="5"/>
+      <w:bookmarkEnd w:id="5"/>
+      <w:r>
+        <w:rPr>
+          <w:rFonts w:ascii="Times New Roman" w:cs="Times New Roman" w:eastAsia="Times New Roman" w:hAnsi="Times New Roman"/>
+          <w:b w:val="1"/>
+          <w:bCs w:val="1"/>
+          <w:sz w:val="26"/>
+          <w:szCs w:val="26"/>
           <w:rtl w:val="0"/>
         </w:rPr>
         <w:t xml:space="preserve">LỜI CẢM ƠN</w:t>
@@ -1476,6 +3142,7 @@
     <w:p>
       <w:pPr>
         <w:spacing w:after="100" w:before="120" w:line="360" w:lineRule="auto"/>
+        <w:ind w:firstLine="708.6614173228347"/>
         <w:jc w:val="both"/>
         <w:rPr>
           <w:rFonts w:ascii="Times New Roman" w:cs="Times New Roman" w:eastAsia="Times New Roman" w:hAnsi="Times New Roman"/>
@@ -1496,6 +3163,7 @@
     <w:p>
       <w:pPr>
         <w:spacing w:after="100" w:before="120" w:line="360" w:lineRule="auto"/>
+        <w:ind w:firstLine="708.6614173228347"/>
         <w:jc w:val="both"/>
         <w:rPr>
           <w:rFonts w:ascii="Times New Roman" w:cs="Times New Roman" w:eastAsia="Times New Roman" w:hAnsi="Times New Roman"/>
@@ -1516,6 +3184,7 @@
     <w:p>
       <w:pPr>
         <w:spacing w:after="100" w:before="120" w:line="360" w:lineRule="auto"/>
+        <w:ind w:firstLine="708.6614173228347"/>
         <w:jc w:val="both"/>
         <w:rPr>
           <w:rFonts w:ascii="Times New Roman" w:cs="Times New Roman" w:eastAsia="Times New Roman" w:hAnsi="Times New Roman"/>
@@ -1550,6 +3219,7 @@
         </w:numPr>
         <w:spacing w:after="0" w:afterAutospacing="0" w:before="120" w:line="360" w:lineRule="auto"/>
         <w:ind w:left="720" w:hanging="360"/>
+        <w:jc w:val="both"/>
         <w:rPr>
           <w:rFonts w:ascii="Times New Roman" w:cs="Times New Roman" w:eastAsia="Times New Roman" w:hAnsi="Times New Roman"/>
           <w:b w:val="1"/>
@@ -1558,8 +3228,8 @@
           <w:szCs w:val="26"/>
         </w:rPr>
       </w:pPr>
-      <w:bookmarkStart w:colFirst="0" w:colLast="0" w:name="_imkwnkjxq59" w:id="1"/>
-      <w:bookmarkEnd w:id="1"/>
+      <w:bookmarkStart w:colFirst="0" w:colLast="0" w:name="_imkwnkjxq59" w:id="6"/>
+      <w:bookmarkEnd w:id="6"/>
       <w:r>
         <w:rPr>
           <w:rFonts w:ascii="Times New Roman" w:cs="Times New Roman" w:eastAsia="Times New Roman" w:hAnsi="Times New Roman"/>
@@ -1581,15 +3251,18 @@
         </w:numPr>
         <w:spacing w:before="0" w:beforeAutospacing="0" w:line="360" w:lineRule="auto"/>
         <w:ind w:left="1440" w:hanging="360"/>
+        <w:jc w:val="both"/>
         <w:rPr>
           <w:color w:val="000000"/>
         </w:rPr>
       </w:pPr>
-      <w:bookmarkStart w:colFirst="0" w:colLast="0" w:name="_lqfd7cokzxhn" w:id="2"/>
-      <w:bookmarkEnd w:id="2"/>
-      <w:r>
-        <w:rPr>
-          <w:rFonts w:ascii="Times New Roman" w:cs="Times New Roman" w:eastAsia="Times New Roman" w:hAnsi="Times New Roman"/>
+      <w:bookmarkStart w:colFirst="0" w:colLast="0" w:name="_lqfd7cokzxhn" w:id="7"/>
+      <w:bookmarkEnd w:id="7"/>
+      <w:r>
+        <w:rPr>
+          <w:rFonts w:ascii="Times New Roman" w:cs="Times New Roman" w:eastAsia="Times New Roman" w:hAnsi="Times New Roman"/>
+          <w:b w:val="1"/>
+          <w:bCs w:val="1"/>
           <w:color w:val="000000"/>
           <w:sz w:val="26"/>
           <w:szCs w:val="26"/>
@@ -1601,7 +3274,8 @@
     <w:p>
       <w:pPr>
         <w:spacing w:line="360" w:lineRule="auto"/>
-        <w:ind w:left="0" w:firstLine="0"/>
+        <w:ind w:left="0" w:firstLine="708.6614173228347"/>
+        <w:jc w:val="both"/>
         <w:rPr>
           <w:rFonts w:ascii="Times New Roman" w:cs="Times New Roman" w:eastAsia="Times New Roman" w:hAnsi="Times New Roman"/>
           <w:sz w:val="26"/>
@@ -1627,15 +3301,18 @@
         </w:numPr>
         <w:spacing w:line="360" w:lineRule="auto"/>
         <w:ind w:left="1440" w:hanging="360"/>
+        <w:jc w:val="both"/>
         <w:rPr>
           <w:color w:val="000000"/>
         </w:rPr>
       </w:pPr>
-      <w:bookmarkStart w:colFirst="0" w:colLast="0" w:name="_6qgr5lfh6r3g" w:id="3"/>
-      <w:bookmarkEnd w:id="3"/>
-      <w:r>
-        <w:rPr>
-          <w:rFonts w:ascii="Times New Roman" w:cs="Times New Roman" w:eastAsia="Times New Roman" w:hAnsi="Times New Roman"/>
+      <w:bookmarkStart w:colFirst="0" w:colLast="0" w:name="_6qgr5lfh6r3g" w:id="8"/>
+      <w:bookmarkEnd w:id="8"/>
+      <w:r>
+        <w:rPr>
+          <w:rFonts w:ascii="Times New Roman" w:cs="Times New Roman" w:eastAsia="Times New Roman" w:hAnsi="Times New Roman"/>
+          <w:b w:val="1"/>
+          <w:bCs w:val="1"/>
           <w:color w:val="000000"/>
           <w:sz w:val="26"/>
           <w:szCs w:val="26"/>
@@ -1647,7 +3324,8 @@
     <w:p>
       <w:pPr>
         <w:spacing w:line="360" w:lineRule="auto"/>
-        <w:ind w:left="0" w:firstLine="0"/>
+        <w:ind w:left="0" w:firstLine="708.6614173228347"/>
+        <w:jc w:val="both"/>
         <w:rPr>
           <w:rFonts w:ascii="Times New Roman" w:cs="Times New Roman" w:eastAsia="Times New Roman" w:hAnsi="Times New Roman"/>
           <w:sz w:val="26"/>
@@ -1673,15 +3351,18 @@
         </w:numPr>
         <w:spacing w:line="360" w:lineRule="auto"/>
         <w:ind w:left="1440" w:hanging="360"/>
+        <w:jc w:val="both"/>
         <w:rPr>
           <w:color w:val="000000"/>
         </w:rPr>
       </w:pPr>
-      <w:bookmarkStart w:colFirst="0" w:colLast="0" w:name="_ara3nqzhp1s6" w:id="4"/>
-      <w:bookmarkEnd w:id="4"/>
-      <w:r>
-        <w:rPr>
-          <w:rFonts w:ascii="Times New Roman" w:cs="Times New Roman" w:eastAsia="Times New Roman" w:hAnsi="Times New Roman"/>
+      <w:bookmarkStart w:colFirst="0" w:colLast="0" w:name="_ara3nqzhp1s6" w:id="9"/>
+      <w:bookmarkEnd w:id="9"/>
+      <w:r>
+        <w:rPr>
+          <w:rFonts w:ascii="Times New Roman" w:cs="Times New Roman" w:eastAsia="Times New Roman" w:hAnsi="Times New Roman"/>
+          <w:b w:val="1"/>
+          <w:bCs w:val="1"/>
           <w:color w:val="000000"/>
           <w:sz w:val="26"/>
           <w:szCs w:val="26"/>
@@ -1698,7 +3379,8 @@
     <w:p>
       <w:pPr>
         <w:spacing w:line="360" w:lineRule="auto"/>
-        <w:ind w:left="0" w:firstLine="0"/>
+        <w:ind w:left="0" w:firstLine="708.6614173228347"/>
+        <w:jc w:val="both"/>
         <w:rPr>
           <w:rFonts w:ascii="Times New Roman" w:cs="Times New Roman" w:eastAsia="Times New Roman" w:hAnsi="Times New Roman"/>
           <w:sz w:val="26"/>
@@ -1724,6 +3406,7 @@
         </w:numPr>
         <w:spacing w:after="0" w:afterAutospacing="0" w:line="360" w:lineRule="auto"/>
         <w:ind w:left="720" w:hanging="360"/>
+        <w:jc w:val="both"/>
         <w:rPr>
           <w:rFonts w:ascii="Times New Roman" w:cs="Times New Roman" w:eastAsia="Times New Roman" w:hAnsi="Times New Roman"/>
           <w:b w:val="1"/>
@@ -1732,8 +3415,8 @@
           <w:szCs w:val="26"/>
         </w:rPr>
       </w:pPr>
-      <w:bookmarkStart w:colFirst="0" w:colLast="0" w:name="_uoq4arfx50kb" w:id="5"/>
-      <w:bookmarkEnd w:id="5"/>
+      <w:bookmarkStart w:colFirst="0" w:colLast="0" w:name="_uoq4arfx50kb" w:id="10"/>
+      <w:bookmarkEnd w:id="10"/>
       <w:r>
         <w:rPr>
           <w:rFonts w:ascii="Times New Roman" w:cs="Times New Roman" w:eastAsia="Times New Roman" w:hAnsi="Times New Roman"/>
@@ -1755,15 +3438,18 @@
         </w:numPr>
         <w:spacing w:after="100" w:before="0" w:beforeAutospacing="0" w:line="360" w:lineRule="auto"/>
         <w:ind w:left="1440" w:hanging="360"/>
+        <w:jc w:val="both"/>
         <w:rPr>
           <w:color w:val="000000"/>
         </w:rPr>
       </w:pPr>
-      <w:bookmarkStart w:colFirst="0" w:colLast="0" w:name="_423bqwio7wjt" w:id="6"/>
-      <w:bookmarkEnd w:id="6"/>
-      <w:r>
-        <w:rPr>
-          <w:rFonts w:ascii="Times New Roman" w:cs="Times New Roman" w:eastAsia="Times New Roman" w:hAnsi="Times New Roman"/>
+      <w:bookmarkStart w:colFirst="0" w:colLast="0" w:name="_423bqwio7wjt" w:id="11"/>
+      <w:bookmarkEnd w:id="11"/>
+      <w:r>
+        <w:rPr>
+          <w:rFonts w:ascii="Times New Roman" w:cs="Times New Roman" w:eastAsia="Times New Roman" w:hAnsi="Times New Roman"/>
+          <w:b w:val="1"/>
+          <w:bCs w:val="1"/>
           <w:color w:val="000000"/>
           <w:sz w:val="26"/>
           <w:szCs w:val="26"/>
@@ -1776,6 +3462,7 @@
       <w:pPr>
         <w:spacing w:line="360" w:lineRule="auto"/>
         <w:ind w:left="0" w:firstLine="0"/>
+        <w:jc w:val="both"/>
         <w:rPr>
           <w:rFonts w:ascii="Times New Roman" w:cs="Times New Roman" w:eastAsia="Times New Roman" w:hAnsi="Times New Roman"/>
           <w:i w:val="1"/>
@@ -1800,6 +3487,7 @@
       <w:pPr>
         <w:spacing w:line="360" w:lineRule="auto"/>
         <w:ind w:left="0" w:firstLine="0"/>
+        <w:jc w:val="both"/>
         <w:rPr>
           <w:rFonts w:ascii="Times New Roman" w:cs="Times New Roman" w:eastAsia="Times New Roman" w:hAnsi="Times New Roman"/>
           <w:sz w:val="26"/>
@@ -1819,6 +3507,7 @@
     <w:p>
       <w:pPr>
         <w:spacing w:line="360" w:lineRule="auto"/>
+        <w:jc w:val="both"/>
         <w:rPr>
           <w:rFonts w:ascii="Times New Roman" w:cs="Times New Roman" w:eastAsia="Times New Roman" w:hAnsi="Times New Roman"/>
           <w:i w:val="1"/>
@@ -1843,6 +3532,7 @@
       <w:pPr>
         <w:spacing w:line="360" w:lineRule="auto"/>
         <w:ind w:left="0" w:firstLine="0"/>
+        <w:jc w:val="both"/>
         <w:rPr>
           <w:rFonts w:ascii="Times New Roman" w:cs="Times New Roman" w:eastAsia="Times New Roman" w:hAnsi="Times New Roman"/>
           <w:sz w:val="26"/>
@@ -1935,7 +3625,7 @@
               <w:shd w:fill="auto" w:val="clear"/>
               <w:spacing w:after="0" w:before="0" w:line="360" w:lineRule="auto"/>
               <w:ind w:left="0" w:right="0" w:firstLine="0"/>
-              <w:jc w:val="center"/>
+              <w:jc w:val="both"/>
               <w:rPr>
                 <w:rFonts w:ascii="Times New Roman" w:cs="Times New Roman" w:eastAsia="Times New Roman" w:hAnsi="Times New Roman"/>
                 <w:b w:val="1"/>
@@ -1984,7 +3674,7 @@
               <w:shd w:fill="auto" w:val="clear"/>
               <w:spacing w:after="0" w:before="0" w:line="360" w:lineRule="auto"/>
               <w:ind w:left="0" w:right="0" w:firstLine="0"/>
-              <w:jc w:val="center"/>
+              <w:jc w:val="both"/>
               <w:rPr>
                 <w:rFonts w:ascii="Times New Roman" w:cs="Times New Roman" w:eastAsia="Times New Roman" w:hAnsi="Times New Roman"/>
                 <w:b w:val="1"/>
@@ -2039,7 +3729,7 @@
               <w:shd w:fill="auto" w:val="clear"/>
               <w:spacing w:after="0" w:before="0" w:line="360" w:lineRule="auto"/>
               <w:ind w:left="0" w:right="0" w:firstLine="0"/>
-              <w:jc w:val="left"/>
+              <w:jc w:val="both"/>
               <w:rPr>
                 <w:rFonts w:ascii="Times New Roman" w:cs="Times New Roman" w:eastAsia="Times New Roman" w:hAnsi="Times New Roman"/>
                 <w:sz w:val="26"/>
@@ -2084,7 +3774,7 @@
               <w:shd w:fill="auto" w:val="clear"/>
               <w:spacing w:after="0" w:before="0" w:line="360" w:lineRule="auto"/>
               <w:ind w:left="0" w:right="0" w:firstLine="0"/>
-              <w:jc w:val="left"/>
+              <w:jc w:val="both"/>
               <w:rPr>
                 <w:rFonts w:ascii="Times New Roman" w:cs="Times New Roman" w:eastAsia="Times New Roman" w:hAnsi="Times New Roman"/>
                 <w:sz w:val="26"/>
@@ -2135,7 +3825,7 @@
               <w:shd w:fill="auto" w:val="clear"/>
               <w:spacing w:after="0" w:before="0" w:line="360" w:lineRule="auto"/>
               <w:ind w:left="0" w:right="0" w:firstLine="0"/>
-              <w:jc w:val="left"/>
+              <w:jc w:val="both"/>
               <w:rPr>
                 <w:rFonts w:ascii="Times New Roman" w:cs="Times New Roman" w:eastAsia="Times New Roman" w:hAnsi="Times New Roman"/>
                 <w:sz w:val="26"/>
@@ -2180,7 +3870,7 @@
               <w:shd w:fill="auto" w:val="clear"/>
               <w:spacing w:after="0" w:before="0" w:line="360" w:lineRule="auto"/>
               <w:ind w:left="0" w:right="0" w:firstLine="0"/>
-              <w:jc w:val="left"/>
+              <w:jc w:val="both"/>
               <w:rPr>
                 <w:rFonts w:ascii="Times New Roman" w:cs="Times New Roman" w:eastAsia="Times New Roman" w:hAnsi="Times New Roman"/>
                 <w:sz w:val="26"/>
@@ -2231,7 +3921,7 @@
               <w:shd w:fill="auto" w:val="clear"/>
               <w:spacing w:after="0" w:before="0" w:line="360" w:lineRule="auto"/>
               <w:ind w:left="0" w:right="0" w:firstLine="0"/>
-              <w:jc w:val="left"/>
+              <w:jc w:val="both"/>
               <w:rPr>
                 <w:rFonts w:ascii="Times New Roman" w:cs="Times New Roman" w:eastAsia="Times New Roman" w:hAnsi="Times New Roman"/>
                 <w:sz w:val="26"/>
@@ -2276,7 +3966,7 @@
               <w:shd w:fill="auto" w:val="clear"/>
               <w:spacing w:after="0" w:before="0" w:line="360" w:lineRule="auto"/>
               <w:ind w:left="0" w:right="0" w:firstLine="0"/>
-              <w:jc w:val="left"/>
+              <w:jc w:val="both"/>
               <w:rPr>
                 <w:rFonts w:ascii="Times New Roman" w:cs="Times New Roman" w:eastAsia="Times New Roman" w:hAnsi="Times New Roman"/>
                 <w:sz w:val="26"/>
@@ -2327,7 +4017,7 @@
               <w:shd w:fill="auto" w:val="clear"/>
               <w:spacing w:after="0" w:before="0" w:line="360" w:lineRule="auto"/>
               <w:ind w:left="0" w:right="0" w:firstLine="0"/>
-              <w:jc w:val="left"/>
+              <w:jc w:val="both"/>
               <w:rPr>
                 <w:rFonts w:ascii="Times New Roman" w:cs="Times New Roman" w:eastAsia="Times New Roman" w:hAnsi="Times New Roman"/>
                 <w:sz w:val="26"/>
@@ -2372,7 +4062,7 @@
               <w:shd w:fill="auto" w:val="clear"/>
               <w:spacing w:after="0" w:before="0" w:line="360" w:lineRule="auto"/>
               <w:ind w:left="0" w:right="0" w:firstLine="0"/>
-              <w:jc w:val="left"/>
+              <w:jc w:val="both"/>
               <w:rPr>
                 <w:rFonts w:ascii="Times New Roman" w:cs="Times New Roman" w:eastAsia="Times New Roman" w:hAnsi="Times New Roman"/>
                 <w:sz w:val="26"/>
@@ -2424,7 +4114,7 @@
               <w:shd w:fill="auto" w:val="clear"/>
               <w:spacing w:after="0" w:before="0" w:line="360" w:lineRule="auto"/>
               <w:ind w:left="0" w:right="0" w:firstLine="0"/>
-              <w:jc w:val="left"/>
+              <w:jc w:val="both"/>
               <w:rPr>
                 <w:rFonts w:ascii="Times New Roman" w:cs="Times New Roman" w:eastAsia="Times New Roman" w:hAnsi="Times New Roman"/>
                 <w:sz w:val="26"/>
@@ -2469,7 +4159,7 @@
               <w:shd w:fill="auto" w:val="clear"/>
               <w:spacing w:after="0" w:before="0" w:line="360" w:lineRule="auto"/>
               <w:ind w:left="0" w:right="0" w:firstLine="0"/>
-              <w:jc w:val="left"/>
+              <w:jc w:val="both"/>
               <w:rPr>
                 <w:rFonts w:ascii="Times New Roman" w:cs="Times New Roman" w:eastAsia="Times New Roman" w:hAnsi="Times New Roman"/>
                 <w:sz w:val="26"/>
@@ -2520,7 +4210,7 @@
               <w:shd w:fill="auto" w:val="clear"/>
               <w:spacing w:after="0" w:before="0" w:line="360" w:lineRule="auto"/>
               <w:ind w:left="0" w:right="0" w:firstLine="0"/>
-              <w:jc w:val="left"/>
+              <w:jc w:val="both"/>
               <w:rPr>
                 <w:rFonts w:ascii="Times New Roman" w:cs="Times New Roman" w:eastAsia="Times New Roman" w:hAnsi="Times New Roman"/>
                 <w:sz w:val="26"/>
@@ -2565,7 +4255,7 @@
               <w:shd w:fill="auto" w:val="clear"/>
               <w:spacing w:after="0" w:before="0" w:line="360" w:lineRule="auto"/>
               <w:ind w:left="0" w:right="0" w:firstLine="0"/>
-              <w:jc w:val="left"/>
+              <w:jc w:val="both"/>
               <w:rPr>
                 <w:rFonts w:ascii="Times New Roman" w:cs="Times New Roman" w:eastAsia="Times New Roman" w:hAnsi="Times New Roman"/>
                 <w:sz w:val="26"/>
@@ -2616,7 +4306,7 @@
               <w:shd w:fill="auto" w:val="clear"/>
               <w:spacing w:after="0" w:before="0" w:line="360" w:lineRule="auto"/>
               <w:ind w:left="0" w:right="0" w:firstLine="0"/>
-              <w:jc w:val="left"/>
+              <w:jc w:val="both"/>
               <w:rPr>
                 <w:rFonts w:ascii="Times New Roman" w:cs="Times New Roman" w:eastAsia="Times New Roman" w:hAnsi="Times New Roman"/>
                 <w:sz w:val="26"/>
@@ -2661,7 +4351,7 @@
               <w:shd w:fill="auto" w:val="clear"/>
               <w:spacing w:after="0" w:before="0" w:line="360" w:lineRule="auto"/>
               <w:ind w:left="0" w:right="0" w:firstLine="0"/>
-              <w:jc w:val="left"/>
+              <w:jc w:val="both"/>
               <w:rPr>
                 <w:rFonts w:ascii="Times New Roman" w:cs="Times New Roman" w:eastAsia="Times New Roman" w:hAnsi="Times New Roman"/>
                 <w:sz w:val="26"/>
@@ -2712,7 +4402,7 @@
               <w:shd w:fill="auto" w:val="clear"/>
               <w:spacing w:after="0" w:before="0" w:line="360" w:lineRule="auto"/>
               <w:ind w:left="0" w:right="0" w:firstLine="0"/>
-              <w:jc w:val="left"/>
+              <w:jc w:val="both"/>
               <w:rPr>
                 <w:rFonts w:ascii="Times New Roman" w:cs="Times New Roman" w:eastAsia="Times New Roman" w:hAnsi="Times New Roman"/>
                 <w:sz w:val="26"/>
@@ -2757,7 +4447,7 @@
               <w:shd w:fill="auto" w:val="clear"/>
               <w:spacing w:after="0" w:before="0" w:line="360" w:lineRule="auto"/>
               <w:ind w:left="0" w:right="0" w:firstLine="0"/>
-              <w:jc w:val="left"/>
+              <w:jc w:val="both"/>
               <w:rPr>
                 <w:rFonts w:ascii="Times New Roman" w:cs="Times New Roman" w:eastAsia="Times New Roman" w:hAnsi="Times New Roman"/>
                 <w:sz w:val="26"/>
@@ -2808,7 +4498,7 @@
               <w:shd w:fill="auto" w:val="clear"/>
               <w:spacing w:after="0" w:before="0" w:line="360" w:lineRule="auto"/>
               <w:ind w:left="0" w:right="0" w:firstLine="0"/>
-              <w:jc w:val="left"/>
+              <w:jc w:val="both"/>
               <w:rPr>
                 <w:rFonts w:ascii="Times New Roman" w:cs="Times New Roman" w:eastAsia="Times New Roman" w:hAnsi="Times New Roman"/>
                 <w:sz w:val="26"/>
@@ -2853,7 +4543,7 @@
               <w:shd w:fill="auto" w:val="clear"/>
               <w:spacing w:after="0" w:before="0" w:line="360" w:lineRule="auto"/>
               <w:ind w:left="0" w:right="0" w:firstLine="0"/>
-              <w:jc w:val="left"/>
+              <w:jc w:val="both"/>
               <w:rPr>
                 <w:rFonts w:ascii="Times New Roman" w:cs="Times New Roman" w:eastAsia="Times New Roman" w:hAnsi="Times New Roman"/>
                 <w:sz w:val="26"/>
@@ -2904,7 +4594,7 @@
               <w:shd w:fill="auto" w:val="clear"/>
               <w:spacing w:after="0" w:before="0" w:line="360" w:lineRule="auto"/>
               <w:ind w:left="0" w:right="0" w:firstLine="0"/>
-              <w:jc w:val="left"/>
+              <w:jc w:val="both"/>
               <w:rPr>
                 <w:rFonts w:ascii="Times New Roman" w:cs="Times New Roman" w:eastAsia="Times New Roman" w:hAnsi="Times New Roman"/>
                 <w:sz w:val="26"/>
@@ -2949,7 +4639,7 @@
               <w:shd w:fill="auto" w:val="clear"/>
               <w:spacing w:after="0" w:before="0" w:line="360" w:lineRule="auto"/>
               <w:ind w:left="0" w:right="0" w:firstLine="0"/>
-              <w:jc w:val="left"/>
+              <w:jc w:val="both"/>
               <w:rPr>
                 <w:rFonts w:ascii="Times New Roman" w:cs="Times New Roman" w:eastAsia="Times New Roman" w:hAnsi="Times New Roman"/>
                 <w:sz w:val="26"/>
@@ -3000,7 +4690,7 @@
               <w:shd w:fill="auto" w:val="clear"/>
               <w:spacing w:after="0" w:before="0" w:line="360" w:lineRule="auto"/>
               <w:ind w:left="0" w:right="0" w:firstLine="0"/>
-              <w:jc w:val="left"/>
+              <w:jc w:val="both"/>
               <w:rPr>
                 <w:rFonts w:ascii="Times New Roman" w:cs="Times New Roman" w:eastAsia="Times New Roman" w:hAnsi="Times New Roman"/>
                 <w:sz w:val="26"/>
@@ -3045,7 +4735,7 @@
               <w:shd w:fill="auto" w:val="clear"/>
               <w:spacing w:after="0" w:before="0" w:line="360" w:lineRule="auto"/>
               <w:ind w:left="0" w:right="0" w:firstLine="0"/>
-              <w:jc w:val="left"/>
+              <w:jc w:val="both"/>
               <w:rPr>
                 <w:rFonts w:ascii="Times New Roman" w:cs="Times New Roman" w:eastAsia="Times New Roman" w:hAnsi="Times New Roman"/>
                 <w:sz w:val="26"/>
@@ -3096,7 +4786,7 @@
               <w:shd w:fill="auto" w:val="clear"/>
               <w:spacing w:after="0" w:before="0" w:line="360" w:lineRule="auto"/>
               <w:ind w:left="0" w:right="0" w:firstLine="0"/>
-              <w:jc w:val="left"/>
+              <w:jc w:val="both"/>
               <w:rPr>
                 <w:rFonts w:ascii="Times New Roman" w:cs="Times New Roman" w:eastAsia="Times New Roman" w:hAnsi="Times New Roman"/>
                 <w:sz w:val="26"/>
@@ -3141,7 +4831,7 @@
               <w:shd w:fill="auto" w:val="clear"/>
               <w:spacing w:after="0" w:before="0" w:line="360" w:lineRule="auto"/>
               <w:ind w:left="0" w:right="0" w:firstLine="0"/>
-              <w:jc w:val="left"/>
+              <w:jc w:val="both"/>
               <w:rPr>
                 <w:rFonts w:ascii="Times New Roman" w:cs="Times New Roman" w:eastAsia="Times New Roman" w:hAnsi="Times New Roman"/>
                 <w:sz w:val="26"/>
@@ -3192,7 +4882,7 @@
               <w:shd w:fill="auto" w:val="clear"/>
               <w:spacing w:after="0" w:before="0" w:line="360" w:lineRule="auto"/>
               <w:ind w:left="0" w:right="0" w:firstLine="0"/>
-              <w:jc w:val="left"/>
+              <w:jc w:val="both"/>
               <w:rPr>
                 <w:rFonts w:ascii="Times New Roman" w:cs="Times New Roman" w:eastAsia="Times New Roman" w:hAnsi="Times New Roman"/>
                 <w:sz w:val="26"/>
@@ -3237,7 +4927,7 @@
               <w:shd w:fill="auto" w:val="clear"/>
               <w:spacing w:after="0" w:before="0" w:line="360" w:lineRule="auto"/>
               <w:ind w:left="0" w:right="0" w:firstLine="0"/>
-              <w:jc w:val="left"/>
+              <w:jc w:val="both"/>
               <w:rPr>
                 <w:rFonts w:ascii="Times New Roman" w:cs="Times New Roman" w:eastAsia="Times New Roman" w:hAnsi="Times New Roman"/>
                 <w:sz w:val="26"/>
@@ -3259,9 +4949,35 @@
     </w:tbl>
     <w:p>
       <w:pPr>
+        <w:pStyle w:val="Heading6"/>
+        <w:spacing w:line="360" w:lineRule="auto"/>
+        <w:jc w:val="center"/>
+        <w:rPr>
+          <w:rFonts w:ascii="Times New Roman" w:cs="Times New Roman" w:eastAsia="Times New Roman" w:hAnsi="Times New Roman"/>
+          <w:color w:val="000000"/>
+          <w:sz w:val="26"/>
+          <w:szCs w:val="26"/>
+        </w:rPr>
+      </w:pPr>
+      <w:bookmarkStart w:colFirst="0" w:colLast="0" w:name="_na1jhk4w62g4" w:id="12"/>
+      <w:bookmarkEnd w:id="12"/>
+      <w:r>
+        <w:rPr>
+          <w:rFonts w:ascii="Times New Roman" w:cs="Times New Roman" w:eastAsia="Times New Roman" w:hAnsi="Times New Roman"/>
+          <w:color w:val="000000"/>
+          <w:sz w:val="26"/>
+          <w:szCs w:val="26"/>
+          <w:rtl w:val="0"/>
+        </w:rPr>
+        <w:t xml:space="preserve">Bảng 2.1. Bảng mô tả các trường thông tin</w:t>
+      </w:r>
+    </w:p>
+    <w:p>
+      <w:pPr>
         <w:pStyle w:val="Heading3"/>
         <w:spacing w:after="100" w:before="120" w:line="360" w:lineRule="auto"/>
         <w:ind w:left="0" w:firstLine="0"/>
+        <w:jc w:val="both"/>
         <w:rPr>
           <w:rFonts w:ascii="Times New Roman" w:cs="Times New Roman" w:eastAsia="Times New Roman" w:hAnsi="Times New Roman"/>
           <w:color w:val="000000"/>
@@ -3269,8 +4985,8 @@
           <w:szCs w:val="26"/>
         </w:rPr>
       </w:pPr>
-      <w:bookmarkStart w:colFirst="0" w:colLast="0" w:name="_g47fp9qy9t2e" w:id="7"/>
-      <w:bookmarkEnd w:id="7"/>
+      <w:bookmarkStart w:colFirst="0" w:colLast="0" w:name="_g47fp9qy9t2e" w:id="13"/>
+      <w:bookmarkEnd w:id="13"/>
       <w:r>
         <w:rPr>
           <w:rFonts w:ascii="Times New Roman" w:cs="Times New Roman" w:eastAsia="Times New Roman" w:hAnsi="Times New Roman"/>
@@ -3282,12 +4998,12 @@
           <wp:inline distB="114300" distT="114300" distL="114300" distR="114300">
             <wp:extent cx="6057900" cy="904012"/>
             <wp:effectExtent b="0" l="0" r="0" t="0"/>
-            <wp:docPr id="1" name="image1.png"/>
+            <wp:docPr id="1" name="image14.png"/>
             <a:graphic>
               <a:graphicData uri="http://schemas.openxmlformats.org/drawingml/2006/picture">
                 <pic:pic>
                   <pic:nvPicPr>
-                    <pic:cNvPr id="0" name="image1.png"/>
+                    <pic:cNvPr id="0" name="image14.png"/>
                     <pic:cNvPicPr preferRelativeResize="0"/>
                   </pic:nvPicPr>
                   <pic:blipFill>
@@ -3319,29 +5035,31 @@
     </w:p>
     <w:p>
       <w:pPr>
+        <w:pStyle w:val="Heading5"/>
         <w:spacing w:after="120" w:before="120" w:line="360" w:lineRule="auto"/>
         <w:jc w:val="center"/>
         <w:rPr>
           <w:rFonts w:ascii="Times New Roman" w:cs="Times New Roman" w:eastAsia="Times New Roman" w:hAnsi="Times New Roman"/>
-          <w:sz w:val="26"/>
-          <w:szCs w:val="26"/>
-        </w:rPr>
-      </w:pPr>
-      <w:r>
-        <w:rPr>
-          <w:rFonts w:ascii="Times New Roman" w:cs="Times New Roman" w:eastAsia="Times New Roman" w:hAnsi="Times New Roman"/>
           <w:i w:val="1"/>
           <w:iCs w:val="1"/>
-          <w:sz w:val="26"/>
-          <w:szCs w:val="26"/>
-          <w:rtl w:val="0"/>
-        </w:rPr>
-        <w:t xml:space="preserve">Hình  2.1. Kết quả 5 dòng từ dữ liệu gốc</w:t>
-      </w:r>
-      <w:r>
-        <w:rPr>
-          <w:rtl w:val="0"/>
-        </w:rPr>
+          <w:color w:val="000000"/>
+          <w:sz w:val="26"/>
+          <w:szCs w:val="26"/>
+        </w:rPr>
+      </w:pPr>
+      <w:bookmarkStart w:colFirst="0" w:colLast="0" w:name="_i50ioihhmlvf" w:id="14"/>
+      <w:bookmarkEnd w:id="14"/>
+      <w:r>
+        <w:rPr>
+          <w:rFonts w:ascii="Times New Roman" w:cs="Times New Roman" w:eastAsia="Times New Roman" w:hAnsi="Times New Roman"/>
+          <w:i w:val="1"/>
+          <w:iCs w:val="1"/>
+          <w:color w:val="000000"/>
+          <w:sz w:val="26"/>
+          <w:szCs w:val="26"/>
+          <w:rtl w:val="0"/>
+        </w:rPr>
+        <w:t xml:space="preserve">Hình 2.1. Kết quả 5 dòng từ dữ liệu gốc</w:t>
       </w:r>
     </w:p>
     <w:p>
@@ -3353,15 +5071,18 @@
         </w:numPr>
         <w:spacing w:after="100" w:before="120" w:line="360" w:lineRule="auto"/>
         <w:ind w:left="1440" w:hanging="360"/>
+        <w:jc w:val="both"/>
         <w:rPr>
           <w:color w:val="000000"/>
         </w:rPr>
       </w:pPr>
-      <w:bookmarkStart w:colFirst="0" w:colLast="0" w:name="_jcbo7y20td2g" w:id="8"/>
-      <w:bookmarkEnd w:id="8"/>
-      <w:r>
-        <w:rPr>
-          <w:rFonts w:ascii="Times New Roman" w:cs="Times New Roman" w:eastAsia="Times New Roman" w:hAnsi="Times New Roman"/>
+      <w:bookmarkStart w:colFirst="0" w:colLast="0" w:name="_jcbo7y20td2g" w:id="15"/>
+      <w:bookmarkEnd w:id="15"/>
+      <w:r>
+        <w:rPr>
+          <w:rFonts w:ascii="Times New Roman" w:cs="Times New Roman" w:eastAsia="Times New Roman" w:hAnsi="Times New Roman"/>
+          <w:b w:val="1"/>
+          <w:bCs w:val="1"/>
           <w:color w:val="000000"/>
           <w:sz w:val="26"/>
           <w:szCs w:val="26"/>
@@ -3372,16 +5093,27 @@
     </w:p>
     <w:p>
       <w:pPr>
+        <w:pStyle w:val="Heading4"/>
+        <w:spacing w:line="360" w:lineRule="auto"/>
         <w:ind w:left="1440" w:firstLine="0"/>
-        <w:rPr>
-          <w:rFonts w:ascii="Times New Roman" w:cs="Times New Roman" w:eastAsia="Times New Roman" w:hAnsi="Times New Roman"/>
-          <w:sz w:val="26"/>
-          <w:szCs w:val="26"/>
-        </w:rPr>
-      </w:pPr>
-      <w:r>
-        <w:rPr>
-          <w:rFonts w:ascii="Times New Roman" w:cs="Times New Roman" w:eastAsia="Times New Roman" w:hAnsi="Times New Roman"/>
+        <w:jc w:val="both"/>
+        <w:rPr>
+          <w:rFonts w:ascii="Times New Roman" w:cs="Times New Roman" w:eastAsia="Times New Roman" w:hAnsi="Times New Roman"/>
+          <w:b w:val="1"/>
+          <w:bCs w:val="1"/>
+          <w:color w:val="000000"/>
+          <w:sz w:val="26"/>
+          <w:szCs w:val="26"/>
+        </w:rPr>
+      </w:pPr>
+      <w:bookmarkStart w:colFirst="0" w:colLast="0" w:name="_u2wmiapq47qr" w:id="16"/>
+      <w:bookmarkEnd w:id="16"/>
+      <w:r>
+        <w:rPr>
+          <w:rFonts w:ascii="Times New Roman" w:cs="Times New Roman" w:eastAsia="Times New Roman" w:hAnsi="Times New Roman"/>
+          <w:b w:val="1"/>
+          <w:bCs w:val="1"/>
+          <w:color w:val="000000"/>
           <w:sz w:val="26"/>
           <w:szCs w:val="26"/>
           <w:rtl w:val="0"/>
@@ -3391,7 +5123,9 @@
     </w:p>
     <w:p>
       <w:pPr>
-        <w:ind w:left="0" w:firstLine="720"/>
+        <w:spacing w:line="360" w:lineRule="auto"/>
+        <w:ind w:left="0" w:firstLine="708.6614173228347"/>
+        <w:jc w:val="both"/>
         <w:rPr>
           <w:rFonts w:ascii="Times New Roman" w:cs="Times New Roman" w:eastAsia="Times New Roman" w:hAnsi="Times New Roman"/>
           <w:sz w:val="26"/>
@@ -3410,7 +5144,9 @@
     </w:p>
     <w:p>
       <w:pPr>
-        <w:ind w:left="0" w:firstLine="720"/>
+        <w:spacing w:line="360" w:lineRule="auto"/>
+        <w:ind w:left="0" w:firstLine="0"/>
+        <w:jc w:val="center"/>
         <w:rPr>
           <w:rFonts w:ascii="Times New Roman" w:cs="Times New Roman" w:eastAsia="Times New Roman" w:hAnsi="Times New Roman"/>
           <w:sz w:val="26"/>
@@ -3427,12 +5163,12 @@
           <wp:inline distB="114300" distT="114300" distL="114300" distR="114300">
             <wp:extent cx="5668504" cy="4096948"/>
             <wp:effectExtent b="0" l="0" r="0" t="0"/>
-            <wp:docPr id="4" name="image2.png"/>
+            <wp:docPr id="5" name="image7.png"/>
             <a:graphic>
               <a:graphicData uri="http://schemas.openxmlformats.org/drawingml/2006/picture">
                 <pic:pic>
                   <pic:nvPicPr>
-                    <pic:cNvPr id="0" name="image2.png"/>
+                    <pic:cNvPr id="0" name="image7.png"/>
                     <pic:cNvPicPr preferRelativeResize="0"/>
                   </pic:nvPicPr>
                   <pic:blipFill>
@@ -3464,21 +5200,27 @@
     </w:p>
     <w:p>
       <w:pPr>
-        <w:ind w:left="0" w:firstLine="720"/>
+        <w:pStyle w:val="Heading5"/>
+        <w:spacing w:line="360" w:lineRule="auto"/>
+        <w:ind w:firstLine="720"/>
         <w:jc w:val="center"/>
         <w:rPr>
           <w:rFonts w:ascii="Times New Roman" w:cs="Times New Roman" w:eastAsia="Times New Roman" w:hAnsi="Times New Roman"/>
           <w:i w:val="1"/>
           <w:iCs w:val="1"/>
-          <w:sz w:val="26"/>
-          <w:szCs w:val="26"/>
-        </w:rPr>
-      </w:pPr>
+          <w:color w:val="000000"/>
+          <w:sz w:val="26"/>
+          <w:szCs w:val="26"/>
+        </w:rPr>
+      </w:pPr>
+      <w:bookmarkStart w:colFirst="0" w:colLast="0" w:name="_6rzkcujkrxta" w:id="17"/>
+      <w:bookmarkEnd w:id="17"/>
       <w:r>
         <w:rPr>
           <w:rFonts w:ascii="Times New Roman" w:cs="Times New Roman" w:eastAsia="Times New Roman" w:hAnsi="Times New Roman"/>
           <w:i w:val="1"/>
           <w:iCs w:val="1"/>
+          <w:color w:val="000000"/>
           <w:sz w:val="26"/>
           <w:szCs w:val="26"/>
           <w:rtl w:val="0"/>
@@ -3488,16 +5230,27 @@
     </w:p>
     <w:p>
       <w:pPr>
+        <w:pStyle w:val="Heading4"/>
+        <w:spacing w:line="360" w:lineRule="auto"/>
         <w:ind w:left="1440" w:firstLine="0"/>
-        <w:rPr>
-          <w:rFonts w:ascii="Times New Roman" w:cs="Times New Roman" w:eastAsia="Times New Roman" w:hAnsi="Times New Roman"/>
-          <w:sz w:val="26"/>
-          <w:szCs w:val="26"/>
-        </w:rPr>
-      </w:pPr>
-      <w:r>
-        <w:rPr>
-          <w:rFonts w:ascii="Times New Roman" w:cs="Times New Roman" w:eastAsia="Times New Roman" w:hAnsi="Times New Roman"/>
+        <w:jc w:val="both"/>
+        <w:rPr>
+          <w:rFonts w:ascii="Times New Roman" w:cs="Times New Roman" w:eastAsia="Times New Roman" w:hAnsi="Times New Roman"/>
+          <w:b w:val="1"/>
+          <w:bCs w:val="1"/>
+          <w:color w:val="000000"/>
+          <w:sz w:val="26"/>
+          <w:szCs w:val="26"/>
+        </w:rPr>
+      </w:pPr>
+      <w:bookmarkStart w:colFirst="0" w:colLast="0" w:name="_ohpmclnljbft" w:id="18"/>
+      <w:bookmarkEnd w:id="18"/>
+      <w:r>
+        <w:rPr>
+          <w:rFonts w:ascii="Times New Roman" w:cs="Times New Roman" w:eastAsia="Times New Roman" w:hAnsi="Times New Roman"/>
+          <w:b w:val="1"/>
+          <w:bCs w:val="1"/>
+          <w:color w:val="000000"/>
           <w:sz w:val="26"/>
           <w:szCs w:val="26"/>
           <w:rtl w:val="0"/>
@@ -3507,7 +5260,8 @@
     </w:p>
     <w:p>
       <w:pPr>
-        <w:ind w:left="0" w:firstLine="720"/>
+        <w:spacing w:line="360" w:lineRule="auto"/>
+        <w:ind w:left="0" w:firstLine="708.6614173228347"/>
         <w:jc w:val="both"/>
         <w:rPr>
           <w:rFonts w:ascii="Times New Roman" w:cs="Times New Roman" w:eastAsia="Times New Roman" w:hAnsi="Times New Roman"/>
@@ -3527,16 +5281,27 @@
     </w:p>
     <w:p>
       <w:pPr>
+        <w:pStyle w:val="Heading4"/>
+        <w:spacing w:line="360" w:lineRule="auto"/>
         <w:ind w:left="1440" w:firstLine="0"/>
-        <w:rPr>
-          <w:rFonts w:ascii="Times New Roman" w:cs="Times New Roman" w:eastAsia="Times New Roman" w:hAnsi="Times New Roman"/>
-          <w:sz w:val="26"/>
-          <w:szCs w:val="26"/>
-        </w:rPr>
-      </w:pPr>
-      <w:r>
-        <w:rPr>
-          <w:rFonts w:ascii="Times New Roman" w:cs="Times New Roman" w:eastAsia="Times New Roman" w:hAnsi="Times New Roman"/>
+        <w:jc w:val="both"/>
+        <w:rPr>
+          <w:rFonts w:ascii="Times New Roman" w:cs="Times New Roman" w:eastAsia="Times New Roman" w:hAnsi="Times New Roman"/>
+          <w:b w:val="1"/>
+          <w:bCs w:val="1"/>
+          <w:color w:val="000000"/>
+          <w:sz w:val="26"/>
+          <w:szCs w:val="26"/>
+        </w:rPr>
+      </w:pPr>
+      <w:bookmarkStart w:colFirst="0" w:colLast="0" w:name="_u9l7eynaavb0" w:id="19"/>
+      <w:bookmarkEnd w:id="19"/>
+      <w:r>
+        <w:rPr>
+          <w:rFonts w:ascii="Times New Roman" w:cs="Times New Roman" w:eastAsia="Times New Roman" w:hAnsi="Times New Roman"/>
+          <w:b w:val="1"/>
+          <w:bCs w:val="1"/>
+          <w:color w:val="000000"/>
           <w:sz w:val="26"/>
           <w:szCs w:val="26"/>
           <w:rtl w:val="0"/>
@@ -3546,7 +5311,8 @@
     </w:p>
     <w:p>
       <w:pPr>
-        <w:ind w:left="0" w:firstLine="720"/>
+        <w:spacing w:line="360" w:lineRule="auto"/>
+        <w:ind w:left="0" w:firstLine="708.6614173228347"/>
         <w:jc w:val="both"/>
         <w:rPr>
           <w:rFonts w:ascii="Times New Roman" w:cs="Times New Roman" w:eastAsia="Times New Roman" w:hAnsi="Times New Roman"/>
@@ -3566,16 +5332,27 @@
     </w:p>
     <w:p>
       <w:pPr>
+        <w:pStyle w:val="Heading4"/>
+        <w:spacing w:line="360" w:lineRule="auto"/>
         <w:ind w:left="1440" w:firstLine="0"/>
-        <w:rPr>
-          <w:rFonts w:ascii="Times New Roman" w:cs="Times New Roman" w:eastAsia="Times New Roman" w:hAnsi="Times New Roman"/>
-          <w:sz w:val="26"/>
-          <w:szCs w:val="26"/>
-        </w:rPr>
-      </w:pPr>
-      <w:r>
-        <w:rPr>
-          <w:rFonts w:ascii="Times New Roman" w:cs="Times New Roman" w:eastAsia="Times New Roman" w:hAnsi="Times New Roman"/>
+        <w:jc w:val="both"/>
+        <w:rPr>
+          <w:rFonts w:ascii="Times New Roman" w:cs="Times New Roman" w:eastAsia="Times New Roman" w:hAnsi="Times New Roman"/>
+          <w:b w:val="1"/>
+          <w:bCs w:val="1"/>
+          <w:color w:val="000000"/>
+          <w:sz w:val="26"/>
+          <w:szCs w:val="26"/>
+        </w:rPr>
+      </w:pPr>
+      <w:bookmarkStart w:colFirst="0" w:colLast="0" w:name="_z74nkcudbuwo" w:id="20"/>
+      <w:bookmarkEnd w:id="20"/>
+      <w:r>
+        <w:rPr>
+          <w:rFonts w:ascii="Times New Roman" w:cs="Times New Roman" w:eastAsia="Times New Roman" w:hAnsi="Times New Roman"/>
+          <w:b w:val="1"/>
+          <w:bCs w:val="1"/>
+          <w:color w:val="000000"/>
           <w:sz w:val="26"/>
           <w:szCs w:val="26"/>
           <w:rtl w:val="0"/>
@@ -3585,7 +5362,9 @@
     </w:p>
     <w:p>
       <w:pPr>
-        <w:ind w:left="0" w:firstLine="720"/>
+        <w:spacing w:line="360" w:lineRule="auto"/>
+        <w:ind w:left="0" w:firstLine="708.6614173228347"/>
+        <w:jc w:val="both"/>
         <w:rPr>
           <w:rFonts w:ascii="Times New Roman" w:cs="Times New Roman" w:eastAsia="Times New Roman" w:hAnsi="Times New Roman"/>
           <w:sz w:val="26"/>
@@ -3604,7 +5383,9 @@
     </w:p>
     <w:p>
       <w:pPr>
+        <w:spacing w:line="360" w:lineRule="auto"/>
         <w:ind w:left="0" w:firstLine="0"/>
+        <w:jc w:val="both"/>
         <w:rPr>
           <w:rFonts w:ascii="Times New Roman" w:cs="Times New Roman" w:eastAsia="Times New Roman" w:hAnsi="Times New Roman"/>
           <w:sz w:val="26"/>
@@ -3673,9 +5454,9 @@
                 <w:between w:space="0" w:sz="0" w:val="nil"/>
               </w:pBdr>
               <w:shd w:fill="auto" w:val="clear"/>
-              <w:spacing w:after="0" w:before="0" w:line="240" w:lineRule="auto"/>
+              <w:spacing w:after="0" w:before="0" w:line="360" w:lineRule="auto"/>
               <w:ind w:left="0" w:right="0" w:firstLine="0"/>
-              <w:jc w:val="left"/>
+              <w:jc w:val="both"/>
               <w:rPr>
                 <w:rFonts w:ascii="Times New Roman" w:cs="Times New Roman" w:eastAsia="Times New Roman" w:hAnsi="Times New Roman"/>
                 <w:sz w:val="26"/>
@@ -3718,9 +5499,9 @@
                 <w:between w:space="0" w:sz="0" w:val="nil"/>
               </w:pBdr>
               <w:shd w:fill="auto" w:val="clear"/>
-              <w:spacing w:after="0" w:before="0" w:line="240" w:lineRule="auto"/>
+              <w:spacing w:after="0" w:before="0" w:line="360" w:lineRule="auto"/>
               <w:ind w:left="0" w:right="0" w:firstLine="0"/>
-              <w:jc w:val="left"/>
+              <w:jc w:val="both"/>
               <w:rPr>
                 <w:rFonts w:ascii="Times New Roman" w:cs="Times New Roman" w:eastAsia="Times New Roman" w:hAnsi="Times New Roman"/>
                 <w:sz w:val="26"/>
@@ -3769,9 +5550,9 @@
                 <w:between w:space="0" w:sz="0" w:val="nil"/>
               </w:pBdr>
               <w:shd w:fill="auto" w:val="clear"/>
-              <w:spacing w:after="0" w:before="0" w:line="240" w:lineRule="auto"/>
+              <w:spacing w:after="0" w:before="0" w:line="360" w:lineRule="auto"/>
               <w:ind w:left="0" w:right="0" w:firstLine="0"/>
-              <w:jc w:val="left"/>
+              <w:jc w:val="both"/>
               <w:rPr>
                 <w:rFonts w:ascii="Times New Roman" w:cs="Times New Roman" w:eastAsia="Times New Roman" w:hAnsi="Times New Roman"/>
                 <w:sz w:val="26"/>
@@ -3814,9 +5595,9 @@
                 <w:between w:space="0" w:sz="0" w:val="nil"/>
               </w:pBdr>
               <w:shd w:fill="auto" w:val="clear"/>
-              <w:spacing w:after="0" w:before="0" w:line="240" w:lineRule="auto"/>
+              <w:spacing w:after="0" w:before="0" w:line="360" w:lineRule="auto"/>
               <w:ind w:left="0" w:right="0" w:firstLine="0"/>
-              <w:jc w:val="left"/>
+              <w:jc w:val="both"/>
               <w:rPr>
                 <w:rFonts w:ascii="Times New Roman" w:cs="Times New Roman" w:eastAsia="Times New Roman" w:hAnsi="Times New Roman"/>
                 <w:sz w:val="26"/>
@@ -3865,9 +5646,9 @@
                 <w:between w:space="0" w:sz="0" w:val="nil"/>
               </w:pBdr>
               <w:shd w:fill="auto" w:val="clear"/>
-              <w:spacing w:after="0" w:before="0" w:line="240" w:lineRule="auto"/>
+              <w:spacing w:after="0" w:before="0" w:line="360" w:lineRule="auto"/>
               <w:ind w:left="0" w:right="0" w:firstLine="0"/>
-              <w:jc w:val="left"/>
+              <w:jc w:val="both"/>
               <w:rPr>
                 <w:rFonts w:ascii="Times New Roman" w:cs="Times New Roman" w:eastAsia="Times New Roman" w:hAnsi="Times New Roman"/>
                 <w:sz w:val="26"/>
@@ -3910,9 +5691,9 @@
                 <w:between w:space="0" w:sz="0" w:val="nil"/>
               </w:pBdr>
               <w:shd w:fill="auto" w:val="clear"/>
-              <w:spacing w:after="0" w:before="0" w:line="240" w:lineRule="auto"/>
+              <w:spacing w:after="0" w:before="0" w:line="360" w:lineRule="auto"/>
               <w:ind w:left="0" w:right="0" w:firstLine="0"/>
-              <w:jc w:val="left"/>
+              <w:jc w:val="both"/>
               <w:rPr>
                 <w:rFonts w:ascii="Times New Roman" w:cs="Times New Roman" w:eastAsia="Times New Roman" w:hAnsi="Times New Roman"/>
                 <w:sz w:val="26"/>
@@ -3961,9 +5742,9 @@
                 <w:between w:space="0" w:sz="0" w:val="nil"/>
               </w:pBdr>
               <w:shd w:fill="auto" w:val="clear"/>
-              <w:spacing w:after="0" w:before="0" w:line="240" w:lineRule="auto"/>
+              <w:spacing w:after="0" w:before="0" w:line="360" w:lineRule="auto"/>
               <w:ind w:left="0" w:right="0" w:firstLine="0"/>
-              <w:jc w:val="left"/>
+              <w:jc w:val="both"/>
               <w:rPr>
                 <w:rFonts w:ascii="Times New Roman" w:cs="Times New Roman" w:eastAsia="Times New Roman" w:hAnsi="Times New Roman"/>
                 <w:sz w:val="26"/>
@@ -4006,9 +5787,9 @@
                 <w:between w:space="0" w:sz="0" w:val="nil"/>
               </w:pBdr>
               <w:shd w:fill="auto" w:val="clear"/>
-              <w:spacing w:after="0" w:before="0" w:line="240" w:lineRule="auto"/>
+              <w:spacing w:after="0" w:before="0" w:line="360" w:lineRule="auto"/>
               <w:ind w:left="0" w:right="0" w:firstLine="0"/>
-              <w:jc w:val="left"/>
+              <w:jc w:val="both"/>
               <w:rPr>
                 <w:rFonts w:ascii="Times New Roman" w:cs="Times New Roman" w:eastAsia="Times New Roman" w:hAnsi="Times New Roman"/>
                 <w:sz w:val="26"/>
@@ -4057,9 +5838,9 @@
                 <w:between w:space="0" w:sz="0" w:val="nil"/>
               </w:pBdr>
               <w:shd w:fill="auto" w:val="clear"/>
-              <w:spacing w:after="0" w:before="0" w:line="240" w:lineRule="auto"/>
+              <w:spacing w:after="0" w:before="0" w:line="360" w:lineRule="auto"/>
               <w:ind w:left="0" w:right="0" w:firstLine="0"/>
-              <w:jc w:val="left"/>
+              <w:jc w:val="both"/>
               <w:rPr>
                 <w:rFonts w:ascii="Times New Roman" w:cs="Times New Roman" w:eastAsia="Times New Roman" w:hAnsi="Times New Roman"/>
                 <w:sz w:val="26"/>
@@ -4102,9 +5883,9 @@
                 <w:between w:space="0" w:sz="0" w:val="nil"/>
               </w:pBdr>
               <w:shd w:fill="auto" w:val="clear"/>
-              <w:spacing w:after="0" w:before="0" w:line="240" w:lineRule="auto"/>
+              <w:spacing w:after="0" w:before="0" w:line="360" w:lineRule="auto"/>
               <w:ind w:left="0" w:right="0" w:firstLine="0"/>
-              <w:jc w:val="left"/>
+              <w:jc w:val="both"/>
               <w:rPr>
                 <w:rFonts w:ascii="Times New Roman" w:cs="Times New Roman" w:eastAsia="Times New Roman" w:hAnsi="Times New Roman"/>
                 <w:sz w:val="26"/>
@@ -4153,9 +5934,9 @@
                 <w:between w:space="0" w:sz="0" w:val="nil"/>
               </w:pBdr>
               <w:shd w:fill="auto" w:val="clear"/>
-              <w:spacing w:after="0" w:before="0" w:line="240" w:lineRule="auto"/>
+              <w:spacing w:after="0" w:before="0" w:line="360" w:lineRule="auto"/>
               <w:ind w:left="0" w:right="0" w:firstLine="0"/>
-              <w:jc w:val="left"/>
+              <w:jc w:val="both"/>
               <w:rPr>
                 <w:rFonts w:ascii="Times New Roman" w:cs="Times New Roman" w:eastAsia="Times New Roman" w:hAnsi="Times New Roman"/>
                 <w:sz w:val="26"/>
@@ -4198,9 +5979,9 @@
                 <w:between w:space="0" w:sz="0" w:val="nil"/>
               </w:pBdr>
               <w:shd w:fill="auto" w:val="clear"/>
-              <w:spacing w:after="0" w:before="0" w:line="240" w:lineRule="auto"/>
+              <w:spacing w:after="0" w:before="0" w:line="360" w:lineRule="auto"/>
               <w:ind w:left="0" w:right="0" w:firstLine="0"/>
-              <w:jc w:val="left"/>
+              <w:jc w:val="both"/>
               <w:rPr>
                 <w:rFonts w:ascii="Times New Roman" w:cs="Times New Roman" w:eastAsia="Times New Roman" w:hAnsi="Times New Roman"/>
                 <w:sz w:val="26"/>
@@ -4249,9 +6030,9 @@
                 <w:between w:space="0" w:sz="0" w:val="nil"/>
               </w:pBdr>
               <w:shd w:fill="auto" w:val="clear"/>
-              <w:spacing w:after="0" w:before="0" w:line="240" w:lineRule="auto"/>
+              <w:spacing w:after="0" w:before="0" w:line="360" w:lineRule="auto"/>
               <w:ind w:left="0" w:right="0" w:firstLine="0"/>
-              <w:jc w:val="left"/>
+              <w:jc w:val="both"/>
               <w:rPr>
                 <w:rFonts w:ascii="Times New Roman" w:cs="Times New Roman" w:eastAsia="Times New Roman" w:hAnsi="Times New Roman"/>
                 <w:sz w:val="26"/>
@@ -4294,9 +6075,9 @@
                 <w:between w:space="0" w:sz="0" w:val="nil"/>
               </w:pBdr>
               <w:shd w:fill="auto" w:val="clear"/>
-              <w:spacing w:after="0" w:before="0" w:line="240" w:lineRule="auto"/>
+              <w:spacing w:after="0" w:before="0" w:line="360" w:lineRule="auto"/>
               <w:ind w:left="0" w:right="0" w:firstLine="0"/>
-              <w:jc w:val="left"/>
+              <w:jc w:val="both"/>
               <w:rPr>
                 <w:rFonts w:ascii="Times New Roman" w:cs="Times New Roman" w:eastAsia="Times New Roman" w:hAnsi="Times New Roman"/>
                 <w:sz w:val="26"/>
@@ -4345,9 +6126,9 @@
                 <w:between w:space="0" w:sz="0" w:val="nil"/>
               </w:pBdr>
               <w:shd w:fill="auto" w:val="clear"/>
-              <w:spacing w:after="0" w:before="0" w:line="240" w:lineRule="auto"/>
+              <w:spacing w:after="0" w:before="0" w:line="360" w:lineRule="auto"/>
               <w:ind w:left="0" w:right="0" w:firstLine="0"/>
-              <w:jc w:val="left"/>
+              <w:jc w:val="both"/>
               <w:rPr>
                 <w:rFonts w:ascii="Times New Roman" w:cs="Times New Roman" w:eastAsia="Times New Roman" w:hAnsi="Times New Roman"/>
                 <w:sz w:val="26"/>
@@ -4390,9 +6171,9 @@
                 <w:between w:space="0" w:sz="0" w:val="nil"/>
               </w:pBdr>
               <w:shd w:fill="auto" w:val="clear"/>
-              <w:spacing w:after="0" w:before="0" w:line="240" w:lineRule="auto"/>
+              <w:spacing w:after="0" w:before="0" w:line="360" w:lineRule="auto"/>
               <w:ind w:left="0" w:right="0" w:firstLine="0"/>
-              <w:jc w:val="left"/>
+              <w:jc w:val="both"/>
               <w:rPr>
                 <w:rFonts w:ascii="Times New Roman" w:cs="Times New Roman" w:eastAsia="Times New Roman" w:hAnsi="Times New Roman"/>
                 <w:sz w:val="26"/>
@@ -4441,9 +6222,9 @@
                 <w:between w:space="0" w:sz="0" w:val="nil"/>
               </w:pBdr>
               <w:shd w:fill="auto" w:val="clear"/>
-              <w:spacing w:after="0" w:before="0" w:line="240" w:lineRule="auto"/>
+              <w:spacing w:after="0" w:before="0" w:line="360" w:lineRule="auto"/>
               <w:ind w:left="0" w:right="0" w:firstLine="0"/>
-              <w:jc w:val="left"/>
+              <w:jc w:val="both"/>
               <w:rPr>
                 <w:rFonts w:ascii="Times New Roman" w:cs="Times New Roman" w:eastAsia="Times New Roman" w:hAnsi="Times New Roman"/>
                 <w:sz w:val="26"/>
@@ -4486,9 +6267,9 @@
                 <w:between w:space="0" w:sz="0" w:val="nil"/>
               </w:pBdr>
               <w:shd w:fill="auto" w:val="clear"/>
-              <w:spacing w:after="0" w:before="0" w:line="240" w:lineRule="auto"/>
+              <w:spacing w:after="0" w:before="0" w:line="360" w:lineRule="auto"/>
               <w:ind w:left="0" w:right="0" w:firstLine="0"/>
-              <w:jc w:val="left"/>
+              <w:jc w:val="both"/>
               <w:rPr>
                 <w:rFonts w:ascii="Times New Roman" w:cs="Times New Roman" w:eastAsia="Times New Roman" w:hAnsi="Times New Roman"/>
                 <w:sz w:val="26"/>
@@ -4537,9 +6318,9 @@
                 <w:between w:space="0" w:sz="0" w:val="nil"/>
               </w:pBdr>
               <w:shd w:fill="auto" w:val="clear"/>
-              <w:spacing w:after="0" w:before="0" w:line="240" w:lineRule="auto"/>
+              <w:spacing w:after="0" w:before="0" w:line="360" w:lineRule="auto"/>
               <w:ind w:left="0" w:right="0" w:firstLine="0"/>
-              <w:jc w:val="left"/>
+              <w:jc w:val="both"/>
               <w:rPr>
                 <w:rFonts w:ascii="Times New Roman" w:cs="Times New Roman" w:eastAsia="Times New Roman" w:hAnsi="Times New Roman"/>
                 <w:sz w:val="26"/>
@@ -4582,9 +6363,9 @@
                 <w:between w:space="0" w:sz="0" w:val="nil"/>
               </w:pBdr>
               <w:shd w:fill="auto" w:val="clear"/>
-              <w:spacing w:after="0" w:before="0" w:line="240" w:lineRule="auto"/>
+              <w:spacing w:after="0" w:before="0" w:line="360" w:lineRule="auto"/>
               <w:ind w:left="0" w:right="0" w:firstLine="0"/>
-              <w:jc w:val="left"/>
+              <w:jc w:val="both"/>
               <w:rPr>
                 <w:rFonts w:ascii="Times New Roman" w:cs="Times New Roman" w:eastAsia="Times New Roman" w:hAnsi="Times New Roman"/>
                 <w:sz w:val="26"/>
@@ -4606,36 +6387,23 @@
     </w:tbl>
     <w:p>
       <w:pPr>
-        <w:ind w:left="0" w:firstLine="0"/>
-        <w:rPr>
-          <w:rFonts w:ascii="Times New Roman" w:cs="Times New Roman" w:eastAsia="Times New Roman" w:hAnsi="Times New Roman"/>
-          <w:sz w:val="26"/>
-          <w:szCs w:val="26"/>
-        </w:rPr>
-      </w:pPr>
-      <w:r>
-        <w:rPr>
-          <w:rtl w:val="0"/>
-        </w:rPr>
-      </w:r>
-    </w:p>
-    <w:p>
-      <w:pPr>
-        <w:ind w:left="0" w:firstLine="0"/>
+        <w:pStyle w:val="Heading6"/>
+        <w:spacing w:line="360" w:lineRule="auto"/>
+        <w:ind w:right="0"/>
         <w:jc w:val="center"/>
         <w:rPr>
           <w:rFonts w:ascii="Times New Roman" w:cs="Times New Roman" w:eastAsia="Times New Roman" w:hAnsi="Times New Roman"/>
-          <w:i w:val="1"/>
-          <w:iCs w:val="1"/>
-          <w:sz w:val="26"/>
-          <w:szCs w:val="26"/>
-        </w:rPr>
-      </w:pPr>
-      <w:r>
-        <w:rPr>
-          <w:rFonts w:ascii="Times New Roman" w:cs="Times New Roman" w:eastAsia="Times New Roman" w:hAnsi="Times New Roman"/>
-          <w:i w:val="1"/>
-          <w:iCs w:val="1"/>
+          <w:color w:val="000000"/>
+          <w:sz w:val="26"/>
+          <w:szCs w:val="26"/>
+        </w:rPr>
+      </w:pPr>
+      <w:bookmarkStart w:colFirst="0" w:colLast="0" w:name="_haa0tf5xn73q" w:id="21"/>
+      <w:bookmarkEnd w:id="21"/>
+      <w:r>
+        <w:rPr>
+          <w:rFonts w:ascii="Times New Roman" w:cs="Times New Roman" w:eastAsia="Times New Roman" w:hAnsi="Times New Roman"/>
+          <w:color w:val="000000"/>
           <w:sz w:val="26"/>
           <w:szCs w:val="26"/>
           <w:rtl w:val="0"/>
@@ -4652,15 +6420,18 @@
         </w:numPr>
         <w:spacing w:after="100" w:before="120" w:line="360" w:lineRule="auto"/>
         <w:ind w:left="1440" w:hanging="360"/>
+        <w:jc w:val="both"/>
         <w:rPr>
           <w:color w:val="000000"/>
         </w:rPr>
       </w:pPr>
-      <w:bookmarkStart w:colFirst="0" w:colLast="0" w:name="_3xn5el6s2g86" w:id="9"/>
-      <w:bookmarkEnd w:id="9"/>
-      <w:r>
-        <w:rPr>
-          <w:rFonts w:ascii="Times New Roman" w:cs="Times New Roman" w:eastAsia="Times New Roman" w:hAnsi="Times New Roman"/>
+      <w:bookmarkStart w:colFirst="0" w:colLast="0" w:name="_3xn5el6s2g86" w:id="22"/>
+      <w:bookmarkEnd w:id="22"/>
+      <w:r>
+        <w:rPr>
+          <w:rFonts w:ascii="Times New Roman" w:cs="Times New Roman" w:eastAsia="Times New Roman" w:hAnsi="Times New Roman"/>
+          <w:b w:val="1"/>
+          <w:bCs w:val="1"/>
           <w:color w:val="000000"/>
           <w:sz w:val="26"/>
           <w:szCs w:val="26"/>
@@ -4671,16 +6442,27 @@
     </w:p>
     <w:p>
       <w:pPr>
+        <w:pStyle w:val="Heading4"/>
+        <w:spacing w:line="360" w:lineRule="auto"/>
         <w:ind w:left="1440" w:firstLine="0"/>
-        <w:rPr>
-          <w:rFonts w:ascii="Times New Roman" w:cs="Times New Roman" w:eastAsia="Times New Roman" w:hAnsi="Times New Roman"/>
-          <w:sz w:val="26"/>
-          <w:szCs w:val="26"/>
-        </w:rPr>
-      </w:pPr>
-      <w:r>
-        <w:rPr>
-          <w:rFonts w:ascii="Times New Roman" w:cs="Times New Roman" w:eastAsia="Times New Roman" w:hAnsi="Times New Roman"/>
+        <w:jc w:val="both"/>
+        <w:rPr>
+          <w:rFonts w:ascii="Times New Roman" w:cs="Times New Roman" w:eastAsia="Times New Roman" w:hAnsi="Times New Roman"/>
+          <w:b w:val="1"/>
+          <w:bCs w:val="1"/>
+          <w:color w:val="000000"/>
+          <w:sz w:val="26"/>
+          <w:szCs w:val="26"/>
+        </w:rPr>
+      </w:pPr>
+      <w:bookmarkStart w:colFirst="0" w:colLast="0" w:name="_xiaqkd27lb0n" w:id="23"/>
+      <w:bookmarkEnd w:id="23"/>
+      <w:r>
+        <w:rPr>
+          <w:rFonts w:ascii="Times New Roman" w:cs="Times New Roman" w:eastAsia="Times New Roman" w:hAnsi="Times New Roman"/>
+          <w:b w:val="1"/>
+          <w:bCs w:val="1"/>
+          <w:color w:val="000000"/>
           <w:sz w:val="26"/>
           <w:szCs w:val="26"/>
           <w:rtl w:val="0"/>
@@ -4690,7 +6472,8 @@
     </w:p>
     <w:p>
       <w:pPr>
-        <w:ind w:left="0" w:firstLine="720"/>
+        <w:spacing w:line="360" w:lineRule="auto"/>
+        <w:ind w:left="0" w:firstLine="708.6614173228347"/>
         <w:jc w:val="both"/>
         <w:rPr>
           <w:rFonts w:ascii="Times New Roman" w:cs="Times New Roman" w:eastAsia="Times New Roman" w:hAnsi="Times New Roman"/>
@@ -4710,6 +6493,7 @@
     </w:p>
     <w:p>
       <w:pPr>
+        <w:spacing w:line="360" w:lineRule="auto"/>
         <w:ind w:left="0" w:firstLine="0"/>
         <w:jc w:val="both"/>
         <w:rPr>
@@ -4728,12 +6512,12 @@
           <wp:inline distB="114300" distT="114300" distL="114300" distR="114300">
             <wp:extent cx="5940000" cy="2679700"/>
             <wp:effectExtent b="0" l="0" r="0" t="0"/>
-            <wp:docPr id="2" name="image3.png"/>
+            <wp:docPr id="3" name="image11.png"/>
             <a:graphic>
               <a:graphicData uri="http://schemas.openxmlformats.org/drawingml/2006/picture">
                 <pic:pic>
                   <pic:nvPicPr>
-                    <pic:cNvPr id="0" name="image3.png"/>
+                    <pic:cNvPr id="0" name="image11.png"/>
                     <pic:cNvPicPr preferRelativeResize="0"/>
                   </pic:nvPicPr>
                   <pic:blipFill>
@@ -4765,21 +6549,26 @@
     </w:p>
     <w:p>
       <w:pPr>
-        <w:ind w:left="0" w:firstLine="0"/>
+        <w:pStyle w:val="Heading5"/>
+        <w:spacing w:line="360" w:lineRule="auto"/>
         <w:jc w:val="center"/>
         <w:rPr>
           <w:rFonts w:ascii="Times New Roman" w:cs="Times New Roman" w:eastAsia="Times New Roman" w:hAnsi="Times New Roman"/>
           <w:i w:val="1"/>
           <w:iCs w:val="1"/>
-          <w:sz w:val="26"/>
-          <w:szCs w:val="26"/>
-        </w:rPr>
-      </w:pPr>
+          <w:color w:val="000000"/>
+          <w:sz w:val="26"/>
+          <w:szCs w:val="26"/>
+        </w:rPr>
+      </w:pPr>
+      <w:bookmarkStart w:colFirst="0" w:colLast="0" w:name="_swvva41zw0dz" w:id="24"/>
+      <w:bookmarkEnd w:id="24"/>
       <w:r>
         <w:rPr>
           <w:rFonts w:ascii="Times New Roman" w:cs="Times New Roman" w:eastAsia="Times New Roman" w:hAnsi="Times New Roman"/>
           <w:i w:val="1"/>
           <w:iCs w:val="1"/>
+          <w:color w:val="000000"/>
           <w:sz w:val="26"/>
           <w:szCs w:val="26"/>
           <w:rtl w:val="0"/>
@@ -4789,8 +6578,9 @@
     </w:p>
     <w:p>
       <w:pPr>
+        <w:spacing w:line="360" w:lineRule="auto"/>
         <w:ind w:left="0" w:firstLine="0"/>
-        <w:jc w:val="center"/>
+        <w:jc w:val="both"/>
         <w:rPr>
           <w:rFonts w:ascii="Times New Roman" w:cs="Times New Roman" w:eastAsia="Times New Roman" w:hAnsi="Times New Roman"/>
           <w:i w:val="1"/>
@@ -4807,16 +6597,27 @@
     </w:p>
     <w:p>
       <w:pPr>
+        <w:pStyle w:val="Heading4"/>
+        <w:spacing w:line="360" w:lineRule="auto"/>
         <w:ind w:left="1440" w:firstLine="0"/>
-        <w:rPr>
-          <w:rFonts w:ascii="Times New Roman" w:cs="Times New Roman" w:eastAsia="Times New Roman" w:hAnsi="Times New Roman"/>
-          <w:sz w:val="26"/>
-          <w:szCs w:val="26"/>
-        </w:rPr>
-      </w:pPr>
-      <w:r>
-        <w:rPr>
-          <w:rFonts w:ascii="Times New Roman" w:cs="Times New Roman" w:eastAsia="Times New Roman" w:hAnsi="Times New Roman"/>
+        <w:jc w:val="both"/>
+        <w:rPr>
+          <w:rFonts w:ascii="Times New Roman" w:cs="Times New Roman" w:eastAsia="Times New Roman" w:hAnsi="Times New Roman"/>
+          <w:b w:val="1"/>
+          <w:bCs w:val="1"/>
+          <w:color w:val="000000"/>
+          <w:sz w:val="26"/>
+          <w:szCs w:val="26"/>
+        </w:rPr>
+      </w:pPr>
+      <w:bookmarkStart w:colFirst="0" w:colLast="0" w:name="_g6myxl6dpito" w:id="25"/>
+      <w:bookmarkEnd w:id="25"/>
+      <w:r>
+        <w:rPr>
+          <w:rFonts w:ascii="Times New Roman" w:cs="Times New Roman" w:eastAsia="Times New Roman" w:hAnsi="Times New Roman"/>
+          <w:b w:val="1"/>
+          <w:bCs w:val="1"/>
+          <w:color w:val="000000"/>
           <w:sz w:val="26"/>
           <w:szCs w:val="26"/>
           <w:rtl w:val="0"/>
@@ -4826,7 +6627,8 @@
     </w:p>
     <w:p>
       <w:pPr>
-        <w:ind w:left="0" w:firstLine="720"/>
+        <w:spacing w:line="360" w:lineRule="auto"/>
+        <w:ind w:left="0" w:firstLine="708.6614173228347"/>
         <w:jc w:val="both"/>
         <w:rPr>
           <w:rFonts w:ascii="Times New Roman" w:cs="Times New Roman" w:eastAsia="Times New Roman" w:hAnsi="Times New Roman"/>
@@ -4846,7 +6648,9 @@
     </w:p>
     <w:p>
       <w:pPr>
+        <w:spacing w:line="360" w:lineRule="auto"/>
         <w:ind w:left="0" w:firstLine="0"/>
+        <w:jc w:val="both"/>
         <w:rPr>
           <w:rFonts w:ascii="Times New Roman" w:cs="Times New Roman" w:eastAsia="Times New Roman" w:hAnsi="Times New Roman"/>
           <w:sz w:val="26"/>
@@ -4863,12 +6667,12 @@
           <wp:inline distB="114300" distT="114300" distL="114300" distR="114300">
             <wp:extent cx="5940000" cy="3454400"/>
             <wp:effectExtent b="0" l="0" r="0" t="0"/>
-            <wp:docPr id="5" name="image5.png"/>
+            <wp:docPr id="13" name="image2.png"/>
             <a:graphic>
               <a:graphicData uri="http://schemas.openxmlformats.org/drawingml/2006/picture">
                 <pic:pic>
                   <pic:nvPicPr>
-                    <pic:cNvPr id="0" name="image5.png"/>
+                    <pic:cNvPr id="0" name="image2.png"/>
                     <pic:cNvPicPr preferRelativeResize="0"/>
                   </pic:nvPicPr>
                   <pic:blipFill>
@@ -4900,59 +6704,56 @@
     </w:p>
     <w:p>
       <w:pPr>
-        <w:ind w:left="0" w:firstLine="0"/>
+        <w:pStyle w:val="Heading5"/>
+        <w:spacing w:line="360" w:lineRule="auto"/>
         <w:jc w:val="center"/>
-        <w:rPr>
-          <w:rFonts w:ascii="Times New Roman" w:cs="Times New Roman" w:eastAsia="Times New Roman" w:hAnsi="Times New Roman"/>
-          <w:sz w:val="26"/>
-          <w:szCs w:val="26"/>
-        </w:rPr>
-      </w:pPr>
-      <w:r>
         <w:rPr>
           <w:rFonts w:ascii="Times New Roman" w:cs="Times New Roman" w:eastAsia="Times New Roman" w:hAnsi="Times New Roman"/>
           <w:i w:val="1"/>
           <w:iCs w:val="1"/>
+          <w:color w:val="000000"/>
+          <w:sz w:val="26"/>
+          <w:szCs w:val="26"/>
+        </w:rPr>
+      </w:pPr>
+      <w:bookmarkStart w:colFirst="0" w:colLast="0" w:name="_gcg2yoj7d6yd" w:id="26"/>
+      <w:bookmarkEnd w:id="26"/>
+      <w:r>
+        <w:rPr>
+          <w:rFonts w:ascii="Times New Roman" w:cs="Times New Roman" w:eastAsia="Times New Roman" w:hAnsi="Times New Roman"/>
+          <w:i w:val="1"/>
+          <w:iCs w:val="1"/>
+          <w:color w:val="000000"/>
           <w:sz w:val="26"/>
           <w:szCs w:val="26"/>
           <w:rtl w:val="0"/>
         </w:rPr>
         <w:t xml:space="preserve">Hình 2.4. Top 10 nghệ sĩ hoặc nhóm nghệ sĩ theo tổng người nghe</w:t>
       </w:r>
-      <w:r>
-        <w:rPr>
-          <w:rtl w:val="0"/>
-        </w:rPr>
-      </w:r>
-    </w:p>
-    <w:p>
-      <w:pPr>
-        <w:ind w:left="0" w:firstLine="720"/>
-        <w:jc w:val="left"/>
-        <w:rPr>
-          <w:rFonts w:ascii="Times New Roman" w:cs="Times New Roman" w:eastAsia="Times New Roman" w:hAnsi="Times New Roman"/>
-          <w:sz w:val="26"/>
-          <w:szCs w:val="26"/>
-        </w:rPr>
-      </w:pPr>
-      <w:r>
-        <w:rPr>
-          <w:rtl w:val="0"/>
-        </w:rPr>
-      </w:r>
-    </w:p>
-    <w:p>
-      <w:pPr>
+    </w:p>
+    <w:p>
+      <w:pPr>
+        <w:pStyle w:val="Heading4"/>
+        <w:spacing w:line="360" w:lineRule="auto"/>
         <w:ind w:left="1440" w:firstLine="0"/>
-        <w:rPr>
-          <w:rFonts w:ascii="Times New Roman" w:cs="Times New Roman" w:eastAsia="Times New Roman" w:hAnsi="Times New Roman"/>
-          <w:sz w:val="26"/>
-          <w:szCs w:val="26"/>
-        </w:rPr>
-      </w:pPr>
-      <w:r>
-        <w:rPr>
-          <w:rFonts w:ascii="Times New Roman" w:cs="Times New Roman" w:eastAsia="Times New Roman" w:hAnsi="Times New Roman"/>
+        <w:jc w:val="both"/>
+        <w:rPr>
+          <w:rFonts w:ascii="Times New Roman" w:cs="Times New Roman" w:eastAsia="Times New Roman" w:hAnsi="Times New Roman"/>
+          <w:b w:val="1"/>
+          <w:bCs w:val="1"/>
+          <w:color w:val="000000"/>
+          <w:sz w:val="26"/>
+          <w:szCs w:val="26"/>
+        </w:rPr>
+      </w:pPr>
+      <w:bookmarkStart w:colFirst="0" w:colLast="0" w:name="_x0toxp17qoiz" w:id="27"/>
+      <w:bookmarkEnd w:id="27"/>
+      <w:r>
+        <w:rPr>
+          <w:rFonts w:ascii="Times New Roman" w:cs="Times New Roman" w:eastAsia="Times New Roman" w:hAnsi="Times New Roman"/>
+          <w:b w:val="1"/>
+          <w:bCs w:val="1"/>
+          <w:color w:val="000000"/>
           <w:sz w:val="26"/>
           <w:szCs w:val="26"/>
           <w:rtl w:val="0"/>
@@ -4962,7 +6763,8 @@
     </w:p>
     <w:p>
       <w:pPr>
-        <w:ind w:left="0" w:firstLine="720"/>
+        <w:spacing w:line="360" w:lineRule="auto"/>
+        <w:ind w:left="0" w:firstLine="708.6614173228347"/>
         <w:jc w:val="both"/>
         <w:rPr>
           <w:rFonts w:ascii="Times New Roman" w:cs="Times New Roman" w:eastAsia="Times New Roman" w:hAnsi="Times New Roman"/>
@@ -4982,6 +6784,7 @@
     </w:p>
     <w:p>
       <w:pPr>
+        <w:spacing w:line="360" w:lineRule="auto"/>
         <w:ind w:left="0" w:firstLine="0"/>
         <w:jc w:val="both"/>
         <w:rPr>
@@ -5000,12 +6803,12 @@
           <wp:inline distB="114300" distT="114300" distL="114300" distR="114300">
             <wp:extent cx="5940000" cy="3390900"/>
             <wp:effectExtent b="0" l="0" r="0" t="0"/>
-            <wp:docPr id="3" name="image4.png"/>
+            <wp:docPr id="4" name="image6.png"/>
             <a:graphic>
               <a:graphicData uri="http://schemas.openxmlformats.org/drawingml/2006/picture">
                 <pic:pic>
                   <pic:nvPicPr>
-                    <pic:cNvPr id="0" name="image4.png"/>
+                    <pic:cNvPr id="0" name="image6.png"/>
                     <pic:cNvPicPr preferRelativeResize="0"/>
                   </pic:nvPicPr>
                   <pic:blipFill>
@@ -5037,21 +6840,26 @@
     </w:p>
     <w:p>
       <w:pPr>
-        <w:ind w:left="0" w:firstLine="0"/>
+        <w:pStyle w:val="Heading5"/>
+        <w:spacing w:line="360" w:lineRule="auto"/>
         <w:jc w:val="center"/>
         <w:rPr>
           <w:rFonts w:ascii="Times New Roman" w:cs="Times New Roman" w:eastAsia="Times New Roman" w:hAnsi="Times New Roman"/>
           <w:i w:val="1"/>
           <w:iCs w:val="1"/>
-          <w:sz w:val="26"/>
-          <w:szCs w:val="26"/>
-        </w:rPr>
-      </w:pPr>
+          <w:color w:val="000000"/>
+          <w:sz w:val="26"/>
+          <w:szCs w:val="26"/>
+        </w:rPr>
+      </w:pPr>
+      <w:bookmarkStart w:colFirst="0" w:colLast="0" w:name="_en9lt9w78us3" w:id="28"/>
+      <w:bookmarkEnd w:id="28"/>
       <w:r>
         <w:rPr>
           <w:rFonts w:ascii="Times New Roman" w:cs="Times New Roman" w:eastAsia="Times New Roman" w:hAnsi="Times New Roman"/>
           <w:i w:val="1"/>
           <w:iCs w:val="1"/>
+          <w:color w:val="000000"/>
           <w:sz w:val="26"/>
           <w:szCs w:val="26"/>
           <w:rtl w:val="0"/>
@@ -5061,32 +6869,133 @@
     </w:p>
     <w:p>
       <w:pPr>
+        <w:spacing w:after="100" w:line="360" w:lineRule="auto"/>
+        <w:ind w:firstLine="708.6614173228347"/>
+        <w:jc w:val="both"/>
+        <w:rPr>
+          <w:rFonts w:ascii="Times New Roman" w:cs="Times New Roman" w:eastAsia="Times New Roman" w:hAnsi="Times New Roman"/>
+          <w:sz w:val="26"/>
+          <w:szCs w:val="26"/>
+        </w:rPr>
+      </w:pPr>
+      <w:r>
+        <w:rPr>
+          <w:rFonts w:ascii="Times New Roman" w:cs="Times New Roman" w:eastAsia="Times New Roman" w:hAnsi="Times New Roman"/>
+          <w:sz w:val="26"/>
+          <w:szCs w:val="26"/>
+          <w:rtl w:val="0"/>
+        </w:rPr>
+        <w:t xml:space="preserve">Tại tuần 25/06/2026, “2.0” của BTS tụt từ hạng 73 xuống 182, tương ứng 109 bậc. Lượt nghe giảm từ 257.792 xuống 176.677, khoảng 31,5%. “Hãy Trao Cho Anh” giảm 90 bậc và lượt nghe giảm từ 247.473 xuống 188.446, khoảng 23,9%. Việc giảm hạng đi kèm giảm lượt nghe, nhưng không thể khẳng định nguyên nhân chỉ từ bộ dữ liệu bảng xếp hạng.</w:t>
+      </w:r>
+    </w:p>
+    <w:p>
+      <w:pPr>
+        <w:spacing w:line="360" w:lineRule="auto"/>
         <w:ind w:left="0" w:firstLine="0"/>
-        <w:jc w:val="left"/>
-        <w:rPr>
-          <w:rFonts w:ascii="Times New Roman" w:cs="Times New Roman" w:eastAsia="Times New Roman" w:hAnsi="Times New Roman"/>
-          <w:sz w:val="26"/>
-          <w:szCs w:val="26"/>
-        </w:rPr>
-      </w:pPr>
-      <w:r>
-        <w:rPr>
-          <w:rtl w:val="0"/>
-        </w:rPr>
-      </w:r>
-    </w:p>
-    <w:p>
-      <w:pPr>
+        <w:jc w:val="both"/>
+        <w:rPr>
+          <w:rFonts w:ascii="Times New Roman" w:cs="Times New Roman" w:eastAsia="Times New Roman" w:hAnsi="Times New Roman"/>
+          <w:sz w:val="26"/>
+          <w:szCs w:val="26"/>
+        </w:rPr>
+      </w:pPr>
+      <w:r>
+        <w:rPr>
+          <w:rFonts w:ascii="Times New Roman" w:cs="Times New Roman" w:eastAsia="Times New Roman" w:hAnsi="Times New Roman"/>
+          <w:sz w:val="26"/>
+          <w:szCs w:val="26"/>
+        </w:rPr>
+        <w:drawing>
+          <wp:inline distB="114300" distT="114300" distL="114300" distR="114300">
+            <wp:extent cx="5940000" cy="3441700"/>
+            <wp:effectExtent b="0" l="0" r="0" t="0"/>
+            <wp:docPr id="11" name="image1.png"/>
+            <a:graphic>
+              <a:graphicData uri="http://schemas.openxmlformats.org/drawingml/2006/picture">
+                <pic:pic>
+                  <pic:nvPicPr>
+                    <pic:cNvPr id="0" name="image1.png"/>
+                    <pic:cNvPicPr preferRelativeResize="0"/>
+                  </pic:nvPicPr>
+                  <pic:blipFill>
+                    <a:blip r:embed="rId12"/>
+                    <a:srcRect b="0" l="0" r="0" t="0"/>
+                    <a:stretch>
+                      <a:fillRect/>
+                    </a:stretch>
+                  </pic:blipFill>
+                  <pic:spPr>
+                    <a:xfrm>
+                      <a:off x="0" y="0"/>
+                      <a:ext cx="5940000" cy="3441700"/>
+                    </a:xfrm>
+                    <a:prstGeom prst="rect"/>
+                    <a:ln/>
+                  </pic:spPr>
+                </pic:pic>
+              </a:graphicData>
+            </a:graphic>
+          </wp:inline>
+        </w:drawing>
+      </w:r>
+      <w:r>
+        <w:rPr>
+          <w:rtl w:val="0"/>
+        </w:rPr>
+      </w:r>
+    </w:p>
+    <w:p>
+      <w:pPr>
+        <w:pStyle w:val="Heading5"/>
+        <w:spacing w:line="360" w:lineRule="auto"/>
+        <w:jc w:val="center"/>
+        <w:rPr>
+          <w:rFonts w:ascii="Times New Roman" w:cs="Times New Roman" w:eastAsia="Times New Roman" w:hAnsi="Times New Roman"/>
+          <w:i w:val="1"/>
+          <w:iCs w:val="1"/>
+          <w:color w:val="000000"/>
+          <w:sz w:val="26"/>
+          <w:szCs w:val="26"/>
+        </w:rPr>
+      </w:pPr>
+      <w:bookmarkStart w:colFirst="0" w:colLast="0" w:name="_qtodm497njr3" w:id="29"/>
+      <w:bookmarkEnd w:id="29"/>
+      <w:r>
+        <w:rPr>
+          <w:rFonts w:ascii="Times New Roman" w:cs="Times New Roman" w:eastAsia="Times New Roman" w:hAnsi="Times New Roman"/>
+          <w:i w:val="1"/>
+          <w:iCs w:val="1"/>
+          <w:color w:val="000000"/>
+          <w:sz w:val="26"/>
+          <w:szCs w:val="26"/>
+          <w:rtl w:val="0"/>
+        </w:rPr>
+        <w:t xml:space="preserve">Hình 2.5. Top 10 bài hát tụt hạng mạnh nhất trong 25/06/2026</w:t>
+      </w:r>
+    </w:p>
+    <w:p>
+      <w:pPr>
+        <w:pStyle w:val="Heading4"/>
+        <w:spacing w:line="360" w:lineRule="auto"/>
         <w:ind w:left="1440" w:firstLine="0"/>
-        <w:rPr>
-          <w:rFonts w:ascii="Times New Roman" w:cs="Times New Roman" w:eastAsia="Times New Roman" w:hAnsi="Times New Roman"/>
-          <w:sz w:val="26"/>
-          <w:szCs w:val="26"/>
-        </w:rPr>
-      </w:pPr>
-      <w:r>
-        <w:rPr>
-          <w:rFonts w:ascii="Times New Roman" w:cs="Times New Roman" w:eastAsia="Times New Roman" w:hAnsi="Times New Roman"/>
+        <w:jc w:val="both"/>
+        <w:rPr>
+          <w:rFonts w:ascii="Times New Roman" w:cs="Times New Roman" w:eastAsia="Times New Roman" w:hAnsi="Times New Roman"/>
+          <w:b w:val="1"/>
+          <w:bCs w:val="1"/>
+          <w:color w:val="000000"/>
+          <w:sz w:val="26"/>
+          <w:szCs w:val="26"/>
+        </w:rPr>
+      </w:pPr>
+      <w:bookmarkStart w:colFirst="0" w:colLast="0" w:name="_uxk9yn1g256l" w:id="30"/>
+      <w:bookmarkEnd w:id="30"/>
+      <w:r>
+        <w:rPr>
+          <w:rFonts w:ascii="Times New Roman" w:cs="Times New Roman" w:eastAsia="Times New Roman" w:hAnsi="Times New Roman"/>
+          <w:b w:val="1"/>
+          <w:bCs w:val="1"/>
+          <w:color w:val="000000"/>
           <w:sz w:val="26"/>
           <w:szCs w:val="26"/>
           <w:rtl w:val="0"/>
@@ -5096,16 +7005,234 @@
     </w:p>
     <w:p>
       <w:pPr>
+        <w:spacing w:after="100" w:line="360" w:lineRule="auto"/>
+        <w:ind w:firstLine="708.6614173228347"/>
+        <w:jc w:val="both"/>
+        <w:rPr>
+          <w:rFonts w:ascii="Times New Roman" w:cs="Times New Roman" w:eastAsia="Times New Roman" w:hAnsi="Times New Roman"/>
+          <w:sz w:val="26"/>
+          <w:szCs w:val="26"/>
+        </w:rPr>
+      </w:pPr>
+      <w:r>
+        <w:rPr>
+          <w:rFonts w:ascii="Times New Roman" w:cs="Times New Roman" w:eastAsia="Times New Roman" w:hAnsi="Times New Roman"/>
+          <w:sz w:val="26"/>
+          <w:szCs w:val="26"/>
+          <w:rtl w:val="0"/>
+        </w:rPr>
+        <w:t xml:space="preserve">Nhóm xác định các bài hát duy trì hiện diện ổn định dựa trên số tuần xuất hiện, thứ hạng trung bình và tổng lượt nghe. “Seven (feat. Latto) (Explicit Ver.)” xuất hiện đủ 12 tuần với hạng trung bình 1,08; “SWIM” có hạng trung bình 2,00; “Không Buông” có hạng trung bình 3,92. Các bài hát này duy trì vị trí cao trong phần lớn thời gian khảo sát.</w:t>
+      </w:r>
+      <w:r>
+        <w:rPr>
+          <w:rtl w:val="0"/>
+        </w:rPr>
+      </w:r>
+    </w:p>
+    <w:p>
+      <w:pPr>
+        <w:spacing w:line="360" w:lineRule="auto"/>
+        <w:jc w:val="both"/>
+        <w:rPr>
+          <w:rFonts w:ascii="Times New Roman" w:cs="Times New Roman" w:eastAsia="Times New Roman" w:hAnsi="Times New Roman"/>
+          <w:i w:val="1"/>
+          <w:iCs w:val="1"/>
+          <w:sz w:val="26"/>
+          <w:szCs w:val="26"/>
+        </w:rPr>
+      </w:pPr>
+      <w:r>
+        <w:rPr>
+          <w:rFonts w:ascii="Times New Roman" w:cs="Times New Roman" w:eastAsia="Times New Roman" w:hAnsi="Times New Roman"/>
+          <w:i w:val="1"/>
+          <w:iCs w:val="1"/>
+          <w:sz w:val="26"/>
+          <w:szCs w:val="26"/>
+        </w:rPr>
+        <w:drawing>
+          <wp:inline distB="114300" distT="114300" distL="114300" distR="114300">
+            <wp:extent cx="5940000" cy="3543300"/>
+            <wp:effectExtent b="0" l="0" r="0" t="0"/>
+            <wp:docPr id="8" name="image8.png"/>
+            <a:graphic>
+              <a:graphicData uri="http://schemas.openxmlformats.org/drawingml/2006/picture">
+                <pic:pic>
+                  <pic:nvPicPr>
+                    <pic:cNvPr id="0" name="image8.png"/>
+                    <pic:cNvPicPr preferRelativeResize="0"/>
+                  </pic:nvPicPr>
+                  <pic:blipFill>
+                    <a:blip r:embed="rId13"/>
+                    <a:srcRect b="0" l="0" r="0" t="0"/>
+                    <a:stretch>
+                      <a:fillRect/>
+                    </a:stretch>
+                  </pic:blipFill>
+                  <pic:spPr>
+                    <a:xfrm>
+                      <a:off x="0" y="0"/>
+                      <a:ext cx="5940000" cy="3543300"/>
+                    </a:xfrm>
+                    <a:prstGeom prst="rect"/>
+                    <a:ln/>
+                  </pic:spPr>
+                </pic:pic>
+              </a:graphicData>
+            </a:graphic>
+          </wp:inline>
+        </w:drawing>
+      </w:r>
+      <w:r>
+        <w:rPr>
+          <w:rtl w:val="0"/>
+        </w:rPr>
+      </w:r>
+    </w:p>
+    <w:p>
+      <w:pPr>
+        <w:pStyle w:val="Heading5"/>
+        <w:spacing w:line="360" w:lineRule="auto"/>
+        <w:jc w:val="center"/>
+        <w:rPr>
+          <w:rFonts w:ascii="Times New Roman" w:cs="Times New Roman" w:eastAsia="Times New Roman" w:hAnsi="Times New Roman"/>
+          <w:i w:val="1"/>
+          <w:iCs w:val="1"/>
+          <w:color w:val="000000"/>
+          <w:sz w:val="26"/>
+          <w:szCs w:val="26"/>
+        </w:rPr>
+      </w:pPr>
+      <w:bookmarkStart w:colFirst="0" w:colLast="0" w:name="_5labtm98f57f" w:id="31"/>
+      <w:bookmarkEnd w:id="31"/>
+      <w:r>
+        <w:rPr>
+          <w:rFonts w:ascii="Times New Roman" w:cs="Times New Roman" w:eastAsia="Times New Roman" w:hAnsi="Times New Roman"/>
+          <w:i w:val="1"/>
+          <w:iCs w:val="1"/>
+          <w:color w:val="000000"/>
+          <w:sz w:val="26"/>
+          <w:szCs w:val="26"/>
+          <w:rtl w:val="0"/>
+        </w:rPr>
+        <w:t xml:space="preserve">Hình 2.6. Top 10 bài hát giữ phong độ ổn định</w:t>
+      </w:r>
+    </w:p>
+    <w:p>
+      <w:pPr>
+        <w:spacing w:line="360" w:lineRule="auto"/>
+        <w:jc w:val="both"/>
+        <w:rPr>
+          <w:rFonts w:ascii="Times New Roman" w:cs="Times New Roman" w:eastAsia="Times New Roman" w:hAnsi="Times New Roman"/>
+          <w:i w:val="1"/>
+          <w:iCs w:val="1"/>
+          <w:sz w:val="26"/>
+          <w:szCs w:val="26"/>
+        </w:rPr>
+      </w:pPr>
+      <w:r>
+        <w:rPr>
+          <w:rFonts w:ascii="Times New Roman" w:cs="Times New Roman" w:eastAsia="Times New Roman" w:hAnsi="Times New Roman"/>
+          <w:i w:val="1"/>
+          <w:iCs w:val="1"/>
+          <w:sz w:val="26"/>
+          <w:szCs w:val="26"/>
+        </w:rPr>
+        <w:drawing>
+          <wp:inline distB="114300" distT="114300" distL="114300" distR="114300">
+            <wp:extent cx="5940000" cy="2857500"/>
+            <wp:effectExtent b="0" l="0" r="0" t="0"/>
+            <wp:docPr id="6" name="image16.png"/>
+            <a:graphic>
+              <a:graphicData uri="http://schemas.openxmlformats.org/drawingml/2006/picture">
+                <pic:pic>
+                  <pic:nvPicPr>
+                    <pic:cNvPr id="0" name="image16.png"/>
+                    <pic:cNvPicPr preferRelativeResize="0"/>
+                  </pic:nvPicPr>
+                  <pic:blipFill>
+                    <a:blip r:embed="rId14"/>
+                    <a:srcRect b="0" l="0" r="0" t="0"/>
+                    <a:stretch>
+                      <a:fillRect/>
+                    </a:stretch>
+                  </pic:blipFill>
+                  <pic:spPr>
+                    <a:xfrm>
+                      <a:off x="0" y="0"/>
+                      <a:ext cx="5940000" cy="2857500"/>
+                    </a:xfrm>
+                    <a:prstGeom prst="rect"/>
+                    <a:ln/>
+                  </pic:spPr>
+                </pic:pic>
+              </a:graphicData>
+            </a:graphic>
+          </wp:inline>
+        </w:drawing>
+      </w:r>
+      <w:r>
+        <w:rPr>
+          <w:rtl w:val="0"/>
+        </w:rPr>
+      </w:r>
+    </w:p>
+    <w:p>
+      <w:pPr>
+        <w:pStyle w:val="Heading5"/>
+        <w:spacing w:line="360" w:lineRule="auto"/>
+        <w:jc w:val="center"/>
+        <w:rPr>
+          <w:rFonts w:ascii="Times New Roman" w:cs="Times New Roman" w:eastAsia="Times New Roman" w:hAnsi="Times New Roman"/>
+          <w:i w:val="1"/>
+          <w:iCs w:val="1"/>
+          <w:color w:val="000000"/>
+          <w:sz w:val="26"/>
+          <w:szCs w:val="26"/>
+        </w:rPr>
+      </w:pPr>
+      <w:bookmarkStart w:colFirst="0" w:colLast="0" w:name="_9j8irld9bals" w:id="32"/>
+      <w:bookmarkEnd w:id="32"/>
+      <w:r>
+        <w:rPr>
+          <w:rFonts w:ascii="Times New Roman" w:cs="Times New Roman" w:eastAsia="Times New Roman" w:hAnsi="Times New Roman"/>
+          <w:i w:val="1"/>
+          <w:iCs w:val="1"/>
+          <w:color w:val="000000"/>
+          <w:sz w:val="26"/>
+          <w:szCs w:val="26"/>
+          <w:rtl w:val="0"/>
+        </w:rPr>
+        <w:t xml:space="preserve">Hình 2.6. Xu hướng lượt nghe của 5 bài hát nổi bật qua 12 tuần</w:t>
+      </w:r>
+      <w:r>
+        <w:rPr>
+          <w:rtl w:val="0"/>
+        </w:rPr>
+      </w:r>
+    </w:p>
+    <w:p>
+      <w:pPr>
+        <w:pStyle w:val="Heading4"/>
+        <w:spacing w:line="360" w:lineRule="auto"/>
         <w:ind w:left="1440" w:firstLine="0"/>
-        <w:rPr>
-          <w:rFonts w:ascii="Times New Roman" w:cs="Times New Roman" w:eastAsia="Times New Roman" w:hAnsi="Times New Roman"/>
-          <w:sz w:val="26"/>
-          <w:szCs w:val="26"/>
-        </w:rPr>
-      </w:pPr>
-      <w:r>
-        <w:rPr>
-          <w:rFonts w:ascii="Times New Roman" w:cs="Times New Roman" w:eastAsia="Times New Roman" w:hAnsi="Times New Roman"/>
+        <w:jc w:val="both"/>
+        <w:rPr>
+          <w:rFonts w:ascii="Times New Roman" w:cs="Times New Roman" w:eastAsia="Times New Roman" w:hAnsi="Times New Roman"/>
+          <w:b w:val="1"/>
+          <w:bCs w:val="1"/>
+          <w:color w:val="000000"/>
+          <w:sz w:val="26"/>
+          <w:szCs w:val="26"/>
+        </w:rPr>
+      </w:pPr>
+      <w:bookmarkStart w:colFirst="0" w:colLast="0" w:name="_v0v6qo93hdsg" w:id="33"/>
+      <w:bookmarkEnd w:id="33"/>
+      <w:r>
+        <w:rPr>
+          <w:rFonts w:ascii="Times New Roman" w:cs="Times New Roman" w:eastAsia="Times New Roman" w:hAnsi="Times New Roman"/>
+          <w:b w:val="1"/>
+          <w:bCs w:val="1"/>
+          <w:color w:val="000000"/>
           <w:sz w:val="26"/>
           <w:szCs w:val="26"/>
           <w:rtl w:val="0"/>
@@ -5115,16 +7242,256 @@
     </w:p>
     <w:p>
       <w:pPr>
+        <w:spacing w:line="360" w:lineRule="auto"/>
+        <w:ind w:firstLine="708.6614173228347"/>
+        <w:jc w:val="both"/>
+        <w:rPr>
+          <w:rFonts w:ascii="Times New Roman" w:cs="Times New Roman" w:eastAsia="Times New Roman" w:hAnsi="Times New Roman"/>
+          <w:sz w:val="26"/>
+          <w:szCs w:val="26"/>
+        </w:rPr>
+      </w:pPr>
+      <w:r>
+        <w:rPr>
+          <w:rFonts w:ascii="Times New Roman" w:cs="Times New Roman" w:eastAsia="Times New Roman" w:hAnsi="Times New Roman"/>
+          <w:sz w:val="26"/>
+          <w:szCs w:val="26"/>
+          <w:rtl w:val="0"/>
+        </w:rPr>
+        <w:t xml:space="preserve">Pop chiếm tỉ trọng lượt nghe cao nhất với 23.17%, tiếp theo là Ballad (21.35%), Rap/Hip-hop (19.94%), R&amp;B/Soul (17.36%) và Indie/Alternative (14.38%). Năm thể loại này chiếm phần lớn lượt nghe trong giai đoạn khảo sát; EDM/Dance và nhóm Khác có tỉ trọng thấp hơn.</w:t>
+      </w:r>
+      <w:r>
+        <w:rPr>
+          <w:rtl w:val="0"/>
+        </w:rPr>
+      </w:r>
+    </w:p>
+    <w:p>
+      <w:pPr>
+        <w:spacing w:line="360" w:lineRule="auto"/>
+        <w:ind w:firstLine="720"/>
+        <w:jc w:val="both"/>
+        <w:rPr>
+          <w:rFonts w:ascii="Times New Roman" w:cs="Times New Roman" w:eastAsia="Times New Roman" w:hAnsi="Times New Roman"/>
+          <w:i w:val="1"/>
+          <w:iCs w:val="1"/>
+          <w:sz w:val="26"/>
+          <w:szCs w:val="26"/>
+        </w:rPr>
+      </w:pPr>
+      <w:r>
+        <w:rPr>
+          <w:rFonts w:ascii="Times New Roman" w:cs="Times New Roman" w:eastAsia="Times New Roman" w:hAnsi="Times New Roman"/>
+          <w:i w:val="1"/>
+          <w:iCs w:val="1"/>
+          <w:sz w:val="26"/>
+          <w:szCs w:val="26"/>
+        </w:rPr>
+        <w:drawing>
+          <wp:inline distB="114300" distT="114300" distL="114300" distR="114300">
+            <wp:extent cx="5940000" cy="5943600"/>
+            <wp:effectExtent b="0" l="0" r="0" t="0"/>
+            <wp:docPr id="15" name="image3.png"/>
+            <a:graphic>
+              <a:graphicData uri="http://schemas.openxmlformats.org/drawingml/2006/picture">
+                <pic:pic>
+                  <pic:nvPicPr>
+                    <pic:cNvPr id="0" name="image3.png"/>
+                    <pic:cNvPicPr preferRelativeResize="0"/>
+                  </pic:nvPicPr>
+                  <pic:blipFill>
+                    <a:blip r:embed="rId15"/>
+                    <a:srcRect b="0" l="0" r="0" t="0"/>
+                    <a:stretch>
+                      <a:fillRect/>
+                    </a:stretch>
+                  </pic:blipFill>
+                  <pic:spPr>
+                    <a:xfrm>
+                      <a:off x="0" y="0"/>
+                      <a:ext cx="5940000" cy="5943600"/>
+                    </a:xfrm>
+                    <a:prstGeom prst="rect"/>
+                    <a:ln/>
+                  </pic:spPr>
+                </pic:pic>
+              </a:graphicData>
+            </a:graphic>
+          </wp:inline>
+        </w:drawing>
+      </w:r>
+      <w:r>
+        <w:rPr>
+          <w:rtl w:val="0"/>
+        </w:rPr>
+      </w:r>
+    </w:p>
+    <w:p>
+      <w:pPr>
+        <w:pStyle w:val="Heading5"/>
+        <w:spacing w:line="360" w:lineRule="auto"/>
+        <w:jc w:val="center"/>
+        <w:rPr>
+          <w:rFonts w:ascii="Times New Roman" w:cs="Times New Roman" w:eastAsia="Times New Roman" w:hAnsi="Times New Roman"/>
+          <w:i w:val="1"/>
+          <w:iCs w:val="1"/>
+          <w:color w:val="000000"/>
+          <w:sz w:val="26"/>
+          <w:szCs w:val="26"/>
+        </w:rPr>
+      </w:pPr>
+      <w:bookmarkStart w:colFirst="0" w:colLast="0" w:name="_ro1n2wunww3" w:id="34"/>
+      <w:bookmarkEnd w:id="34"/>
+      <w:r>
+        <w:rPr>
+          <w:rFonts w:ascii="Times New Roman" w:cs="Times New Roman" w:eastAsia="Times New Roman" w:hAnsi="Times New Roman"/>
+          <w:i w:val="1"/>
+          <w:iCs w:val="1"/>
+          <w:color w:val="000000"/>
+          <w:sz w:val="26"/>
+          <w:szCs w:val="26"/>
+          <w:rtl w:val="0"/>
+        </w:rPr>
+        <w:t xml:space="preserve">Hình 2.7. Tỷ trọng lượt nghe theo thể loại trong 12 tuần</w:t>
+      </w:r>
+    </w:p>
+    <w:p>
+      <w:pPr>
+        <w:spacing w:after="100" w:line="360" w:lineRule="auto"/>
+        <w:ind w:firstLine="708.6614173228347"/>
+        <w:jc w:val="both"/>
+        <w:rPr>
+          <w:rFonts w:ascii="Times New Roman" w:cs="Times New Roman" w:eastAsia="Times New Roman" w:hAnsi="Times New Roman"/>
+          <w:sz w:val="26"/>
+          <w:szCs w:val="26"/>
+        </w:rPr>
+      </w:pPr>
+      <w:r>
+        <w:rPr>
+          <w:rFonts w:ascii="Times New Roman" w:cs="Times New Roman" w:eastAsia="Times New Roman" w:hAnsi="Times New Roman"/>
+          <w:sz w:val="26"/>
+          <w:szCs w:val="26"/>
+          <w:rtl w:val="0"/>
+        </w:rPr>
+        <w:t xml:space="preserve">Tỷ trọng thể loại thay đổi giữa các tuần, phản ánh sự thay đổi trong cơ cấu bài hát và mức độ quan tâm của người nghe. Biểu đồ theo tuần cho phép quan sát sự dịch chuyển tương đối giữa các thể loại, nhưng không nên diễn giải là thay đổi dài hạn vì dữ liệu chỉ bao phủ 12 tuần.</w:t>
+      </w:r>
+    </w:p>
+    <w:p>
+      <w:pPr>
+        <w:spacing w:line="360" w:lineRule="auto"/>
+        <w:jc w:val="both"/>
+        <w:rPr>
+          <w:rFonts w:ascii="Times New Roman" w:cs="Times New Roman" w:eastAsia="Times New Roman" w:hAnsi="Times New Roman"/>
+          <w:i w:val="1"/>
+          <w:iCs w:val="1"/>
+          <w:sz w:val="26"/>
+          <w:szCs w:val="26"/>
+        </w:rPr>
+      </w:pPr>
+      <w:r>
+        <w:rPr>
+          <w:rFonts w:ascii="Times New Roman" w:cs="Times New Roman" w:eastAsia="Times New Roman" w:hAnsi="Times New Roman"/>
+          <w:i w:val="1"/>
+          <w:iCs w:val="1"/>
+          <w:sz w:val="26"/>
+          <w:szCs w:val="26"/>
+        </w:rPr>
+        <w:drawing>
+          <wp:inline distB="114300" distT="114300" distL="114300" distR="114300">
+            <wp:extent cx="5940000" cy="2946400"/>
+            <wp:effectExtent b="0" l="0" r="0" t="0"/>
+            <wp:docPr id="2" name="image10.png"/>
+            <a:graphic>
+              <a:graphicData uri="http://schemas.openxmlformats.org/drawingml/2006/picture">
+                <pic:pic>
+                  <pic:nvPicPr>
+                    <pic:cNvPr id="0" name="image10.png"/>
+                    <pic:cNvPicPr preferRelativeResize="0"/>
+                  </pic:nvPicPr>
+                  <pic:blipFill>
+                    <a:blip r:embed="rId16"/>
+                    <a:srcRect b="0" l="0" r="0" t="0"/>
+                    <a:stretch>
+                      <a:fillRect/>
+                    </a:stretch>
+                  </pic:blipFill>
+                  <pic:spPr>
+                    <a:xfrm>
+                      <a:off x="0" y="0"/>
+                      <a:ext cx="5940000" cy="2946400"/>
+                    </a:xfrm>
+                    <a:prstGeom prst="rect"/>
+                    <a:ln/>
+                  </pic:spPr>
+                </pic:pic>
+              </a:graphicData>
+            </a:graphic>
+          </wp:inline>
+        </w:drawing>
+      </w:r>
+      <w:r>
+        <w:rPr>
+          <w:rtl w:val="0"/>
+        </w:rPr>
+      </w:r>
+    </w:p>
+    <w:p>
+      <w:pPr>
+        <w:pStyle w:val="Heading5"/>
+        <w:spacing w:line="360" w:lineRule="auto"/>
+        <w:jc w:val="center"/>
+        <w:rPr>
+          <w:rFonts w:ascii="Times New Roman" w:cs="Times New Roman" w:eastAsia="Times New Roman" w:hAnsi="Times New Roman"/>
+          <w:i w:val="1"/>
+          <w:iCs w:val="1"/>
+          <w:color w:val="000000"/>
+          <w:sz w:val="26"/>
+          <w:szCs w:val="26"/>
+        </w:rPr>
+      </w:pPr>
+      <w:bookmarkStart w:colFirst="0" w:colLast="0" w:name="_ouikcz100a54" w:id="35"/>
+      <w:bookmarkEnd w:id="35"/>
+      <w:r>
+        <w:rPr>
+          <w:rFonts w:ascii="Times New Roman" w:cs="Times New Roman" w:eastAsia="Times New Roman" w:hAnsi="Times New Roman"/>
+          <w:i w:val="1"/>
+          <w:iCs w:val="1"/>
+          <w:color w:val="000000"/>
+          <w:sz w:val="26"/>
+          <w:szCs w:val="26"/>
+          <w:rtl w:val="0"/>
+        </w:rPr>
+        <w:t xml:space="preserve">Hình 2.8. Tỷ trọng lượt nghe theo thể loại qua 12 tuần</w:t>
+      </w:r>
+      <w:r>
+        <w:rPr>
+          <w:rtl w:val="0"/>
+        </w:rPr>
+      </w:r>
+    </w:p>
+    <w:p>
+      <w:pPr>
+        <w:pStyle w:val="Heading4"/>
+        <w:spacing w:line="360" w:lineRule="auto"/>
         <w:ind w:left="1440" w:firstLine="0"/>
-        <w:rPr>
-          <w:rFonts w:ascii="Times New Roman" w:cs="Times New Roman" w:eastAsia="Times New Roman" w:hAnsi="Times New Roman"/>
-          <w:sz w:val="26"/>
-          <w:szCs w:val="26"/>
-        </w:rPr>
-      </w:pPr>
-      <w:r>
-        <w:rPr>
-          <w:rFonts w:ascii="Times New Roman" w:cs="Times New Roman" w:eastAsia="Times New Roman" w:hAnsi="Times New Roman"/>
+        <w:jc w:val="both"/>
+        <w:rPr>
+          <w:rFonts w:ascii="Times New Roman" w:cs="Times New Roman" w:eastAsia="Times New Roman" w:hAnsi="Times New Roman"/>
+          <w:b w:val="1"/>
+          <w:bCs w:val="1"/>
+          <w:color w:val="000000"/>
+          <w:sz w:val="26"/>
+          <w:szCs w:val="26"/>
+        </w:rPr>
+      </w:pPr>
+      <w:bookmarkStart w:colFirst="0" w:colLast="0" w:name="_lfx6ie54f0uw" w:id="36"/>
+      <w:bookmarkEnd w:id="36"/>
+      <w:r>
+        <w:rPr>
+          <w:rFonts w:ascii="Times New Roman" w:cs="Times New Roman" w:eastAsia="Times New Roman" w:hAnsi="Times New Roman"/>
+          <w:b w:val="1"/>
+          <w:bCs w:val="1"/>
+          <w:color w:val="000000"/>
           <w:sz w:val="26"/>
           <w:szCs w:val="26"/>
           <w:rtl w:val="0"/>
@@ -5134,21 +7501,265 @@
     </w:p>
     <w:p>
       <w:pPr>
+        <w:spacing w:line="360" w:lineRule="auto"/>
+        <w:ind w:firstLine="708.6614173228347"/>
+        <w:jc w:val="both"/>
+        <w:rPr>
+          <w:rFonts w:ascii="Times New Roman" w:cs="Times New Roman" w:eastAsia="Times New Roman" w:hAnsi="Times New Roman"/>
+          <w:sz w:val="26"/>
+          <w:szCs w:val="26"/>
+        </w:rPr>
+      </w:pPr>
+      <w:r>
+        <w:rPr>
+          <w:rFonts w:ascii="Times New Roman" w:cs="Times New Roman" w:eastAsia="Times New Roman" w:hAnsi="Times New Roman"/>
+          <w:sz w:val="26"/>
+          <w:szCs w:val="26"/>
+          <w:rtl w:val="0"/>
+        </w:rPr>
+        <w:t xml:space="preserve">Số bài có previous_rank = -1 dao động từ 12 đến 40 bài mỗi tuần. Tuần 25/06/2026 có 40 bài mới hoặc quay lại, cao nhất trong giai đoạn. Trong số này, 23 bài do RPT MCK đứng tên riêng và 7 bài hợp tác có sự tham gia của RPT MCK; tổng cộng 30/40 bài, tương đương 75%. Kết quả cho thấy các sản phẩm có RPT MCK góp mặt xuất hiện với mật độ lớn trong cơ cấu bảng xếp hạng tuần đó. </w:t>
+      </w:r>
+      <w:r>
+        <w:rPr>
+          <w:rtl w:val="0"/>
+        </w:rPr>
+      </w:r>
+    </w:p>
+    <w:p>
+      <w:pPr>
+        <w:spacing w:line="360" w:lineRule="auto"/>
+        <w:jc w:val="both"/>
+        <w:rPr>
+          <w:rFonts w:ascii="Times New Roman" w:cs="Times New Roman" w:eastAsia="Times New Roman" w:hAnsi="Times New Roman"/>
+          <w:i w:val="1"/>
+          <w:iCs w:val="1"/>
+          <w:sz w:val="26"/>
+          <w:szCs w:val="26"/>
+        </w:rPr>
+      </w:pPr>
+      <w:r>
+        <w:rPr>
+          <w:rFonts w:ascii="Times New Roman" w:cs="Times New Roman" w:eastAsia="Times New Roman" w:hAnsi="Times New Roman"/>
+          <w:i w:val="1"/>
+          <w:iCs w:val="1"/>
+          <w:sz w:val="26"/>
+          <w:szCs w:val="26"/>
+        </w:rPr>
+        <w:drawing>
+          <wp:inline distB="114300" distT="114300" distL="114300" distR="114300">
+            <wp:extent cx="5940000" cy="2946400"/>
+            <wp:effectExtent b="0" l="0" r="0" t="0"/>
+            <wp:docPr id="12" name="image5.png"/>
+            <a:graphic>
+              <a:graphicData uri="http://schemas.openxmlformats.org/drawingml/2006/picture">
+                <pic:pic>
+                  <pic:nvPicPr>
+                    <pic:cNvPr id="0" name="image5.png"/>
+                    <pic:cNvPicPr preferRelativeResize="0"/>
+                  </pic:nvPicPr>
+                  <pic:blipFill>
+                    <a:blip r:embed="rId17"/>
+                    <a:srcRect b="0" l="0" r="0" t="0"/>
+                    <a:stretch>
+                      <a:fillRect/>
+                    </a:stretch>
+                  </pic:blipFill>
+                  <pic:spPr>
+                    <a:xfrm>
+                      <a:off x="0" y="0"/>
+                      <a:ext cx="5940000" cy="2946400"/>
+                    </a:xfrm>
+                    <a:prstGeom prst="rect"/>
+                    <a:ln/>
+                  </pic:spPr>
+                </pic:pic>
+              </a:graphicData>
+            </a:graphic>
+          </wp:inline>
+        </w:drawing>
+      </w:r>
+      <w:r>
+        <w:rPr>
+          <w:rtl w:val="0"/>
+        </w:rPr>
+      </w:r>
+    </w:p>
+    <w:p>
+      <w:pPr>
+        <w:pStyle w:val="Heading5"/>
+        <w:spacing w:line="360" w:lineRule="auto"/>
+        <w:jc w:val="center"/>
+        <w:rPr>
+          <w:rFonts w:ascii="Times New Roman" w:cs="Times New Roman" w:eastAsia="Times New Roman" w:hAnsi="Times New Roman"/>
+          <w:i w:val="1"/>
+          <w:iCs w:val="1"/>
+          <w:color w:val="000000"/>
+          <w:sz w:val="26"/>
+          <w:szCs w:val="26"/>
+        </w:rPr>
+      </w:pPr>
+      <w:bookmarkStart w:colFirst="0" w:colLast="0" w:name="_71rgm6b61s1b" w:id="37"/>
+      <w:bookmarkEnd w:id="37"/>
+      <w:r>
+        <w:rPr>
+          <w:rFonts w:ascii="Times New Roman" w:cs="Times New Roman" w:eastAsia="Times New Roman" w:hAnsi="Times New Roman"/>
+          <w:i w:val="1"/>
+          <w:iCs w:val="1"/>
+          <w:color w:val="000000"/>
+          <w:sz w:val="26"/>
+          <w:szCs w:val="26"/>
+          <w:rtl w:val="0"/>
+        </w:rPr>
+        <w:t xml:space="preserve">Hình 2.9. Số bài mới hoặc quay lại bảng xếp hạng theo tuần</w:t>
+      </w:r>
+      <w:r>
+        <w:rPr>
+          <w:rtl w:val="0"/>
+        </w:rPr>
+      </w:r>
+    </w:p>
+    <w:p>
+      <w:pPr>
+        <w:pStyle w:val="Heading4"/>
+        <w:spacing w:line="360" w:lineRule="auto"/>
         <w:ind w:left="1440" w:firstLine="0"/>
-        <w:rPr>
-          <w:rFonts w:ascii="Times New Roman" w:cs="Times New Roman" w:eastAsia="Times New Roman" w:hAnsi="Times New Roman"/>
-          <w:sz w:val="26"/>
-          <w:szCs w:val="26"/>
-        </w:rPr>
-      </w:pPr>
-      <w:r>
-        <w:rPr>
-          <w:rFonts w:ascii="Times New Roman" w:cs="Times New Roman" w:eastAsia="Times New Roman" w:hAnsi="Times New Roman"/>
+        <w:jc w:val="both"/>
+        <w:rPr>
+          <w:rFonts w:ascii="Times New Roman" w:cs="Times New Roman" w:eastAsia="Times New Roman" w:hAnsi="Times New Roman"/>
+          <w:b w:val="1"/>
+          <w:bCs w:val="1"/>
+          <w:color w:val="000000"/>
+          <w:sz w:val="26"/>
+          <w:szCs w:val="26"/>
+        </w:rPr>
+      </w:pPr>
+      <w:bookmarkStart w:colFirst="0" w:colLast="0" w:name="_ofsxzkjj7fr" w:id="38"/>
+      <w:bookmarkEnd w:id="38"/>
+      <w:r>
+        <w:rPr>
+          <w:rFonts w:ascii="Times New Roman" w:cs="Times New Roman" w:eastAsia="Times New Roman" w:hAnsi="Times New Roman"/>
+          <w:b w:val="1"/>
+          <w:bCs w:val="1"/>
+          <w:color w:val="000000"/>
           <w:sz w:val="26"/>
           <w:szCs w:val="26"/>
           <w:rtl w:val="0"/>
         </w:rPr>
         <w:t xml:space="preserve">2.3.7. Chấm điểm bài hát có dấu hiệu tăng trưởng</w:t>
+      </w:r>
+    </w:p>
+    <w:p>
+      <w:pPr>
+        <w:spacing w:line="360" w:lineRule="auto"/>
+        <w:ind w:firstLine="708.6614173228347"/>
+        <w:jc w:val="both"/>
+        <w:rPr>
+          <w:rFonts w:ascii="Times New Roman" w:cs="Times New Roman" w:eastAsia="Times New Roman" w:hAnsi="Times New Roman"/>
+          <w:sz w:val="26"/>
+          <w:szCs w:val="26"/>
+        </w:rPr>
+      </w:pPr>
+      <w:r>
+        <w:rPr>
+          <w:rFonts w:ascii="Times New Roman" w:cs="Times New Roman" w:eastAsia="Times New Roman" w:hAnsi="Times New Roman"/>
+          <w:sz w:val="26"/>
+          <w:szCs w:val="26"/>
+          <w:rtl w:val="0"/>
+        </w:rPr>
+        <w:t xml:space="preserve">Nhóm xây dựng điểm tiềm năng trên thang 100 cho các bài tăng hạng tại tuần gần nhất. Trọng số gồm lượt nghe hiện tại 40%, mức tăng hạng 30%, thứ hạng hiện tại 20% và độ mới theo số tuần trên bảng xếp hạng 10%. Đây là quy tắc chấm điểm do nhóm đề xuất để sàng lọc, không phải kết quả dự đoán của mô hình học máy. </w:t>
+      </w:r>
+      <w:r>
+        <w:rPr>
+          <w:rtl w:val="0"/>
+        </w:rPr>
+      </w:r>
+    </w:p>
+    <w:p>
+      <w:pPr>
+        <w:spacing w:line="360" w:lineRule="auto"/>
+        <w:jc w:val="both"/>
+        <w:rPr>
+          <w:rFonts w:ascii="Times New Roman" w:cs="Times New Roman" w:eastAsia="Times New Roman" w:hAnsi="Times New Roman"/>
+          <w:i w:val="1"/>
+          <w:iCs w:val="1"/>
+          <w:sz w:val="26"/>
+          <w:szCs w:val="26"/>
+        </w:rPr>
+      </w:pPr>
+      <w:r>
+        <w:rPr>
+          <w:rFonts w:ascii="Times New Roman" w:cs="Times New Roman" w:eastAsia="Times New Roman" w:hAnsi="Times New Roman"/>
+          <w:i w:val="1"/>
+          <w:iCs w:val="1"/>
+          <w:sz w:val="26"/>
+          <w:szCs w:val="26"/>
+        </w:rPr>
+        <w:drawing>
+          <wp:inline distB="114300" distT="114300" distL="114300" distR="114300">
+            <wp:extent cx="5940000" cy="3543300"/>
+            <wp:effectExtent b="0" l="0" r="0" t="0"/>
+            <wp:docPr id="10" name="image15.png"/>
+            <a:graphic>
+              <a:graphicData uri="http://schemas.openxmlformats.org/drawingml/2006/picture">
+                <pic:pic>
+                  <pic:nvPicPr>
+                    <pic:cNvPr id="0" name="image15.png"/>
+                    <pic:cNvPicPr preferRelativeResize="0"/>
+                  </pic:nvPicPr>
+                  <pic:blipFill>
+                    <a:blip r:embed="rId18"/>
+                    <a:srcRect b="0" l="0" r="0" t="0"/>
+                    <a:stretch>
+                      <a:fillRect/>
+                    </a:stretch>
+                  </pic:blipFill>
+                  <pic:spPr>
+                    <a:xfrm>
+                      <a:off x="0" y="0"/>
+                      <a:ext cx="5940000" cy="3543300"/>
+                    </a:xfrm>
+                    <a:prstGeom prst="rect"/>
+                    <a:ln/>
+                  </pic:spPr>
+                </pic:pic>
+              </a:graphicData>
+            </a:graphic>
+          </wp:inline>
+        </w:drawing>
+      </w:r>
+      <w:r>
+        <w:rPr>
+          <w:rtl w:val="0"/>
+        </w:rPr>
+      </w:r>
+    </w:p>
+    <w:p>
+      <w:pPr>
+        <w:pStyle w:val="Heading5"/>
+        <w:spacing w:line="360" w:lineRule="auto"/>
+        <w:jc w:val="center"/>
+        <w:rPr>
+          <w:rFonts w:ascii="Times New Roman" w:cs="Times New Roman" w:eastAsia="Times New Roman" w:hAnsi="Times New Roman"/>
+          <w:i w:val="1"/>
+          <w:iCs w:val="1"/>
+          <w:color w:val="000000"/>
+          <w:sz w:val="26"/>
+          <w:szCs w:val="26"/>
+        </w:rPr>
+      </w:pPr>
+      <w:bookmarkStart w:colFirst="0" w:colLast="0" w:name="_bvcri1ia1bq2" w:id="39"/>
+      <w:bookmarkEnd w:id="39"/>
+      <w:r>
+        <w:rPr>
+          <w:rFonts w:ascii="Times New Roman" w:cs="Times New Roman" w:eastAsia="Times New Roman" w:hAnsi="Times New Roman"/>
+          <w:i w:val="1"/>
+          <w:iCs w:val="1"/>
+          <w:color w:val="000000"/>
+          <w:sz w:val="26"/>
+          <w:szCs w:val="26"/>
+          <w:rtl w:val="0"/>
+        </w:rPr>
+        <w:t xml:space="preserve">Hình 2.10. Mối quan hệ giữa tăng hạng, lượt nghe và điểm tiềm năng</w:t>
       </w:r>
     </w:p>
     <w:p>
@@ -5160,21 +7771,1281 @@
         </w:numPr>
         <w:spacing w:after="0" w:afterAutospacing="0" w:before="120" w:line="360" w:lineRule="auto"/>
         <w:ind w:left="1440" w:hanging="360"/>
+        <w:jc w:val="both"/>
         <w:rPr>
           <w:color w:val="000000"/>
         </w:rPr>
       </w:pPr>
-      <w:bookmarkStart w:colFirst="0" w:colLast="0" w:name="_c4qp656p7520" w:id="10"/>
-      <w:bookmarkEnd w:id="10"/>
-      <w:r>
-        <w:rPr>
-          <w:rFonts w:ascii="Times New Roman" w:cs="Times New Roman" w:eastAsia="Times New Roman" w:hAnsi="Times New Roman"/>
+      <w:bookmarkStart w:colFirst="0" w:colLast="0" w:name="_c4qp656p7520" w:id="40"/>
+      <w:bookmarkEnd w:id="40"/>
+      <w:r>
+        <w:rPr>
+          <w:rFonts w:ascii="Times New Roman" w:cs="Times New Roman" w:eastAsia="Times New Roman" w:hAnsi="Times New Roman"/>
+          <w:b w:val="1"/>
+          <w:bCs w:val="1"/>
           <w:color w:val="000000"/>
           <w:sz w:val="26"/>
           <w:szCs w:val="26"/>
           <w:rtl w:val="0"/>
         </w:rPr>
         <w:t xml:space="preserve">Lựa chọn và huấn luyện mô hình</w:t>
+      </w:r>
+    </w:p>
+    <w:p>
+      <w:pPr>
+        <w:pStyle w:val="Heading4"/>
+        <w:numPr>
+          <w:ilvl w:val="2"/>
+          <w:numId w:val="1"/>
+        </w:numPr>
+        <w:spacing w:before="0" w:beforeAutospacing="0" w:line="360" w:lineRule="auto"/>
+        <w:ind w:left="2160" w:hanging="360"/>
+        <w:jc w:val="both"/>
+        <w:rPr>
+          <w:color w:val="000000"/>
+          <w:sz w:val="26"/>
+          <w:szCs w:val="26"/>
+        </w:rPr>
+      </w:pPr>
+      <w:bookmarkStart w:colFirst="0" w:colLast="0" w:name="_bijnosm885vl" w:id="41"/>
+      <w:bookmarkEnd w:id="41"/>
+      <w:r>
+        <w:rPr>
+          <w:rFonts w:ascii="Times New Roman" w:cs="Times New Roman" w:eastAsia="Times New Roman" w:hAnsi="Times New Roman"/>
+          <w:b w:val="1"/>
+          <w:bCs w:val="1"/>
+          <w:color w:val="000000"/>
+          <w:sz w:val="26"/>
+          <w:szCs w:val="26"/>
+          <w:rtl w:val="0"/>
+        </w:rPr>
+        <w:t xml:space="preserve">Chuẩn bị dữ liệu và biến đầu vào </w:t>
+      </w:r>
+    </w:p>
+    <w:p>
+      <w:pPr>
+        <w:spacing w:after="100" w:line="360" w:lineRule="auto"/>
+        <w:ind w:firstLine="708.6614173228347"/>
+        <w:jc w:val="both"/>
+        <w:rPr>
+          <w:rFonts w:ascii="Times New Roman" w:cs="Times New Roman" w:eastAsia="Times New Roman" w:hAnsi="Times New Roman"/>
+          <w:sz w:val="26"/>
+          <w:szCs w:val="26"/>
+        </w:rPr>
+      </w:pPr>
+      <w:r>
+        <w:rPr>
+          <w:rFonts w:ascii="Times New Roman" w:cs="Times New Roman" w:eastAsia="Times New Roman" w:hAnsi="Times New Roman"/>
+          <w:sz w:val="26"/>
+          <w:szCs w:val="26"/>
+          <w:rtl w:val="0"/>
+        </w:rPr>
+        <w:t xml:space="preserve">Để tạo biến mục tiêu, dữ liệu được sắp xếp theo uri và thời gian. Mỗi dòng được ghép với lần xuất hiện kế tiếp của cùng uri; chỉ giữ những cặp cách nhau đúng 7 ngày để bảo đảm mục tiêu là lượt nghe của tuần liền sau. Từ 2.400 dòng ban đầu, có 1.975 cặp tuần liên tiếp được sử dụng cho mô hình.</w:t>
+      </w:r>
+    </w:p>
+    <w:p>
+      <w:pPr>
+        <w:spacing w:line="360" w:lineRule="auto"/>
+        <w:ind w:left="0" w:firstLine="708.6614173228347"/>
+        <w:jc w:val="both"/>
+        <w:rPr>
+          <w:rFonts w:ascii="Times New Roman" w:cs="Times New Roman" w:eastAsia="Times New Roman" w:hAnsi="Times New Roman"/>
+          <w:sz w:val="26"/>
+          <w:szCs w:val="26"/>
+        </w:rPr>
+      </w:pPr>
+      <w:r>
+        <w:rPr>
+          <w:rFonts w:ascii="Times New Roman" w:cs="Times New Roman" w:eastAsia="Times New Roman" w:hAnsi="Times New Roman"/>
+          <w:sz w:val="26"/>
+          <w:szCs w:val="26"/>
+          <w:rtl w:val="0"/>
+        </w:rPr>
+        <w:t xml:space="preserve">Các biến số gồm rank, previous_rank đã mã hóa, peak_rank, weeks_on_chart, streams hiện tại, rank_change đã xử lý, is_new_entry và week_index. Genre là biến phân loại; biến mục tiêu là streams_next_week. Previous_rank = -1 được thay bằng 201 để biểu diễn vị trí ngoài Top 200, còn rank_change thiếu được thay bằng 0 và được kết hợp với is_new_entry. </w:t>
+      </w:r>
+      <w:r>
+        <w:rPr>
+          <w:rtl w:val="0"/>
+        </w:rPr>
+      </w:r>
+    </w:p>
+    <w:p>
+      <w:pPr>
+        <w:pStyle w:val="Heading4"/>
+        <w:numPr>
+          <w:ilvl w:val="2"/>
+          <w:numId w:val="1"/>
+        </w:numPr>
+        <w:spacing w:line="360" w:lineRule="auto"/>
+        <w:ind w:left="2160" w:hanging="360"/>
+        <w:jc w:val="both"/>
+        <w:rPr>
+          <w:color w:val="000000"/>
+          <w:sz w:val="26"/>
+          <w:szCs w:val="26"/>
+        </w:rPr>
+      </w:pPr>
+      <w:bookmarkStart w:colFirst="0" w:colLast="0" w:name="_som8s6m95m5q" w:id="42"/>
+      <w:bookmarkEnd w:id="42"/>
+      <w:r>
+        <w:rPr>
+          <w:rFonts w:ascii="Times New Roman" w:cs="Times New Roman" w:eastAsia="Times New Roman" w:hAnsi="Times New Roman"/>
+          <w:b w:val="1"/>
+          <w:bCs w:val="1"/>
+          <w:color w:val="000000"/>
+          <w:sz w:val="26"/>
+          <w:szCs w:val="26"/>
+          <w:rtl w:val="0"/>
+        </w:rPr>
+        <w:t xml:space="preserve">Chia tập huấn luyện và kiểm tra </w:t>
+      </w:r>
+    </w:p>
+    <w:p>
+      <w:pPr>
+        <w:spacing w:line="360" w:lineRule="auto"/>
+        <w:ind w:left="0" w:firstLine="708.6614173228347"/>
+        <w:jc w:val="both"/>
+        <w:rPr>
+          <w:rFonts w:ascii="Times New Roman" w:cs="Times New Roman" w:eastAsia="Times New Roman" w:hAnsi="Times New Roman"/>
+          <w:sz w:val="26"/>
+          <w:szCs w:val="26"/>
+        </w:rPr>
+      </w:pPr>
+      <w:r>
+        <w:rPr>
+          <w:rFonts w:ascii="Times New Roman" w:cs="Times New Roman" w:eastAsia="Times New Roman" w:hAnsi="Times New Roman"/>
+          <w:sz w:val="26"/>
+          <w:szCs w:val="26"/>
+          <w:rtl w:val="0"/>
+        </w:rPr>
+        <w:t xml:space="preserve">Dữ liệu được chia theo thời gian thay vì chia ngẫu nhiên. Tập huấn luyện gồm 1.632 dòng với tuần đầu vào từ 1 đến 9. Tập kiểm tra gồm 343 dòng với tuần đầu vào 10 và 11, tương ứng dự đoán lượt nghe của tuần 18/06 và 25/06/2026. Cách chia này hạn chế việc sử dụng thông tin tương lai để dự đoán quá khứ. </w:t>
+      </w:r>
+      <w:r>
+        <w:rPr>
+          <w:rtl w:val="0"/>
+        </w:rPr>
+      </w:r>
+    </w:p>
+    <w:p>
+      <w:pPr>
+        <w:pStyle w:val="Heading4"/>
+        <w:numPr>
+          <w:ilvl w:val="2"/>
+          <w:numId w:val="1"/>
+        </w:numPr>
+        <w:spacing w:line="360" w:lineRule="auto"/>
+        <w:ind w:left="2160" w:hanging="360"/>
+        <w:jc w:val="both"/>
+        <w:rPr>
+          <w:color w:val="000000"/>
+          <w:sz w:val="26"/>
+          <w:szCs w:val="26"/>
+        </w:rPr>
+      </w:pPr>
+      <w:bookmarkStart w:colFirst="0" w:colLast="0" w:name="_50e6zydq0vs2" w:id="43"/>
+      <w:bookmarkEnd w:id="43"/>
+      <w:r>
+        <w:rPr>
+          <w:rFonts w:ascii="Times New Roman" w:cs="Times New Roman" w:eastAsia="Times New Roman" w:hAnsi="Times New Roman"/>
+          <w:b w:val="1"/>
+          <w:bCs w:val="1"/>
+          <w:color w:val="000000"/>
+          <w:sz w:val="26"/>
+          <w:szCs w:val="26"/>
+          <w:rtl w:val="0"/>
+        </w:rPr>
+        <w:t xml:space="preserve">Xây dựng và đánh giá các mô hình </w:t>
+      </w:r>
+    </w:p>
+    <w:p>
+      <w:pPr>
+        <w:spacing w:after="100" w:line="360" w:lineRule="auto"/>
+        <w:ind w:firstLine="708.6614173228347"/>
+        <w:jc w:val="both"/>
+        <w:rPr>
+          <w:rFonts w:ascii="Times New Roman" w:cs="Times New Roman" w:eastAsia="Times New Roman" w:hAnsi="Times New Roman"/>
+          <w:sz w:val="26"/>
+          <w:szCs w:val="26"/>
+        </w:rPr>
+      </w:pPr>
+      <w:r>
+        <w:rPr>
+          <w:rFonts w:ascii="Times New Roman" w:cs="Times New Roman" w:eastAsia="Times New Roman" w:hAnsi="Times New Roman"/>
+          <w:sz w:val="26"/>
+          <w:szCs w:val="26"/>
+          <w:rtl w:val="0"/>
+        </w:rPr>
+        <w:t xml:space="preserve">Baseline sử dụng lượt nghe của tuần hiện tại làm dự đoán cho tuần kế tiếp. Đây là mốc cơ sở cần thiết vì lượt nghe giữa hai tuần liên tiếp có tính ổn định tương đối cao.</w:t>
+      </w:r>
+    </w:p>
+    <w:p>
+      <w:pPr>
+        <w:spacing w:after="100" w:line="360" w:lineRule="auto"/>
+        <w:ind w:firstLine="708.6614173228347"/>
+        <w:jc w:val="both"/>
+        <w:rPr>
+          <w:rFonts w:ascii="Times New Roman" w:cs="Times New Roman" w:eastAsia="Times New Roman" w:hAnsi="Times New Roman"/>
+          <w:sz w:val="26"/>
+          <w:szCs w:val="26"/>
+        </w:rPr>
+      </w:pPr>
+      <w:r>
+        <w:rPr>
+          <w:rFonts w:ascii="Times New Roman" w:cs="Times New Roman" w:eastAsia="Times New Roman" w:hAnsi="Times New Roman"/>
+          <w:sz w:val="26"/>
+          <w:szCs w:val="26"/>
+          <w:rtl w:val="0"/>
+        </w:rPr>
+        <w:t xml:space="preserve">Linear Regression được xây dựng trong Pipeline. Các biến số được chuẩn hóa bằng StandardScaler và genre được mã hóa One-Hot. Mô hình đạt MAE 23.833,79; RMSE 48.788,66 và R² 0,9460. So với Baseline, MAE giảm khoảng 4,63% và RMSE giảm khoảng 9,49%. Không có giá trị dự đoán âm trong tập kiểm tra.</w:t>
+      </w:r>
+    </w:p>
+    <w:p>
+      <w:pPr>
+        <w:spacing w:line="360" w:lineRule="auto"/>
+        <w:ind w:left="0" w:firstLine="708.6614173228347"/>
+        <w:jc w:val="both"/>
+        <w:rPr>
+          <w:rFonts w:ascii="Times New Roman" w:cs="Times New Roman" w:eastAsia="Times New Roman" w:hAnsi="Times New Roman"/>
+          <w:sz w:val="26"/>
+          <w:szCs w:val="26"/>
+        </w:rPr>
+      </w:pPr>
+      <w:r>
+        <w:rPr>
+          <w:rFonts w:ascii="Times New Roman" w:cs="Times New Roman" w:eastAsia="Times New Roman" w:hAnsi="Times New Roman"/>
+          <w:sz w:val="26"/>
+          <w:szCs w:val="26"/>
+          <w:rtl w:val="0"/>
+        </w:rPr>
+        <w:t xml:space="preserve">Random Forest Regressor sử dụng 100 cây và random_state = 42. Mô hình đạt MAE 29.998,37; RMSE 64.808,76 và R² 0,9048. Kết quả cho thấy mô hình vẫn dự đoán tốt ở nhiều bài hát ổn định nhưng sai số tăng đối với các trường hợp biến động mạnh. </w:t>
+      </w:r>
+      <w:r>
+        <w:rPr>
+          <w:rtl w:val="0"/>
+        </w:rPr>
+      </w:r>
+    </w:p>
+    <w:p>
+      <w:pPr>
+        <w:pStyle w:val="Heading4"/>
+        <w:numPr>
+          <w:ilvl w:val="2"/>
+          <w:numId w:val="1"/>
+        </w:numPr>
+        <w:spacing w:line="360" w:lineRule="auto"/>
+        <w:ind w:left="2160" w:hanging="360"/>
+        <w:jc w:val="both"/>
+        <w:rPr>
+          <w:color w:val="000000"/>
+          <w:sz w:val="26"/>
+          <w:szCs w:val="26"/>
+        </w:rPr>
+      </w:pPr>
+      <w:bookmarkStart w:colFirst="0" w:colLast="0" w:name="_598dz91yhgq4" w:id="44"/>
+      <w:bookmarkEnd w:id="44"/>
+      <w:r>
+        <w:rPr>
+          <w:rFonts w:ascii="Times New Roman" w:cs="Times New Roman" w:eastAsia="Times New Roman" w:hAnsi="Times New Roman"/>
+          <w:b w:val="1"/>
+          <w:bCs w:val="1"/>
+          <w:color w:val="000000"/>
+          <w:sz w:val="26"/>
+          <w:szCs w:val="26"/>
+          <w:rtl w:val="0"/>
+        </w:rPr>
+        <w:t xml:space="preserve">So sánh và lựa chọn mô hình </w:t>
+      </w:r>
+      <w:r>
+        <w:rPr>
+          <w:rtl w:val="0"/>
+        </w:rPr>
+      </w:r>
+    </w:p>
+    <w:tbl>
+      <w:tblPr>
+        <w:tblStyle w:val="Table4"/>
+        <w:tblW w:w="9345.0" w:type="dxa"/>
+        <w:jc w:val="left"/>
+        <w:tblBorders>
+          <w:top w:color="000000" w:space="0" w:sz="0" w:val="nil"/>
+          <w:left w:color="000000" w:space="0" w:sz="0" w:val="nil"/>
+          <w:bottom w:color="000000" w:space="0" w:sz="0" w:val="nil"/>
+          <w:right w:color="000000" w:space="0" w:sz="0" w:val="nil"/>
+          <w:insideH w:color="000000" w:space="0" w:sz="0" w:val="nil"/>
+          <w:insideV w:color="000000" w:space="0" w:sz="0" w:val="nil"/>
+        </w:tblBorders>
+        <w:tblLayout w:type="fixed"/>
+        <w:tblLook w:val="0600"/>
+      </w:tblPr>
+      <w:tblGrid>
+        <w:gridCol w:w="2940"/>
+        <w:gridCol w:w="2130"/>
+        <w:gridCol w:w="2400"/>
+        <w:gridCol w:w="1875"/>
+        <w:tblGridChange w:id="0">
+          <w:tblGrid>
+            <w:gridCol w:w="2940"/>
+            <w:gridCol w:w="2130"/>
+            <w:gridCol w:w="2400"/>
+            <w:gridCol w:w="1875"/>
+          </w:tblGrid>
+        </w:tblGridChange>
+      </w:tblGrid>
+      <w:tr>
+        <w:trPr>
+          <w:cantSplit w:val="0"/>
+          <w:trHeight w:val="450" w:hRule="atLeast"/>
+          <w:tblHeader w:val="0"/>
+        </w:trPr>
+        <w:tc>
+          <w:tcPr>
+            <w:tcBorders>
+              <w:top w:color="000000" w:space="0" w:sz="4" w:val="single"/>
+              <w:left w:color="000000" w:space="0" w:sz="4" w:val="single"/>
+              <w:bottom w:color="000000" w:space="0" w:sz="4" w:val="single"/>
+              <w:right w:color="000000" w:space="0" w:sz="4" w:val="single"/>
+            </w:tcBorders>
+            <w:tcMar>
+              <w:top w:w="100.0" w:type="dxa"/>
+              <w:left w:w="100.0" w:type="dxa"/>
+              <w:bottom w:w="100.0" w:type="dxa"/>
+              <w:right w:w="100.0" w:type="dxa"/>
+            </w:tcMar>
+            <w:vAlign w:val="top"/>
+          </w:tcPr>
+          <w:p>
+            <w:pPr>
+              <w:spacing w:line="360" w:lineRule="auto"/>
+              <w:jc w:val="both"/>
+              <w:rPr>
+                <w:rFonts w:ascii="Times New Roman" w:cs="Times New Roman" w:eastAsia="Times New Roman" w:hAnsi="Times New Roman"/>
+                <w:color w:val="1f1f1f"/>
+                <w:sz w:val="26"/>
+                <w:szCs w:val="26"/>
+              </w:rPr>
+            </w:pPr>
+            <w:r>
+              <w:rPr>
+                <w:rFonts w:ascii="Times New Roman" w:cs="Times New Roman" w:eastAsia="Times New Roman" w:hAnsi="Times New Roman"/>
+                <w:b w:val="1"/>
+                <w:bCs w:val="1"/>
+                <w:color w:val="1f1f1f"/>
+                <w:sz w:val="26"/>
+                <w:szCs w:val="26"/>
+                <w:rtl w:val="0"/>
+              </w:rPr>
+              <w:t xml:space="preserve">Mô hình</w:t>
+            </w:r>
+            <w:r>
+              <w:rPr>
+                <w:rtl w:val="0"/>
+              </w:rPr>
+            </w:r>
+          </w:p>
+        </w:tc>
+        <w:tc>
+          <w:tcPr>
+            <w:tcBorders>
+              <w:top w:color="000000" w:space="0" w:sz="4" w:val="single"/>
+              <w:left w:color="000000" w:space="0" w:sz="4" w:val="single"/>
+              <w:bottom w:color="000000" w:space="0" w:sz="4" w:val="single"/>
+              <w:right w:color="000000" w:space="0" w:sz="4" w:val="single"/>
+            </w:tcBorders>
+            <w:tcMar>
+              <w:top w:w="100.0" w:type="dxa"/>
+              <w:left w:w="100.0" w:type="dxa"/>
+              <w:bottom w:w="100.0" w:type="dxa"/>
+              <w:right w:w="100.0" w:type="dxa"/>
+            </w:tcMar>
+            <w:vAlign w:val="top"/>
+          </w:tcPr>
+          <w:p>
+            <w:pPr>
+              <w:spacing w:line="360" w:lineRule="auto"/>
+              <w:jc w:val="both"/>
+              <w:rPr>
+                <w:rFonts w:ascii="Times New Roman" w:cs="Times New Roman" w:eastAsia="Times New Roman" w:hAnsi="Times New Roman"/>
+                <w:color w:val="1f1f1f"/>
+                <w:sz w:val="26"/>
+                <w:szCs w:val="26"/>
+              </w:rPr>
+            </w:pPr>
+            <w:r>
+              <w:rPr>
+                <w:rFonts w:ascii="Times New Roman" w:cs="Times New Roman" w:eastAsia="Times New Roman" w:hAnsi="Times New Roman"/>
+                <w:b w:val="1"/>
+                <w:bCs w:val="1"/>
+                <w:color w:val="1f1f1f"/>
+                <w:sz w:val="26"/>
+                <w:szCs w:val="26"/>
+                <w:rtl w:val="0"/>
+              </w:rPr>
+              <w:t xml:space="preserve">MAE</w:t>
+            </w:r>
+            <w:r>
+              <w:rPr>
+                <w:rtl w:val="0"/>
+              </w:rPr>
+            </w:r>
+          </w:p>
+        </w:tc>
+        <w:tc>
+          <w:tcPr>
+            <w:tcBorders>
+              <w:top w:color="000000" w:space="0" w:sz="4" w:val="single"/>
+              <w:left w:color="000000" w:space="0" w:sz="4" w:val="single"/>
+              <w:bottom w:color="000000" w:space="0" w:sz="4" w:val="single"/>
+              <w:right w:color="000000" w:space="0" w:sz="4" w:val="single"/>
+            </w:tcBorders>
+            <w:tcMar>
+              <w:top w:w="100.0" w:type="dxa"/>
+              <w:left w:w="100.0" w:type="dxa"/>
+              <w:bottom w:w="100.0" w:type="dxa"/>
+              <w:right w:w="100.0" w:type="dxa"/>
+            </w:tcMar>
+            <w:vAlign w:val="top"/>
+          </w:tcPr>
+          <w:p>
+            <w:pPr>
+              <w:spacing w:line="360" w:lineRule="auto"/>
+              <w:jc w:val="both"/>
+              <w:rPr>
+                <w:rFonts w:ascii="Times New Roman" w:cs="Times New Roman" w:eastAsia="Times New Roman" w:hAnsi="Times New Roman"/>
+                <w:color w:val="1f1f1f"/>
+                <w:sz w:val="26"/>
+                <w:szCs w:val="26"/>
+              </w:rPr>
+            </w:pPr>
+            <w:r>
+              <w:rPr>
+                <w:rFonts w:ascii="Times New Roman" w:cs="Times New Roman" w:eastAsia="Times New Roman" w:hAnsi="Times New Roman"/>
+                <w:b w:val="1"/>
+                <w:bCs w:val="1"/>
+                <w:color w:val="1f1f1f"/>
+                <w:sz w:val="26"/>
+                <w:szCs w:val="26"/>
+                <w:rtl w:val="0"/>
+              </w:rPr>
+              <w:t xml:space="preserve">RMSE</w:t>
+            </w:r>
+            <w:r>
+              <w:rPr>
+                <w:rtl w:val="0"/>
+              </w:rPr>
+            </w:r>
+          </w:p>
+        </w:tc>
+        <w:tc>
+          <w:tcPr>
+            <w:tcBorders>
+              <w:top w:color="000000" w:space="0" w:sz="4" w:val="single"/>
+              <w:left w:color="000000" w:space="0" w:sz="4" w:val="single"/>
+              <w:bottom w:color="000000" w:space="0" w:sz="4" w:val="single"/>
+              <w:right w:color="000000" w:space="0" w:sz="4" w:val="single"/>
+            </w:tcBorders>
+            <w:tcMar>
+              <w:top w:w="100.0" w:type="dxa"/>
+              <w:left w:w="100.0" w:type="dxa"/>
+              <w:bottom w:w="100.0" w:type="dxa"/>
+              <w:right w:w="100.0" w:type="dxa"/>
+            </w:tcMar>
+            <w:vAlign w:val="top"/>
+          </w:tcPr>
+          <w:p>
+            <w:pPr>
+              <w:spacing w:line="360" w:lineRule="auto"/>
+              <w:jc w:val="both"/>
+              <w:rPr>
+                <w:rFonts w:ascii="Times New Roman" w:cs="Times New Roman" w:eastAsia="Times New Roman" w:hAnsi="Times New Roman"/>
+                <w:color w:val="1f1f1f"/>
+                <w:sz w:val="26"/>
+                <w:szCs w:val="26"/>
+              </w:rPr>
+            </w:pPr>
+            <w:r>
+              <w:rPr>
+                <w:rFonts w:ascii="Times New Roman" w:cs="Times New Roman" w:eastAsia="Times New Roman" w:hAnsi="Times New Roman"/>
+                <w:b w:val="1"/>
+                <w:bCs w:val="1"/>
+                <w:color w:val="1f1f1f"/>
+                <w:sz w:val="26"/>
+                <w:szCs w:val="26"/>
+                <w:rtl w:val="0"/>
+              </w:rPr>
+              <w:t xml:space="preserve">R²</w:t>
+            </w:r>
+            <w:r>
+              <w:rPr>
+                <w:rtl w:val="0"/>
+              </w:rPr>
+            </w:r>
+          </w:p>
+        </w:tc>
+      </w:tr>
+      <w:tr>
+        <w:trPr>
+          <w:cantSplit w:val="0"/>
+          <w:trHeight w:val="465" w:hRule="atLeast"/>
+          <w:tblHeader w:val="0"/>
+        </w:trPr>
+        <w:tc>
+          <w:tcPr>
+            <w:tcBorders>
+              <w:top w:color="000000" w:space="0" w:sz="4" w:val="single"/>
+              <w:left w:color="000000" w:space="0" w:sz="4" w:val="single"/>
+              <w:bottom w:color="000000" w:space="0" w:sz="4" w:val="single"/>
+              <w:right w:color="000000" w:space="0" w:sz="4" w:val="single"/>
+            </w:tcBorders>
+            <w:tcMar>
+              <w:top w:w="100.0" w:type="dxa"/>
+              <w:left w:w="100.0" w:type="dxa"/>
+              <w:bottom w:w="100.0" w:type="dxa"/>
+              <w:right w:w="100.0" w:type="dxa"/>
+            </w:tcMar>
+            <w:vAlign w:val="top"/>
+          </w:tcPr>
+          <w:p>
+            <w:pPr>
+              <w:spacing w:line="360" w:lineRule="auto"/>
+              <w:jc w:val="both"/>
+              <w:rPr>
+                <w:rFonts w:ascii="Times New Roman" w:cs="Times New Roman" w:eastAsia="Times New Roman" w:hAnsi="Times New Roman"/>
+                <w:color w:val="1f1f1f"/>
+                <w:sz w:val="26"/>
+                <w:szCs w:val="26"/>
+              </w:rPr>
+            </w:pPr>
+            <w:r>
+              <w:rPr>
+                <w:rFonts w:ascii="Times New Roman" w:cs="Times New Roman" w:eastAsia="Times New Roman" w:hAnsi="Times New Roman"/>
+                <w:color w:val="1f1f1f"/>
+                <w:sz w:val="26"/>
+                <w:szCs w:val="26"/>
+                <w:rtl w:val="0"/>
+              </w:rPr>
+              <w:t xml:space="preserve">Baseline</w:t>
+            </w:r>
+          </w:p>
+        </w:tc>
+        <w:tc>
+          <w:tcPr>
+            <w:tcBorders>
+              <w:top w:color="000000" w:space="0" w:sz="4" w:val="single"/>
+              <w:left w:color="000000" w:space="0" w:sz="4" w:val="single"/>
+              <w:bottom w:color="000000" w:space="0" w:sz="4" w:val="single"/>
+              <w:right w:color="000000" w:space="0" w:sz="4" w:val="single"/>
+            </w:tcBorders>
+            <w:tcMar>
+              <w:top w:w="100.0" w:type="dxa"/>
+              <w:left w:w="100.0" w:type="dxa"/>
+              <w:bottom w:w="100.0" w:type="dxa"/>
+              <w:right w:w="100.0" w:type="dxa"/>
+            </w:tcMar>
+            <w:vAlign w:val="top"/>
+          </w:tcPr>
+          <w:p>
+            <w:pPr>
+              <w:spacing w:line="360" w:lineRule="auto"/>
+              <w:jc w:val="both"/>
+              <w:rPr>
+                <w:rFonts w:ascii="Times New Roman" w:cs="Times New Roman" w:eastAsia="Times New Roman" w:hAnsi="Times New Roman"/>
+                <w:color w:val="1f1f1f"/>
+                <w:sz w:val="26"/>
+                <w:szCs w:val="26"/>
+              </w:rPr>
+            </w:pPr>
+            <w:r>
+              <w:rPr>
+                <w:rFonts w:ascii="Times New Roman" w:cs="Times New Roman" w:eastAsia="Times New Roman" w:hAnsi="Times New Roman"/>
+                <w:color w:val="1f1f1f"/>
+                <w:sz w:val="26"/>
+                <w:szCs w:val="26"/>
+                <w:rtl w:val="0"/>
+              </w:rPr>
+              <w:t xml:space="preserve">24,989.82</w:t>
+            </w:r>
+          </w:p>
+        </w:tc>
+        <w:tc>
+          <w:tcPr>
+            <w:tcBorders>
+              <w:top w:color="000000" w:space="0" w:sz="4" w:val="single"/>
+              <w:left w:color="000000" w:space="0" w:sz="4" w:val="single"/>
+              <w:bottom w:color="000000" w:space="0" w:sz="4" w:val="single"/>
+              <w:right w:color="000000" w:space="0" w:sz="4" w:val="single"/>
+            </w:tcBorders>
+            <w:tcMar>
+              <w:top w:w="100.0" w:type="dxa"/>
+              <w:left w:w="100.0" w:type="dxa"/>
+              <w:bottom w:w="100.0" w:type="dxa"/>
+              <w:right w:w="100.0" w:type="dxa"/>
+            </w:tcMar>
+            <w:vAlign w:val="top"/>
+          </w:tcPr>
+          <w:p>
+            <w:pPr>
+              <w:spacing w:line="360" w:lineRule="auto"/>
+              <w:jc w:val="both"/>
+              <w:rPr>
+                <w:rFonts w:ascii="Times New Roman" w:cs="Times New Roman" w:eastAsia="Times New Roman" w:hAnsi="Times New Roman"/>
+                <w:color w:val="1f1f1f"/>
+                <w:sz w:val="26"/>
+                <w:szCs w:val="26"/>
+              </w:rPr>
+            </w:pPr>
+            <w:r>
+              <w:rPr>
+                <w:rFonts w:ascii="Times New Roman" w:cs="Times New Roman" w:eastAsia="Times New Roman" w:hAnsi="Times New Roman"/>
+                <w:color w:val="1f1f1f"/>
+                <w:sz w:val="26"/>
+                <w:szCs w:val="26"/>
+                <w:rtl w:val="0"/>
+              </w:rPr>
+              <w:t xml:space="preserve">53,903.49</w:t>
+            </w:r>
+          </w:p>
+        </w:tc>
+        <w:tc>
+          <w:tcPr>
+            <w:tcBorders>
+              <w:top w:color="000000" w:space="0" w:sz="4" w:val="single"/>
+              <w:left w:color="000000" w:space="0" w:sz="4" w:val="single"/>
+              <w:bottom w:color="000000" w:space="0" w:sz="4" w:val="single"/>
+              <w:right w:color="000000" w:space="0" w:sz="4" w:val="single"/>
+            </w:tcBorders>
+            <w:tcMar>
+              <w:top w:w="100.0" w:type="dxa"/>
+              <w:left w:w="100.0" w:type="dxa"/>
+              <w:bottom w:w="100.0" w:type="dxa"/>
+              <w:right w:w="100.0" w:type="dxa"/>
+            </w:tcMar>
+            <w:vAlign w:val="top"/>
+          </w:tcPr>
+          <w:p>
+            <w:pPr>
+              <w:spacing w:line="360" w:lineRule="auto"/>
+              <w:jc w:val="both"/>
+              <w:rPr>
+                <w:rFonts w:ascii="Times New Roman" w:cs="Times New Roman" w:eastAsia="Times New Roman" w:hAnsi="Times New Roman"/>
+                <w:color w:val="1f1f1f"/>
+                <w:sz w:val="26"/>
+                <w:szCs w:val="26"/>
+              </w:rPr>
+            </w:pPr>
+            <w:r>
+              <w:rPr>
+                <w:rFonts w:ascii="Times New Roman" w:cs="Times New Roman" w:eastAsia="Times New Roman" w:hAnsi="Times New Roman"/>
+                <w:color w:val="1f1f1f"/>
+                <w:sz w:val="26"/>
+                <w:szCs w:val="26"/>
+                <w:rtl w:val="0"/>
+              </w:rPr>
+              <w:t xml:space="preserve">0.9341</w:t>
+            </w:r>
+          </w:p>
+        </w:tc>
+      </w:tr>
+      <w:tr>
+        <w:trPr>
+          <w:cantSplit w:val="0"/>
+          <w:trHeight w:val="465" w:hRule="atLeast"/>
+          <w:tblHeader w:val="0"/>
+        </w:trPr>
+        <w:tc>
+          <w:tcPr>
+            <w:tcBorders>
+              <w:top w:color="000000" w:space="0" w:sz="4" w:val="single"/>
+              <w:left w:color="000000" w:space="0" w:sz="4" w:val="single"/>
+              <w:bottom w:color="000000" w:space="0" w:sz="4" w:val="single"/>
+              <w:right w:color="000000" w:space="0" w:sz="4" w:val="single"/>
+            </w:tcBorders>
+            <w:tcMar>
+              <w:top w:w="100.0" w:type="dxa"/>
+              <w:left w:w="100.0" w:type="dxa"/>
+              <w:bottom w:w="100.0" w:type="dxa"/>
+              <w:right w:w="100.0" w:type="dxa"/>
+            </w:tcMar>
+            <w:vAlign w:val="top"/>
+          </w:tcPr>
+          <w:p>
+            <w:pPr>
+              <w:spacing w:line="360" w:lineRule="auto"/>
+              <w:jc w:val="both"/>
+              <w:rPr>
+                <w:rFonts w:ascii="Times New Roman" w:cs="Times New Roman" w:eastAsia="Times New Roman" w:hAnsi="Times New Roman"/>
+                <w:color w:val="1f1f1f"/>
+                <w:sz w:val="26"/>
+                <w:szCs w:val="26"/>
+              </w:rPr>
+            </w:pPr>
+            <w:r>
+              <w:rPr>
+                <w:rFonts w:ascii="Times New Roman" w:cs="Times New Roman" w:eastAsia="Times New Roman" w:hAnsi="Times New Roman"/>
+                <w:color w:val="1f1f1f"/>
+                <w:sz w:val="26"/>
+                <w:szCs w:val="26"/>
+                <w:rtl w:val="0"/>
+              </w:rPr>
+              <w:t xml:space="preserve">Linear Regression</w:t>
+            </w:r>
+          </w:p>
+        </w:tc>
+        <w:tc>
+          <w:tcPr>
+            <w:tcBorders>
+              <w:top w:color="000000" w:space="0" w:sz="4" w:val="single"/>
+              <w:left w:color="000000" w:space="0" w:sz="4" w:val="single"/>
+              <w:bottom w:color="000000" w:space="0" w:sz="4" w:val="single"/>
+              <w:right w:color="000000" w:space="0" w:sz="4" w:val="single"/>
+            </w:tcBorders>
+            <w:tcMar>
+              <w:top w:w="100.0" w:type="dxa"/>
+              <w:left w:w="100.0" w:type="dxa"/>
+              <w:bottom w:w="100.0" w:type="dxa"/>
+              <w:right w:w="100.0" w:type="dxa"/>
+            </w:tcMar>
+            <w:vAlign w:val="top"/>
+          </w:tcPr>
+          <w:p>
+            <w:pPr>
+              <w:spacing w:line="360" w:lineRule="auto"/>
+              <w:jc w:val="both"/>
+              <w:rPr>
+                <w:rFonts w:ascii="Times New Roman" w:cs="Times New Roman" w:eastAsia="Times New Roman" w:hAnsi="Times New Roman"/>
+                <w:color w:val="1f1f1f"/>
+                <w:sz w:val="26"/>
+                <w:szCs w:val="26"/>
+              </w:rPr>
+            </w:pPr>
+            <w:r>
+              <w:rPr>
+                <w:rFonts w:ascii="Times New Roman" w:cs="Times New Roman" w:eastAsia="Times New Roman" w:hAnsi="Times New Roman"/>
+                <w:color w:val="1f1f1f"/>
+                <w:sz w:val="26"/>
+                <w:szCs w:val="26"/>
+                <w:rtl w:val="0"/>
+              </w:rPr>
+              <w:t xml:space="preserve">23,833.79</w:t>
+            </w:r>
+          </w:p>
+        </w:tc>
+        <w:tc>
+          <w:tcPr>
+            <w:tcBorders>
+              <w:top w:color="000000" w:space="0" w:sz="4" w:val="single"/>
+              <w:left w:color="000000" w:space="0" w:sz="4" w:val="single"/>
+              <w:bottom w:color="000000" w:space="0" w:sz="4" w:val="single"/>
+              <w:right w:color="000000" w:space="0" w:sz="4" w:val="single"/>
+            </w:tcBorders>
+            <w:tcMar>
+              <w:top w:w="100.0" w:type="dxa"/>
+              <w:left w:w="100.0" w:type="dxa"/>
+              <w:bottom w:w="100.0" w:type="dxa"/>
+              <w:right w:w="100.0" w:type="dxa"/>
+            </w:tcMar>
+            <w:vAlign w:val="top"/>
+          </w:tcPr>
+          <w:p>
+            <w:pPr>
+              <w:spacing w:line="360" w:lineRule="auto"/>
+              <w:jc w:val="both"/>
+              <w:rPr>
+                <w:rFonts w:ascii="Times New Roman" w:cs="Times New Roman" w:eastAsia="Times New Roman" w:hAnsi="Times New Roman"/>
+                <w:color w:val="1f1f1f"/>
+                <w:sz w:val="26"/>
+                <w:szCs w:val="26"/>
+              </w:rPr>
+            </w:pPr>
+            <w:r>
+              <w:rPr>
+                <w:rFonts w:ascii="Times New Roman" w:cs="Times New Roman" w:eastAsia="Times New Roman" w:hAnsi="Times New Roman"/>
+                <w:color w:val="1f1f1f"/>
+                <w:sz w:val="26"/>
+                <w:szCs w:val="26"/>
+                <w:rtl w:val="0"/>
+              </w:rPr>
+              <w:t xml:space="preserve">48,788.66</w:t>
+            </w:r>
+          </w:p>
+        </w:tc>
+        <w:tc>
+          <w:tcPr>
+            <w:tcBorders>
+              <w:top w:color="000000" w:space="0" w:sz="4" w:val="single"/>
+              <w:left w:color="000000" w:space="0" w:sz="4" w:val="single"/>
+              <w:bottom w:color="000000" w:space="0" w:sz="4" w:val="single"/>
+              <w:right w:color="000000" w:space="0" w:sz="4" w:val="single"/>
+            </w:tcBorders>
+            <w:tcMar>
+              <w:top w:w="100.0" w:type="dxa"/>
+              <w:left w:w="100.0" w:type="dxa"/>
+              <w:bottom w:w="100.0" w:type="dxa"/>
+              <w:right w:w="100.0" w:type="dxa"/>
+            </w:tcMar>
+            <w:vAlign w:val="top"/>
+          </w:tcPr>
+          <w:p>
+            <w:pPr>
+              <w:spacing w:line="360" w:lineRule="auto"/>
+              <w:jc w:val="both"/>
+              <w:rPr>
+                <w:rFonts w:ascii="Times New Roman" w:cs="Times New Roman" w:eastAsia="Times New Roman" w:hAnsi="Times New Roman"/>
+                <w:color w:val="1f1f1f"/>
+                <w:sz w:val="26"/>
+                <w:szCs w:val="26"/>
+              </w:rPr>
+            </w:pPr>
+            <w:r>
+              <w:rPr>
+                <w:rFonts w:ascii="Times New Roman" w:cs="Times New Roman" w:eastAsia="Times New Roman" w:hAnsi="Times New Roman"/>
+                <w:color w:val="1f1f1f"/>
+                <w:sz w:val="26"/>
+                <w:szCs w:val="26"/>
+                <w:rtl w:val="0"/>
+              </w:rPr>
+              <w:t xml:space="preserve">0.9460</w:t>
+            </w:r>
+          </w:p>
+        </w:tc>
+      </w:tr>
+      <w:tr>
+        <w:trPr>
+          <w:cantSplit w:val="0"/>
+          <w:trHeight w:val="465" w:hRule="atLeast"/>
+          <w:tblHeader w:val="0"/>
+        </w:trPr>
+        <w:tc>
+          <w:tcPr>
+            <w:tcBorders>
+              <w:top w:color="000000" w:space="0" w:sz="4" w:val="single"/>
+              <w:left w:color="000000" w:space="0" w:sz="4" w:val="single"/>
+              <w:bottom w:color="000000" w:space="0" w:sz="4" w:val="single"/>
+              <w:right w:color="000000" w:space="0" w:sz="4" w:val="single"/>
+            </w:tcBorders>
+            <w:tcMar>
+              <w:top w:w="100.0" w:type="dxa"/>
+              <w:left w:w="100.0" w:type="dxa"/>
+              <w:bottom w:w="100.0" w:type="dxa"/>
+              <w:right w:w="100.0" w:type="dxa"/>
+            </w:tcMar>
+            <w:vAlign w:val="top"/>
+          </w:tcPr>
+          <w:p>
+            <w:pPr>
+              <w:spacing w:line="360" w:lineRule="auto"/>
+              <w:jc w:val="both"/>
+              <w:rPr>
+                <w:rFonts w:ascii="Times New Roman" w:cs="Times New Roman" w:eastAsia="Times New Roman" w:hAnsi="Times New Roman"/>
+                <w:color w:val="1f1f1f"/>
+                <w:sz w:val="26"/>
+                <w:szCs w:val="26"/>
+              </w:rPr>
+            </w:pPr>
+            <w:r>
+              <w:rPr>
+                <w:rFonts w:ascii="Times New Roman" w:cs="Times New Roman" w:eastAsia="Times New Roman" w:hAnsi="Times New Roman"/>
+                <w:color w:val="1f1f1f"/>
+                <w:sz w:val="26"/>
+                <w:szCs w:val="26"/>
+                <w:rtl w:val="0"/>
+              </w:rPr>
+              <w:t xml:space="preserve">Random Forest</w:t>
+            </w:r>
+          </w:p>
+        </w:tc>
+        <w:tc>
+          <w:tcPr>
+            <w:tcBorders>
+              <w:top w:color="000000" w:space="0" w:sz="4" w:val="single"/>
+              <w:left w:color="000000" w:space="0" w:sz="4" w:val="single"/>
+              <w:bottom w:color="000000" w:space="0" w:sz="4" w:val="single"/>
+              <w:right w:color="000000" w:space="0" w:sz="4" w:val="single"/>
+            </w:tcBorders>
+            <w:tcMar>
+              <w:top w:w="100.0" w:type="dxa"/>
+              <w:left w:w="100.0" w:type="dxa"/>
+              <w:bottom w:w="100.0" w:type="dxa"/>
+              <w:right w:w="100.0" w:type="dxa"/>
+            </w:tcMar>
+            <w:vAlign w:val="top"/>
+          </w:tcPr>
+          <w:p>
+            <w:pPr>
+              <w:spacing w:line="360" w:lineRule="auto"/>
+              <w:jc w:val="both"/>
+              <w:rPr>
+                <w:rFonts w:ascii="Times New Roman" w:cs="Times New Roman" w:eastAsia="Times New Roman" w:hAnsi="Times New Roman"/>
+                <w:color w:val="1f1f1f"/>
+                <w:sz w:val="26"/>
+                <w:szCs w:val="26"/>
+              </w:rPr>
+            </w:pPr>
+            <w:r>
+              <w:rPr>
+                <w:rFonts w:ascii="Times New Roman" w:cs="Times New Roman" w:eastAsia="Times New Roman" w:hAnsi="Times New Roman"/>
+                <w:color w:val="1f1f1f"/>
+                <w:sz w:val="26"/>
+                <w:szCs w:val="26"/>
+                <w:rtl w:val="0"/>
+              </w:rPr>
+              <w:t xml:space="preserve">29,998.37</w:t>
+            </w:r>
+          </w:p>
+        </w:tc>
+        <w:tc>
+          <w:tcPr>
+            <w:tcBorders>
+              <w:top w:color="000000" w:space="0" w:sz="4" w:val="single"/>
+              <w:left w:color="000000" w:space="0" w:sz="4" w:val="single"/>
+              <w:bottom w:color="000000" w:space="0" w:sz="4" w:val="single"/>
+              <w:right w:color="000000" w:space="0" w:sz="4" w:val="single"/>
+            </w:tcBorders>
+            <w:tcMar>
+              <w:top w:w="100.0" w:type="dxa"/>
+              <w:left w:w="100.0" w:type="dxa"/>
+              <w:bottom w:w="100.0" w:type="dxa"/>
+              <w:right w:w="100.0" w:type="dxa"/>
+            </w:tcMar>
+            <w:vAlign w:val="top"/>
+          </w:tcPr>
+          <w:p>
+            <w:pPr>
+              <w:spacing w:line="360" w:lineRule="auto"/>
+              <w:jc w:val="both"/>
+              <w:rPr>
+                <w:rFonts w:ascii="Times New Roman" w:cs="Times New Roman" w:eastAsia="Times New Roman" w:hAnsi="Times New Roman"/>
+                <w:color w:val="1f1f1f"/>
+                <w:sz w:val="26"/>
+                <w:szCs w:val="26"/>
+              </w:rPr>
+            </w:pPr>
+            <w:r>
+              <w:rPr>
+                <w:rFonts w:ascii="Times New Roman" w:cs="Times New Roman" w:eastAsia="Times New Roman" w:hAnsi="Times New Roman"/>
+                <w:color w:val="1f1f1f"/>
+                <w:sz w:val="26"/>
+                <w:szCs w:val="26"/>
+                <w:rtl w:val="0"/>
+              </w:rPr>
+              <w:t xml:space="preserve">64,808.76</w:t>
+            </w:r>
+          </w:p>
+        </w:tc>
+        <w:tc>
+          <w:tcPr>
+            <w:tcBorders>
+              <w:top w:color="000000" w:space="0" w:sz="4" w:val="single"/>
+              <w:left w:color="000000" w:space="0" w:sz="4" w:val="single"/>
+              <w:bottom w:color="000000" w:space="0" w:sz="4" w:val="single"/>
+              <w:right w:color="000000" w:space="0" w:sz="4" w:val="single"/>
+            </w:tcBorders>
+            <w:tcMar>
+              <w:top w:w="100.0" w:type="dxa"/>
+              <w:left w:w="100.0" w:type="dxa"/>
+              <w:bottom w:w="100.0" w:type="dxa"/>
+              <w:right w:w="100.0" w:type="dxa"/>
+            </w:tcMar>
+            <w:vAlign w:val="top"/>
+          </w:tcPr>
+          <w:p>
+            <w:pPr>
+              <w:spacing w:line="360" w:lineRule="auto"/>
+              <w:jc w:val="both"/>
+              <w:rPr>
+                <w:rFonts w:ascii="Times New Roman" w:cs="Times New Roman" w:eastAsia="Times New Roman" w:hAnsi="Times New Roman"/>
+                <w:color w:val="1f1f1f"/>
+                <w:sz w:val="26"/>
+                <w:szCs w:val="26"/>
+              </w:rPr>
+            </w:pPr>
+            <w:r>
+              <w:rPr>
+                <w:rFonts w:ascii="Times New Roman" w:cs="Times New Roman" w:eastAsia="Times New Roman" w:hAnsi="Times New Roman"/>
+                <w:color w:val="1f1f1f"/>
+                <w:sz w:val="26"/>
+                <w:szCs w:val="26"/>
+                <w:rtl w:val="0"/>
+              </w:rPr>
+              <w:t xml:space="preserve">0.9048</w:t>
+            </w:r>
+          </w:p>
+        </w:tc>
+      </w:tr>
+    </w:tbl>
+    <w:p>
+      <w:pPr>
+        <w:pStyle w:val="Heading6"/>
+        <w:spacing w:line="360" w:lineRule="auto"/>
+        <w:jc w:val="center"/>
+        <w:rPr>
+          <w:rFonts w:ascii="Times New Roman" w:cs="Times New Roman" w:eastAsia="Times New Roman" w:hAnsi="Times New Roman"/>
+          <w:sz w:val="26"/>
+          <w:szCs w:val="26"/>
+        </w:rPr>
+      </w:pPr>
+      <w:bookmarkStart w:colFirst="0" w:colLast="0" w:name="_w9xcsk2zfoe6" w:id="45"/>
+      <w:bookmarkEnd w:id="45"/>
+      <w:r>
+        <w:rPr>
+          <w:rFonts w:ascii="Times New Roman" w:cs="Times New Roman" w:eastAsia="Times New Roman" w:hAnsi="Times New Roman"/>
+          <w:color w:val="000000"/>
+          <w:sz w:val="26"/>
+          <w:szCs w:val="26"/>
+          <w:rtl w:val="0"/>
+        </w:rPr>
+        <w:t xml:space="preserve">Bảng 2.3. Kết quả MAE, RMSE, </w:t>
+      </w:r>
+      <w:r>
+        <w:rPr>
+          <w:rFonts w:ascii="Times New Roman" w:cs="Times New Roman" w:eastAsia="Times New Roman" w:hAnsi="Times New Roman"/>
+          <w:color w:val="1f1f1f"/>
+          <w:sz w:val="26"/>
+          <w:szCs w:val="26"/>
+          <w:rtl w:val="0"/>
+        </w:rPr>
+        <w:t xml:space="preserve">R² của các mô hình</w:t>
+      </w:r>
+      <w:r>
+        <w:rPr>
+          <w:rtl w:val="0"/>
+        </w:rPr>
+      </w:r>
+    </w:p>
+    <w:p>
+      <w:pPr>
+        <w:spacing w:line="360" w:lineRule="auto"/>
+        <w:ind w:firstLine="708.6614173228347"/>
+        <w:jc w:val="both"/>
+        <w:rPr>
+          <w:rFonts w:ascii="Times New Roman" w:cs="Times New Roman" w:eastAsia="Times New Roman" w:hAnsi="Times New Roman"/>
+          <w:sz w:val="26"/>
+          <w:szCs w:val="26"/>
+        </w:rPr>
+      </w:pPr>
+      <w:r>
+        <w:rPr>
+          <w:rFonts w:ascii="Times New Roman" w:cs="Times New Roman" w:eastAsia="Times New Roman" w:hAnsi="Times New Roman"/>
+          <w:sz w:val="26"/>
+          <w:szCs w:val="26"/>
+          <w:rtl w:val="0"/>
+        </w:rPr>
+        <w:t xml:space="preserve">Linear Regression có MAE và RMSE thấp nhất, đồng thời có R² cao nhất trong ba mô hình. Vì vậy, trong phạm vi bộ dữ liệu, cách chia tập và cấu hình thử nghiệm hiện tại, Linear Regression được lựa chọn là mô hình phù hợp nhất. Kết quả này không đủ để khẳng định quan hệ dữ liệu hoàn toàn tuyến tính hoặc Linear Regression luôn tốt hơn Random Forest trong các giai đoạn khác. </w:t>
+      </w:r>
+      <w:r>
+        <w:rPr>
+          <w:rtl w:val="0"/>
+        </w:rPr>
+      </w:r>
+    </w:p>
+    <w:p>
+      <w:pPr>
+        <w:spacing w:line="360" w:lineRule="auto"/>
+        <w:jc w:val="both"/>
+        <w:rPr>
+          <w:rFonts w:ascii="Times New Roman" w:cs="Times New Roman" w:eastAsia="Times New Roman" w:hAnsi="Times New Roman"/>
+          <w:i w:val="1"/>
+          <w:iCs w:val="1"/>
+          <w:sz w:val="26"/>
+          <w:szCs w:val="26"/>
+        </w:rPr>
+      </w:pPr>
+      <w:r>
+        <w:rPr>
+          <w:rFonts w:ascii="Times New Roman" w:cs="Times New Roman" w:eastAsia="Times New Roman" w:hAnsi="Times New Roman"/>
+          <w:i w:val="1"/>
+          <w:iCs w:val="1"/>
+          <w:sz w:val="26"/>
+          <w:szCs w:val="26"/>
+        </w:rPr>
+        <w:drawing>
+          <wp:inline distB="114300" distT="114300" distL="114300" distR="114300">
+            <wp:extent cx="5940000" cy="2768600"/>
+            <wp:effectExtent b="0" l="0" r="0" t="0"/>
+            <wp:docPr id="9" name="image4.png"/>
+            <a:graphic>
+              <a:graphicData uri="http://schemas.openxmlformats.org/drawingml/2006/picture">
+                <pic:pic>
+                  <pic:nvPicPr>
+                    <pic:cNvPr id="0" name="image4.png"/>
+                    <pic:cNvPicPr preferRelativeResize="0"/>
+                  </pic:nvPicPr>
+                  <pic:blipFill>
+                    <a:blip r:embed="rId19"/>
+                    <a:srcRect b="0" l="0" r="0" t="0"/>
+                    <a:stretch>
+                      <a:fillRect/>
+                    </a:stretch>
+                  </pic:blipFill>
+                  <pic:spPr>
+                    <a:xfrm>
+                      <a:off x="0" y="0"/>
+                      <a:ext cx="5940000" cy="2768600"/>
+                    </a:xfrm>
+                    <a:prstGeom prst="rect"/>
+                    <a:ln/>
+                  </pic:spPr>
+                </pic:pic>
+              </a:graphicData>
+            </a:graphic>
+          </wp:inline>
+        </w:drawing>
+      </w:r>
+      <w:r>
+        <w:rPr>
+          <w:rtl w:val="0"/>
+        </w:rPr>
+      </w:r>
+    </w:p>
+    <w:p>
+      <w:pPr>
+        <w:spacing w:line="360" w:lineRule="auto"/>
+        <w:jc w:val="both"/>
+        <w:rPr>
+          <w:rFonts w:ascii="Times New Roman" w:cs="Times New Roman" w:eastAsia="Times New Roman" w:hAnsi="Times New Roman"/>
+          <w:i w:val="1"/>
+          <w:iCs w:val="1"/>
+          <w:sz w:val="26"/>
+          <w:szCs w:val="26"/>
+        </w:rPr>
+      </w:pPr>
+      <w:r>
+        <w:rPr>
+          <w:rFonts w:ascii="Times New Roman" w:cs="Times New Roman" w:eastAsia="Times New Roman" w:hAnsi="Times New Roman"/>
+          <w:i w:val="1"/>
+          <w:iCs w:val="1"/>
+          <w:sz w:val="26"/>
+          <w:szCs w:val="26"/>
+        </w:rPr>
+        <w:drawing>
+          <wp:inline distB="114300" distT="114300" distL="114300" distR="114300">
+            <wp:extent cx="5940000" cy="2768600"/>
+            <wp:effectExtent b="0" l="0" r="0" t="0"/>
+            <wp:docPr id="14" name="image13.png"/>
+            <a:graphic>
+              <a:graphicData uri="http://schemas.openxmlformats.org/drawingml/2006/picture">
+                <pic:pic>
+                  <pic:nvPicPr>
+                    <pic:cNvPr id="0" name="image13.png"/>
+                    <pic:cNvPicPr preferRelativeResize="0"/>
+                  </pic:nvPicPr>
+                  <pic:blipFill>
+                    <a:blip r:embed="rId20"/>
+                    <a:srcRect b="0" l="0" r="0" t="0"/>
+                    <a:stretch>
+                      <a:fillRect/>
+                    </a:stretch>
+                  </pic:blipFill>
+                  <pic:spPr>
+                    <a:xfrm>
+                      <a:off x="0" y="0"/>
+                      <a:ext cx="5940000" cy="2768600"/>
+                    </a:xfrm>
+                    <a:prstGeom prst="rect"/>
+                    <a:ln/>
+                  </pic:spPr>
+                </pic:pic>
+              </a:graphicData>
+            </a:graphic>
+          </wp:inline>
+        </w:drawing>
+      </w:r>
+      <w:r>
+        <w:rPr>
+          <w:rtl w:val="0"/>
+        </w:rPr>
+      </w:r>
+    </w:p>
+    <w:p>
+      <w:pPr>
+        <w:spacing w:line="360" w:lineRule="auto"/>
+        <w:jc w:val="both"/>
+        <w:rPr>
+          <w:rFonts w:ascii="Times New Roman" w:cs="Times New Roman" w:eastAsia="Times New Roman" w:hAnsi="Times New Roman"/>
+          <w:i w:val="1"/>
+          <w:iCs w:val="1"/>
+          <w:sz w:val="26"/>
+          <w:szCs w:val="26"/>
+        </w:rPr>
+      </w:pPr>
+      <w:r>
+        <w:rPr>
+          <w:rFonts w:ascii="Times New Roman" w:cs="Times New Roman" w:eastAsia="Times New Roman" w:hAnsi="Times New Roman"/>
+          <w:i w:val="1"/>
+          <w:iCs w:val="1"/>
+          <w:sz w:val="26"/>
+          <w:szCs w:val="26"/>
+        </w:rPr>
+        <w:drawing>
+          <wp:inline distB="114300" distT="114300" distL="114300" distR="114300">
+            <wp:extent cx="5940000" cy="2768600"/>
+            <wp:effectExtent b="0" l="0" r="0" t="0"/>
+            <wp:docPr id="7" name="image12.png"/>
+            <a:graphic>
+              <a:graphicData uri="http://schemas.openxmlformats.org/drawingml/2006/picture">
+                <pic:pic>
+                  <pic:nvPicPr>
+                    <pic:cNvPr id="0" name="image12.png"/>
+                    <pic:cNvPicPr preferRelativeResize="0"/>
+                  </pic:nvPicPr>
+                  <pic:blipFill>
+                    <a:blip r:embed="rId21"/>
+                    <a:srcRect b="0" l="0" r="0" t="0"/>
+                    <a:stretch>
+                      <a:fillRect/>
+                    </a:stretch>
+                  </pic:blipFill>
+                  <pic:spPr>
+                    <a:xfrm>
+                      <a:off x="0" y="0"/>
+                      <a:ext cx="5940000" cy="2768600"/>
+                    </a:xfrm>
+                    <a:prstGeom prst="rect"/>
+                    <a:ln/>
+                  </pic:spPr>
+                </pic:pic>
+              </a:graphicData>
+            </a:graphic>
+          </wp:inline>
+        </w:drawing>
+      </w:r>
+      <w:r>
+        <w:rPr>
+          <w:rtl w:val="0"/>
+        </w:rPr>
+      </w:r>
+    </w:p>
+    <w:p>
+      <w:pPr>
+        <w:pStyle w:val="Heading5"/>
+        <w:spacing w:line="360" w:lineRule="auto"/>
+        <w:jc w:val="center"/>
+        <w:rPr>
+          <w:rFonts w:ascii="Times New Roman" w:cs="Times New Roman" w:eastAsia="Times New Roman" w:hAnsi="Times New Roman"/>
+          <w:i w:val="1"/>
+          <w:iCs w:val="1"/>
+          <w:color w:val="000000"/>
+          <w:sz w:val="26"/>
+          <w:szCs w:val="26"/>
+        </w:rPr>
+      </w:pPr>
+      <w:bookmarkStart w:colFirst="0" w:colLast="0" w:name="_q7hvkea1uc8u" w:id="46"/>
+      <w:bookmarkEnd w:id="46"/>
+      <w:r>
+        <w:rPr>
+          <w:rFonts w:ascii="Times New Roman" w:cs="Times New Roman" w:eastAsia="Times New Roman" w:hAnsi="Times New Roman"/>
+          <w:i w:val="1"/>
+          <w:iCs w:val="1"/>
+          <w:color w:val="000000"/>
+          <w:sz w:val="26"/>
+          <w:szCs w:val="26"/>
+          <w:rtl w:val="0"/>
+        </w:rPr>
+        <w:t xml:space="preserve">Hình 2.11. So sánh lượt nghe thực tế và dự đoán của ba mô hình trên 50 quan sát đầu</w:t>
+      </w:r>
+      <w:r>
+        <w:rPr>
+          <w:rtl w:val="0"/>
+        </w:rPr>
       </w:r>
     </w:p>
     <w:p>
@@ -5184,8 +9055,9 @@
           <w:ilvl w:val="0"/>
           <w:numId w:val="1"/>
         </w:numPr>
-        <w:spacing w:after="0" w:afterAutospacing="0" w:before="0" w:beforeAutospacing="0" w:line="360" w:lineRule="auto"/>
+        <w:spacing w:after="0" w:afterAutospacing="0" w:line="360" w:lineRule="auto"/>
         <w:ind w:left="720" w:hanging="360"/>
+        <w:jc w:val="both"/>
         <w:rPr>
           <w:rFonts w:ascii="Times New Roman" w:cs="Times New Roman" w:eastAsia="Times New Roman" w:hAnsi="Times New Roman"/>
           <w:b w:val="1"/>
@@ -5194,8 +9066,8 @@
           <w:szCs w:val="26"/>
         </w:rPr>
       </w:pPr>
-      <w:bookmarkStart w:colFirst="0" w:colLast="0" w:name="_dyo85yx5ct2w" w:id="11"/>
-      <w:bookmarkEnd w:id="11"/>
+      <w:bookmarkStart w:colFirst="0" w:colLast="0" w:name="_dyo85yx5ct2w" w:id="47"/>
+      <w:bookmarkEnd w:id="47"/>
       <w:r>
         <w:rPr>
           <w:rFonts w:ascii="Times New Roman" w:cs="Times New Roman" w:eastAsia="Times New Roman" w:hAnsi="Times New Roman"/>
@@ -5206,58 +9078,6 @@
           <w:rtl w:val="0"/>
         </w:rPr>
         <w:t xml:space="preserve">Kết luận và ứng dụng</w:t>
-      </w:r>
-    </w:p>
-    <w:p>
-      <w:pPr>
-        <w:pStyle w:val="Heading3"/>
-        <w:numPr>
-          <w:ilvl w:val="1"/>
-          <w:numId w:val="1"/>
-        </w:numPr>
-        <w:spacing w:after="0" w:afterAutospacing="0" w:before="0" w:beforeAutospacing="0" w:line="360" w:lineRule="auto"/>
-        <w:ind w:left="1440" w:hanging="360"/>
-        <w:rPr>
-          <w:color w:val="000000"/>
-        </w:rPr>
-      </w:pPr>
-      <w:bookmarkStart w:colFirst="0" w:colLast="0" w:name="_1yoxz0u1l0fe" w:id="12"/>
-      <w:bookmarkEnd w:id="12"/>
-      <w:r>
-        <w:rPr>
-          <w:rFonts w:ascii="Times New Roman" w:cs="Times New Roman" w:eastAsia="Times New Roman" w:hAnsi="Times New Roman"/>
-          <w:color w:val="000000"/>
-          <w:sz w:val="26"/>
-          <w:szCs w:val="26"/>
-          <w:rtl w:val="0"/>
-        </w:rPr>
-        <w:t xml:space="preserve">Ưu điểm</w:t>
-      </w:r>
-    </w:p>
-    <w:p>
-      <w:pPr>
-        <w:pStyle w:val="Heading3"/>
-        <w:numPr>
-          <w:ilvl w:val="1"/>
-          <w:numId w:val="1"/>
-        </w:numPr>
-        <w:spacing w:after="0" w:afterAutospacing="0" w:before="0" w:beforeAutospacing="0" w:line="360" w:lineRule="auto"/>
-        <w:ind w:left="1440" w:hanging="360"/>
-        <w:rPr>
-          <w:color w:val="000000"/>
-        </w:rPr>
-      </w:pPr>
-      <w:bookmarkStart w:colFirst="0" w:colLast="0" w:name="_obek8qnxq1z" w:id="13"/>
-      <w:bookmarkEnd w:id="13"/>
-      <w:r>
-        <w:rPr>
-          <w:rFonts w:ascii="Times New Roman" w:cs="Times New Roman" w:eastAsia="Times New Roman" w:hAnsi="Times New Roman"/>
-          <w:color w:val="000000"/>
-          <w:sz w:val="26"/>
-          <w:szCs w:val="26"/>
-          <w:rtl w:val="0"/>
-        </w:rPr>
-        <w:t xml:space="preserve">Nhược điểm</w:t>
       </w:r>
     </w:p>
     <w:p>
@@ -5269,53 +9089,319 @@
         </w:numPr>
         <w:spacing w:after="100" w:before="0" w:beforeAutospacing="0" w:line="360" w:lineRule="auto"/>
         <w:ind w:left="1440" w:hanging="360"/>
-        <w:rPr/>
-      </w:pPr>
-      <w:bookmarkStart w:colFirst="0" w:colLast="0" w:name="_qhun8kslwje5" w:id="14"/>
-      <w:bookmarkEnd w:id="14"/>
-      <w:r>
-        <w:rPr>
-          <w:rFonts w:ascii="Times New Roman" w:cs="Times New Roman" w:eastAsia="Times New Roman" w:hAnsi="Times New Roman"/>
+        <w:jc w:val="both"/>
+        <w:rPr>
           <w:color w:val="000000"/>
-          <w:sz w:val="26"/>
-          <w:szCs w:val="26"/>
-          <w:rtl w:val="0"/>
-        </w:rPr>
-        <w:t xml:space="preserve">Ứng dụng Marketing</w:t>
-      </w:r>
-      <w:r>
-        <w:br w:type="page"/>
-      </w:r>
-      <w:r>
-        <w:rPr>
-          <w:rtl w:val="0"/>
-        </w:rPr>
-      </w:r>
-    </w:p>
-    <w:p>
-      <w:pPr>
-        <w:pStyle w:val="Heading1"/>
-        <w:jc w:val="center"/>
+        </w:rPr>
+      </w:pPr>
+      <w:bookmarkStart w:colFirst="0" w:colLast="0" w:name="_1yoxz0u1l0fe" w:id="48"/>
+      <w:bookmarkEnd w:id="48"/>
+      <w:r>
         <w:rPr>
           <w:rFonts w:ascii="Times New Roman" w:cs="Times New Roman" w:eastAsia="Times New Roman" w:hAnsi="Times New Roman"/>
           <w:b w:val="1"/>
           <w:bCs w:val="1"/>
-          <w:sz w:val="26"/>
-          <w:szCs w:val="26"/>
-        </w:rPr>
-      </w:pPr>
-      <w:bookmarkStart w:colFirst="0" w:colLast="0" w:name="_oghpxxa00atk" w:id="15"/>
-      <w:bookmarkEnd w:id="15"/>
+          <w:color w:val="000000"/>
+          <w:sz w:val="26"/>
+          <w:szCs w:val="26"/>
+          <w:rtl w:val="0"/>
+        </w:rPr>
+        <w:t xml:space="preserve">Ưu điểm</w:t>
+      </w:r>
+    </w:p>
+    <w:p>
+      <w:pPr>
+        <w:spacing w:line="360" w:lineRule="auto"/>
+        <w:ind w:left="0" w:firstLine="708.6614173228347"/>
+        <w:jc w:val="both"/>
+        <w:rPr>
+          <w:rFonts w:ascii="Times New Roman" w:cs="Times New Roman" w:eastAsia="Times New Roman" w:hAnsi="Times New Roman"/>
+          <w:sz w:val="26"/>
+          <w:szCs w:val="26"/>
+        </w:rPr>
+      </w:pPr>
+      <w:r>
+        <w:rPr>
+          <w:rFonts w:ascii="Times New Roman" w:cs="Times New Roman" w:eastAsia="Times New Roman" w:hAnsi="Times New Roman"/>
+          <w:sz w:val="26"/>
+          <w:szCs w:val="26"/>
+          <w:rtl w:val="0"/>
+        </w:rPr>
+        <w:t xml:space="preserve">Đề tài sử dụng dữ liệu bảng xếp hạng theo tuần và duy trì đúng thứ tự thời gian khi chia train-test. Việc bổ sung Baseline giúp đánh giá mức cải thiện thực sự của mô hình học máy. Phân tích kết hợp nhiều góc nhìn như lượt nghe, thứ hạng, nghệ sĩ, thể loại, bài mới hoặc quay lại và điểm tiềm năng, nhờ đó kết quả có tính trực quan và dễ ứng dụng.</w:t>
+      </w:r>
+      <w:r>
+        <w:rPr>
+          <w:rtl w:val="0"/>
+        </w:rPr>
+      </w:r>
+    </w:p>
+    <w:p>
+      <w:pPr>
+        <w:pStyle w:val="Heading3"/>
+        <w:numPr>
+          <w:ilvl w:val="1"/>
+          <w:numId w:val="1"/>
+        </w:numPr>
+        <w:spacing w:after="100" w:before="120" w:line="360" w:lineRule="auto"/>
+        <w:ind w:left="1440" w:hanging="360"/>
+        <w:jc w:val="both"/>
+        <w:rPr>
+          <w:color w:val="000000"/>
+        </w:rPr>
+      </w:pPr>
+      <w:bookmarkStart w:colFirst="0" w:colLast="0" w:name="_obek8qnxq1z" w:id="49"/>
+      <w:bookmarkEnd w:id="49"/>
       <w:r>
         <w:rPr>
           <w:rFonts w:ascii="Times New Roman" w:cs="Times New Roman" w:eastAsia="Times New Roman" w:hAnsi="Times New Roman"/>
           <w:b w:val="1"/>
           <w:bCs w:val="1"/>
+          <w:color w:val="000000"/>
+          <w:sz w:val="26"/>
+          <w:szCs w:val="26"/>
+          <w:rtl w:val="0"/>
+        </w:rPr>
+        <w:t xml:space="preserve">Nhược điểm</w:t>
+      </w:r>
+    </w:p>
+    <w:p>
+      <w:pPr>
+        <w:spacing w:after="100" w:line="360" w:lineRule="auto"/>
+        <w:ind w:firstLine="708.6614173228347"/>
+        <w:jc w:val="both"/>
+        <w:rPr>
+          <w:rFonts w:ascii="Times New Roman" w:cs="Times New Roman" w:eastAsia="Times New Roman" w:hAnsi="Times New Roman"/>
+          <w:sz w:val="26"/>
+          <w:szCs w:val="26"/>
+        </w:rPr>
+      </w:pPr>
+      <w:r>
+        <w:rPr>
+          <w:rFonts w:ascii="Times New Roman" w:cs="Times New Roman" w:eastAsia="Times New Roman" w:hAnsi="Times New Roman"/>
+          <w:sz w:val="26"/>
+          <w:szCs w:val="26"/>
+          <w:rtl w:val="0"/>
+        </w:rPr>
+        <w:t xml:space="preserve">Phạm vi dữ liệu chỉ gồm 12 tuần và giới hạn trong Top 200, nên chưa phản ánh được xu hướng dài hạn hoặc các bài hát nằm ngoài bảng xếp hạng. Genre được nhóm bổ sung nên có thể chịu ảnh hưởng của cách phân loại. Biến is_new_entry bao gồm cả bài mới hoàn toàn và bài quay lại, vì vậy cần thận trọng khi diễn giải.</w:t>
+      </w:r>
+    </w:p>
+    <w:p>
+      <w:pPr>
+        <w:spacing w:line="360" w:lineRule="auto"/>
+        <w:ind w:left="0" w:firstLine="708.6614173228347"/>
+        <w:jc w:val="both"/>
+        <w:rPr>
+          <w:rFonts w:ascii="Times New Roman" w:cs="Times New Roman" w:eastAsia="Times New Roman" w:hAnsi="Times New Roman"/>
+          <w:sz w:val="26"/>
+          <w:szCs w:val="26"/>
+        </w:rPr>
+      </w:pPr>
+      <w:r>
+        <w:rPr>
+          <w:rFonts w:ascii="Times New Roman" w:cs="Times New Roman" w:eastAsia="Times New Roman" w:hAnsi="Times New Roman"/>
+          <w:sz w:val="26"/>
+          <w:szCs w:val="26"/>
+          <w:rtl w:val="0"/>
+        </w:rPr>
+        <w:t xml:space="preserve">Mô hình chưa sử dụng các yếu tố bên ngoài như chiến dịch quảng bá, xu hướng mạng xã hội, thời điểm phát hành, sự kiện âm nhạc hoặc dữ liệu playlist. Nghiên cứu mới so sánh ba mô hình và chưa tối ưu siêu tham số. Tập kiểm tra chỉ gồm hai khoảng dự đoán tuần 18/06 và 25/06; chưa có dữ liệu thực tế sau 25/06 để đánh giá một dự báo tương lai hoàn toàn mới. </w:t>
+      </w:r>
+      <w:r>
+        <w:rPr>
+          <w:rtl w:val="0"/>
+        </w:rPr>
+      </w:r>
+    </w:p>
+    <w:p>
+      <w:pPr>
+        <w:pStyle w:val="Heading3"/>
+        <w:numPr>
+          <w:ilvl w:val="1"/>
+          <w:numId w:val="1"/>
+        </w:numPr>
+        <w:spacing w:after="100" w:before="120" w:line="360" w:lineRule="auto"/>
+        <w:ind w:left="1440" w:hanging="360"/>
+        <w:jc w:val="both"/>
+        <w:rPr/>
+      </w:pPr>
+      <w:bookmarkStart w:colFirst="0" w:colLast="0" w:name="_qhun8kslwje5" w:id="50"/>
+      <w:bookmarkEnd w:id="50"/>
+      <w:r>
+        <w:rPr>
+          <w:rFonts w:ascii="Times New Roman" w:cs="Times New Roman" w:eastAsia="Times New Roman" w:hAnsi="Times New Roman"/>
+          <w:b w:val="1"/>
+          <w:bCs w:val="1"/>
+          <w:color w:val="000000"/>
+          <w:sz w:val="26"/>
+          <w:szCs w:val="26"/>
+          <w:rtl w:val="0"/>
+        </w:rPr>
+        <w:t xml:space="preserve">Ứng dụng Marketing</w:t>
+      </w:r>
+    </w:p>
+    <w:p>
+      <w:pPr>
+        <w:spacing w:after="100" w:line="360" w:lineRule="auto"/>
+        <w:ind w:firstLine="708.6614173228347"/>
+        <w:jc w:val="both"/>
+        <w:rPr>
+          <w:rFonts w:ascii="Times New Roman" w:cs="Times New Roman" w:eastAsia="Times New Roman" w:hAnsi="Times New Roman"/>
+          <w:sz w:val="26"/>
+          <w:szCs w:val="26"/>
+        </w:rPr>
+      </w:pPr>
+      <w:r>
+        <w:rPr>
+          <w:rFonts w:ascii="Times New Roman" w:cs="Times New Roman" w:eastAsia="Times New Roman" w:hAnsi="Times New Roman"/>
+          <w:sz w:val="26"/>
+          <w:szCs w:val="26"/>
+          <w:rtl w:val="0"/>
+        </w:rPr>
+        <w:t xml:space="preserve">Đơn vị phát hành có thể sử dụng kết quả để xây dựng danh sách theo dõi các bài đang tăng hạng, ưu tiên quảng bá sớm cho bài có điểm tiềm năng cao và duy trì truyền thông đối với bài đã có thứ hạng ổn định. Phân tích theo thể loại hỗ trợ lựa chọn nội dung phù hợp với thị hiếu trong từng giai đoạn, trong khi dự đoán lượt nghe cung cấp thêm cơ sở định lượng cho việc phân bổ ngân sách.</w:t>
+      </w:r>
+    </w:p>
+    <w:p>
+      <w:pPr>
+        <w:spacing w:after="100" w:before="120" w:line="360" w:lineRule="auto"/>
+        <w:ind w:firstLine="708.6614173228347"/>
+        <w:jc w:val="both"/>
+        <w:rPr>
+          <w:rFonts w:ascii="Times New Roman" w:cs="Times New Roman" w:eastAsia="Times New Roman" w:hAnsi="Times New Roman"/>
+          <w:sz w:val="26"/>
+          <w:szCs w:val="26"/>
+        </w:rPr>
+      </w:pPr>
+      <w:r>
+        <w:rPr>
+          <w:rFonts w:ascii="Times New Roman" w:cs="Times New Roman" w:eastAsia="Times New Roman" w:hAnsi="Times New Roman"/>
+          <w:sz w:val="26"/>
+          <w:szCs w:val="26"/>
+          <w:rtl w:val="0"/>
+        </w:rPr>
+        <w:t xml:space="preserve">Kết quả nên được xem là công cụ hỗ trợ quyết định thay vì tiêu chí duy nhất. Khi áp dụng thực tế, cần kết hợp với dữ liệu mạng xã hội, chi phí quảng cáo, đặc điểm khán giả, lịch phát hành và mục tiêu của từng chiến dịch. </w:t>
+      </w:r>
+      <w:r>
+        <w:br w:type="page"/>
+      </w:r>
+      <w:r>
+        <w:rPr>
+          <w:rtl w:val="0"/>
+        </w:rPr>
+      </w:r>
+    </w:p>
+    <w:p>
+      <w:pPr>
+        <w:pStyle w:val="Heading1"/>
+        <w:spacing w:line="360" w:lineRule="auto"/>
+        <w:jc w:val="center"/>
+        <w:rPr>
+          <w:rFonts w:ascii="Times New Roman" w:cs="Times New Roman" w:eastAsia="Times New Roman" w:hAnsi="Times New Roman"/>
+          <w:b w:val="1"/>
+          <w:bCs w:val="1"/>
+          <w:sz w:val="26"/>
+          <w:szCs w:val="26"/>
+        </w:rPr>
+      </w:pPr>
+      <w:bookmarkStart w:colFirst="0" w:colLast="0" w:name="_oghpxxa00atk" w:id="51"/>
+      <w:bookmarkEnd w:id="51"/>
+      <w:r>
+        <w:rPr>
+          <w:rFonts w:ascii="Times New Roman" w:cs="Times New Roman" w:eastAsia="Times New Roman" w:hAnsi="Times New Roman"/>
+          <w:b w:val="1"/>
+          <w:bCs w:val="1"/>
           <w:sz w:val="26"/>
           <w:szCs w:val="26"/>
           <w:rtl w:val="0"/>
         </w:rPr>
         <w:t xml:space="preserve">TÀI LIỆU THAM KHẢO</w:t>
+      </w:r>
+    </w:p>
+    <w:p>
+      <w:pPr>
+        <w:spacing w:after="100" w:line="360" w:lineRule="auto"/>
+        <w:ind w:left="0" w:firstLine="0"/>
+        <w:jc w:val="both"/>
+        <w:rPr>
+          <w:rFonts w:ascii="Times New Roman" w:cs="Times New Roman" w:eastAsia="Times New Roman" w:hAnsi="Times New Roman"/>
+          <w:sz w:val="26"/>
+          <w:szCs w:val="26"/>
+        </w:rPr>
+      </w:pPr>
+      <w:r>
+        <w:rPr>
+          <w:rFonts w:ascii="Times New Roman" w:cs="Times New Roman" w:eastAsia="Times New Roman" w:hAnsi="Times New Roman"/>
+          <w:sz w:val="26"/>
+          <w:szCs w:val="26"/>
+          <w:rtl w:val="0"/>
+        </w:rPr>
+        <w:t xml:space="preserve">[1] Spotify. Spotify Charts - Weekly Top Songs, Vietnam. Dữ liệu bảng xếp hạng sử dụng trong giai đoạn 09/04/2026-25/06/2026.</w:t>
+      </w:r>
+    </w:p>
+    <w:p>
+      <w:pPr>
+        <w:spacing w:after="100" w:line="360" w:lineRule="auto"/>
+        <w:ind w:left="0" w:firstLine="0"/>
+        <w:jc w:val="both"/>
+        <w:rPr>
+          <w:rFonts w:ascii="Times New Roman" w:cs="Times New Roman" w:eastAsia="Times New Roman" w:hAnsi="Times New Roman"/>
+          <w:sz w:val="26"/>
+          <w:szCs w:val="26"/>
+        </w:rPr>
+      </w:pPr>
+      <w:r>
+        <w:rPr>
+          <w:rFonts w:ascii="Times New Roman" w:cs="Times New Roman" w:eastAsia="Times New Roman" w:hAnsi="Times New Roman"/>
+          <w:sz w:val="26"/>
+          <w:szCs w:val="26"/>
+          <w:rtl w:val="0"/>
+        </w:rPr>
+        <w:t xml:space="preserve">[2] McKinney, W. (2010). Data Structures for Statistical Computing in Python. Proceedings of the 9th Python in Science Conference.</w:t>
+      </w:r>
+    </w:p>
+    <w:p>
+      <w:pPr>
+        <w:spacing w:after="100" w:line="360" w:lineRule="auto"/>
+        <w:ind w:left="0" w:firstLine="0"/>
+        <w:jc w:val="both"/>
+        <w:rPr>
+          <w:rFonts w:ascii="Times New Roman" w:cs="Times New Roman" w:eastAsia="Times New Roman" w:hAnsi="Times New Roman"/>
+          <w:sz w:val="26"/>
+          <w:szCs w:val="26"/>
+        </w:rPr>
+      </w:pPr>
+      <w:r>
+        <w:rPr>
+          <w:rFonts w:ascii="Times New Roman" w:cs="Times New Roman" w:eastAsia="Times New Roman" w:hAnsi="Times New Roman"/>
+          <w:sz w:val="26"/>
+          <w:szCs w:val="26"/>
+          <w:rtl w:val="0"/>
+        </w:rPr>
+        <w:t xml:space="preserve">[3] Pedregosa, F. và cộng sự (2011). Scikit-learn: Machine Learning in Python. Journal of Machine Learning Research, 12, 2825-2830.</w:t>
+      </w:r>
+    </w:p>
+    <w:p>
+      <w:pPr>
+        <w:spacing w:after="100" w:line="360" w:lineRule="auto"/>
+        <w:ind w:left="0" w:firstLine="0"/>
+        <w:jc w:val="both"/>
+        <w:rPr>
+          <w:rFonts w:ascii="Times New Roman" w:cs="Times New Roman" w:eastAsia="Times New Roman" w:hAnsi="Times New Roman"/>
+          <w:sz w:val="26"/>
+          <w:szCs w:val="26"/>
+        </w:rPr>
+      </w:pPr>
+      <w:r>
+        <w:rPr>
+          <w:rFonts w:ascii="Times New Roman" w:cs="Times New Roman" w:eastAsia="Times New Roman" w:hAnsi="Times New Roman"/>
+          <w:sz w:val="26"/>
+          <w:szCs w:val="26"/>
+          <w:rtl w:val="0"/>
+        </w:rPr>
+        <w:t xml:space="preserve">[4] Hunter, J. D. (2007). Matplotlib: A 2D Graphics Environment. Computing in Science &amp; Engineering, 9(3), 90-95.</w:t>
+      </w:r>
+      <w:r>
+        <w:rPr>
+          <w:rtl w:val="0"/>
+        </w:rPr>
       </w:r>
     </w:p>
     <w:sectPr>
@@ -5352,8 +9438,8 @@
       </w:pPr>
       <w:rPr>
         <w:rFonts w:ascii="Times New Roman" w:cs="Times New Roman" w:eastAsia="Times New Roman" w:hAnsi="Times New Roman"/>
-        <w:b w:val="0"/>
-        <w:bCs w:val="0"/>
+        <w:b w:val="1"/>
+        <w:bCs w:val="1"/>
         <w:sz w:val="26"/>
         <w:szCs w:val="26"/>
         <w:u w:val="none"/>
@@ -5368,6 +9454,9 @@
         <w:ind w:left="2160" w:hanging="360"/>
       </w:pPr>
       <w:rPr>
+        <w:rFonts w:ascii="Times New Roman" w:cs="Times New Roman" w:eastAsia="Times New Roman" w:hAnsi="Times New Roman"/>
+        <w:b w:val="1"/>
+        <w:bCs w:val="1"/>
         <w:u w:val="none"/>
       </w:rPr>
     </w:lvl>
@@ -5635,6 +9724,17 @@
       <w:tblStyleRowBandSize w:val="1"/>
       <w:tblStyleColBandSize w:val="1"/>
     </w:tblPr>
+  </w:style>
+  <w:style w:type="table" w:styleId="Table4">
+    <w:basedOn w:val="TableNormal"/>
+    <w:tblPr>
+      <w:tblStyleRowBandSize w:val="1"/>
+      <w:tblStyleColBandSize w:val="1"/>
+      <w:tblCellMar/>
+    </w:tblPr>
+    <w:tcPr>
+      <w:shd w:fill="ffffff" w:val="clear"/>
+    </w:tcPr>
   </w:style>
 </w:styles>
 </file>
